--- a/Mixed Integer Problem/MIP_report.docx
+++ b/Mixed Integer Problem/MIP_report.docx
@@ -164,19 +164,34 @@
     </w:p>
     <w:p>
       <w:pPr>
-        <w:rPr>
-          <w:rFonts w:ascii="Times New Roman" w:hAnsi="Times New Roman" w:cs="Times New Roman"/>
-        </w:rPr>
-      </w:pPr>
-      <w:r>
-        <w:rPr>
-          <w:rFonts w:ascii="Times New Roman" w:hAnsi="Times New Roman" w:cs="Times New Roman"/>
-        </w:rPr>
-        <w:br w:type="page"/>
+        <w:spacing w:after="0"/>
+        <w:jc w:val="center"/>
+        <w:rPr>
+          <w:rFonts w:ascii="Times New Roman" w:hAnsi="Times New Roman" w:cs="Times New Roman"/>
+        </w:rPr>
+      </w:pPr>
+      <w:r>
+        <w:rPr>
+          <w:rFonts w:ascii="Times New Roman" w:hAnsi="Times New Roman" w:cs="Times New Roman"/>
+        </w:rPr>
+        <w:t>10/19/2026</w:t>
       </w:r>
     </w:p>
     <w:p>
       <w:pPr>
+        <w:rPr>
+          <w:rFonts w:ascii="Times New Roman" w:hAnsi="Times New Roman" w:cs="Times New Roman"/>
+        </w:rPr>
+      </w:pPr>
+      <w:r>
+        <w:rPr>
+          <w:rFonts w:ascii="Times New Roman" w:hAnsi="Times New Roman" w:cs="Times New Roman"/>
+        </w:rPr>
+        <w:br w:type="page"/>
+      </w:r>
+    </w:p>
+    <w:p>
+      <w:pPr>
         <w:spacing w:after="0"/>
         <w:rPr>
           <w:rFonts w:ascii="Times New Roman" w:hAnsi="Times New Roman" w:cs="Times New Roman"/>
@@ -259,7 +274,19 @@
         <w:rPr>
           <w:rFonts w:ascii="Times New Roman" w:hAnsi="Times New Roman" w:cs="Times New Roman"/>
         </w:rPr>
-        <w:t>are $20,000</w:t>
+        <w:t>are $</w:t>
+      </w:r>
+      <w:r>
+        <w:rPr>
+          <w:rFonts w:ascii="Times New Roman" w:hAnsi="Times New Roman" w:cs="Times New Roman"/>
+        </w:rPr>
+        <w:t>1</w:t>
+      </w:r>
+      <w:r>
+        <w:rPr>
+          <w:rFonts w:ascii="Times New Roman" w:hAnsi="Times New Roman" w:cs="Times New Roman"/>
+        </w:rPr>
+        <w:t>0,000</w:t>
       </w:r>
       <w:r>
         <w:rPr>
@@ -277,19 +304,37 @@
         <w:rPr>
           <w:rFonts w:ascii="Times New Roman" w:hAnsi="Times New Roman" w:cs="Times New Roman"/>
         </w:rPr>
-        <w:t xml:space="preserve"> reservoirs, respectively. The pump cost is </w:t>
-      </w:r>
-      <w:r>
-        <w:rPr>
-          <w:rFonts w:ascii="Times New Roman" w:hAnsi="Times New Roman" w:cs="Times New Roman"/>
-        </w:rPr>
-        <w:t>$8,000/year with an operating cost of $20/ac-ft. The famer needs to decide which option is</w:t>
-      </w:r>
-      <w:r>
-        <w:rPr>
-          <w:rFonts w:ascii="Times New Roman" w:hAnsi="Times New Roman" w:cs="Times New Roman"/>
-        </w:rPr>
-        <w:t xml:space="preserve"> the cheapest while still providing </w:t>
+        <w:t xml:space="preserve"> reservoirs. The pump cost is </w:t>
+      </w:r>
+      <w:r>
+        <w:rPr>
+          <w:rFonts w:ascii="Times New Roman" w:hAnsi="Times New Roman" w:cs="Times New Roman"/>
+        </w:rPr>
+        <w:t>$8,000/year with an operating cost of $20/ac-ft. The fa</w:t>
+      </w:r>
+      <w:r>
+        <w:rPr>
+          <w:rFonts w:ascii="Times New Roman" w:hAnsi="Times New Roman" w:cs="Times New Roman"/>
+        </w:rPr>
+        <w:t>r</w:t>
+      </w:r>
+      <w:r>
+        <w:rPr>
+          <w:rFonts w:ascii="Times New Roman" w:hAnsi="Times New Roman" w:cs="Times New Roman"/>
+        </w:rPr>
+        <w:t xml:space="preserve">mer needs to decide which option </w:t>
+      </w:r>
+      <w:r>
+        <w:rPr>
+          <w:rFonts w:ascii="Times New Roman" w:hAnsi="Times New Roman" w:cs="Times New Roman"/>
+        </w:rPr>
+        <w:t>provid</w:t>
+      </w:r>
+      <w:r>
+        <w:rPr>
+          <w:rFonts w:ascii="Times New Roman" w:hAnsi="Times New Roman" w:cs="Times New Roman"/>
+        </w:rPr>
+        <w:t xml:space="preserve">es </w:t>
       </w:r>
       <w:r>
         <w:rPr>
@@ -301,13 +346,25 @@
         <w:rPr>
           <w:rFonts w:ascii="Times New Roman" w:hAnsi="Times New Roman" w:cs="Times New Roman"/>
         </w:rPr>
-        <w:t xml:space="preserve"> revenue. </w:t>
-      </w:r>
-      <w:r>
-        <w:rPr>
-          <w:rFonts w:ascii="Times New Roman" w:hAnsi="Times New Roman" w:cs="Times New Roman"/>
-        </w:rPr>
-        <w:t xml:space="preserve">This paper will provide the problem formulation, solution and analysis of the problem. </w:t>
+        <w:t xml:space="preserve"> </w:t>
+      </w:r>
+      <w:r>
+        <w:rPr>
+          <w:rFonts w:ascii="Times New Roman" w:hAnsi="Times New Roman" w:cs="Times New Roman"/>
+        </w:rPr>
+        <w:t>profit</w:t>
+      </w:r>
+      <w:r>
+        <w:rPr>
+          <w:rFonts w:ascii="Times New Roman" w:hAnsi="Times New Roman" w:cs="Times New Roman"/>
+        </w:rPr>
+        <w:t xml:space="preserve">. </w:t>
+      </w:r>
+      <w:r>
+        <w:rPr>
+          <w:rFonts w:ascii="Times New Roman" w:hAnsi="Times New Roman" w:cs="Times New Roman"/>
+        </w:rPr>
+        <w:t xml:space="preserve">This paper will provide the problem formulation, solution and analysis. </w:t>
       </w:r>
     </w:p>
     <w:p>
@@ -339,7 +396,19 @@
         <w:rPr>
           <w:rFonts w:ascii="Times New Roman" w:hAnsi="Times New Roman" w:cs="Times New Roman"/>
         </w:rPr>
-        <w:t xml:space="preserve">The Dimensions </w:t>
+        <w:t xml:space="preserve">The </w:t>
+      </w:r>
+      <w:r>
+        <w:rPr>
+          <w:rFonts w:ascii="Times New Roman" w:hAnsi="Times New Roman" w:cs="Times New Roman"/>
+        </w:rPr>
+        <w:t>d</w:t>
+      </w:r>
+      <w:r>
+        <w:rPr>
+          <w:rFonts w:ascii="Times New Roman" w:hAnsi="Times New Roman" w:cs="Times New Roman"/>
+        </w:rPr>
+        <w:t xml:space="preserve">imensions </w:t>
       </w:r>
       <w:r>
         <w:rPr>
@@ -504,7 +573,7 @@
         <w:rPr>
           <w:rFonts w:ascii="Times New Roman" w:hAnsi="Times New Roman" w:cs="Times New Roman"/>
         </w:rPr>
-        <w:t>.</w:t>
+        <w:t>erative</w:t>
       </w:r>
       <w:r>
         <w:rPr>
@@ -829,6 +898,77 @@
         </w:rPr>
         <w:t>Mass balance at reservoir</w:t>
       </w:r>
+      <w:r>
+        <w:rPr>
+          <w:rFonts w:ascii="Times New Roman" w:hAnsi="Times New Roman" w:cs="Times New Roman"/>
+        </w:rPr>
+        <w:t xml:space="preserve">; </w:t>
+      </w:r>
+      <m:oMath>
+        <m:r>
+          <w:rPr>
+            <w:rFonts w:ascii="Cambria Math" w:hAnsi="Cambria Math" w:cs="Times New Roman"/>
+          </w:rPr>
+          <m:t xml:space="preserve">X(res, t) = X(res, t-1) + </m:t>
+        </m:r>
+        <m:r>
+          <w:rPr>
+            <w:rFonts w:ascii="Cambria Math" w:hAnsi="Cambria Math" w:cs="Times New Roman"/>
+          </w:rPr>
+          <m:t>Inflow(t) - X(farm, t) - X(river,t)</m:t>
+        </m:r>
+      </m:oMath>
+      <w:r>
+        <w:rPr>
+          <w:rFonts w:ascii="Times New Roman" w:eastAsiaTheme="minorEastAsia" w:hAnsi="Times New Roman" w:cs="Times New Roman"/>
+        </w:rPr>
+        <w:t xml:space="preserve">, </w:t>
+      </w:r>
+    </w:p>
+    <w:p>
+      <w:pPr>
+        <w:pStyle w:val="ListParagraph"/>
+        <w:numPr>
+          <w:ilvl w:val="1"/>
+          <w:numId w:val="2"/>
+        </w:numPr>
+        <w:spacing w:after="0"/>
+        <w:rPr>
+          <w:rFonts w:ascii="Times New Roman" w:hAnsi="Times New Roman" w:cs="Times New Roman"/>
+        </w:rPr>
+      </w:pPr>
+      <w:r>
+        <w:rPr>
+          <w:rFonts w:ascii="Times New Roman" w:eastAsiaTheme="minorEastAsia" w:hAnsi="Times New Roman" w:cs="Times New Roman"/>
+        </w:rPr>
+        <w:t xml:space="preserve">For the initial loop </w:t>
+      </w:r>
+      <w:proofErr w:type="gramStart"/>
+      <w:r>
+        <w:rPr>
+          <w:rFonts w:ascii="Times New Roman" w:eastAsiaTheme="minorEastAsia" w:hAnsi="Times New Roman" w:cs="Times New Roman"/>
+        </w:rPr>
+        <w:t>X(</w:t>
+      </w:r>
+      <w:proofErr w:type="gramEnd"/>
+      <w:r>
+        <w:rPr>
+          <w:rFonts w:ascii="Times New Roman" w:eastAsiaTheme="minorEastAsia" w:hAnsi="Times New Roman" w:cs="Times New Roman"/>
+        </w:rPr>
+        <w:t>res, t-1) = 0, because the initial storage of the reservoir is 0 ac-ft.</w:t>
+      </w:r>
+      <w:r>
+        <w:rPr>
+          <w:rFonts w:ascii="Times New Roman" w:eastAsiaTheme="minorEastAsia" w:hAnsi="Times New Roman" w:cs="Times New Roman"/>
+        </w:rPr>
+        <w:t xml:space="preserve"> This equation applies to each season</w:t>
+      </w:r>
+      <w:r>
+        <w:rPr>
+          <w:rFonts w:ascii="Times New Roman" w:eastAsiaTheme="minorEastAsia" w:hAnsi="Times New Roman" w:cs="Times New Roman"/>
+        </w:rPr>
+        <w:t>.</w:t>
+      </w:r>
     </w:p>
     <w:p>
       <w:pPr>
@@ -839,7 +979,7 @@
         </w:numPr>
         <w:spacing w:after="0"/>
         <w:rPr>
-          <w:rFonts w:ascii="Times New Roman" w:hAnsi="Times New Roman" w:cs="Times New Roman"/>
+          <w:rFonts w:ascii="Times New Roman" w:eastAsiaTheme="minorEastAsia" w:hAnsi="Times New Roman" w:cs="Times New Roman"/>
         </w:rPr>
       </w:pPr>
       <w:r>
@@ -848,6 +988,79 @@
         </w:rPr>
         <w:t>Mass balance at pump station</w:t>
       </w:r>
+      <w:r>
+        <w:rPr>
+          <w:rFonts w:ascii="Times New Roman" w:hAnsi="Times New Roman" w:cs="Times New Roman"/>
+        </w:rPr>
+        <w:t xml:space="preserve"> for each season</w:t>
+      </w:r>
+      <w:r>
+        <w:rPr>
+          <w:rFonts w:ascii="Times New Roman" w:hAnsi="Times New Roman" w:cs="Times New Roman"/>
+        </w:rPr>
+        <w:t xml:space="preserve">; </w:t>
+      </w:r>
+      <m:oMath>
+        <m:r>
+          <w:rPr>
+            <w:rFonts w:ascii="Cambria Math" w:hAnsi="Cambria Math" w:cs="Times New Roman"/>
+          </w:rPr>
+          <m:t>X</m:t>
+        </m:r>
+        <m:d>
+          <m:dPr>
+            <m:ctrlPr>
+              <w:rPr>
+                <w:rFonts w:ascii="Cambria Math" w:hAnsi="Cambria Math" w:cs="Times New Roman"/>
+              </w:rPr>
+            </m:ctrlPr>
+          </m:dPr>
+          <m:e>
+            <m:r>
+              <w:rPr>
+                <w:rFonts w:ascii="Cambria Math" w:hAnsi="Cambria Math" w:cs="Times New Roman"/>
+              </w:rPr>
+              <m:t>pump</m:t>
+            </m:r>
+            <m:r>
+              <w:rPr>
+                <w:rFonts w:ascii="Cambria Math" w:hAnsi="Cambria Math" w:cs="Times New Roman"/>
+              </w:rPr>
+              <m:t>,t</m:t>
+            </m:r>
+          </m:e>
+        </m:d>
+        <m:r>
+          <w:rPr>
+            <w:rFonts w:ascii="Cambria Math" w:hAnsi="Cambria Math" w:cs="Times New Roman"/>
+          </w:rPr>
+          <m:t>≤</m:t>
+        </m:r>
+        <m:r>
+          <w:rPr>
+            <w:rFonts w:ascii="Cambria Math" w:hAnsi="Cambria Math" w:cs="Times New Roman"/>
+          </w:rPr>
+          <m:t xml:space="preserve"> </m:t>
+        </m:r>
+        <m:r>
+          <w:rPr>
+            <w:rFonts w:ascii="Cambria Math" w:hAnsi="Cambria Math" w:cs="Times New Roman"/>
+          </w:rPr>
+          <m:t xml:space="preserve">X(river, t) + </m:t>
+        </m:r>
+        <m:r>
+          <w:rPr>
+            <w:rFonts w:ascii="Cambria Math" w:hAnsi="Cambria Math" w:cs="Times New Roman"/>
+          </w:rPr>
+          <m:t>2*(</m:t>
+        </m:r>
+        <m:r>
+          <w:rPr>
+            <w:rFonts w:ascii="Cambria Math" w:hAnsi="Cambria Math" w:cs="Times New Roman"/>
+          </w:rPr>
+          <m:t>182.5)</m:t>
+        </m:r>
+      </m:oMath>
     </w:p>
     <w:p>
       <w:pPr>
@@ -865,13 +1078,19 @@
         <w:rPr>
           <w:rFonts w:ascii="Times New Roman" w:hAnsi="Times New Roman" w:cs="Times New Roman"/>
         </w:rPr>
-        <w:t>River base flow demand</w:t>
-      </w:r>
-      <w:r>
-        <w:rPr>
-          <w:rFonts w:ascii="Times New Roman" w:hAnsi="Times New Roman" w:cs="Times New Roman"/>
-        </w:rPr>
-        <w:t xml:space="preserve"> due to groundwater</w:t>
+        <w:t xml:space="preserve">The equation is less than or equal to because the farmer is not required to use all the water in the river. </w:t>
+      </w:r>
+      <w:r>
+        <w:rPr>
+          <w:rFonts w:ascii="Times New Roman" w:hAnsi="Times New Roman" w:cs="Times New Roman"/>
+        </w:rPr>
+        <w:t>This equation applies to each season</w:t>
+      </w:r>
+      <w:r>
+        <w:rPr>
+          <w:rFonts w:ascii="Times New Roman" w:hAnsi="Times New Roman" w:cs="Times New Roman"/>
+        </w:rPr>
+        <w:t>.</w:t>
       </w:r>
     </w:p>
     <w:p>
@@ -883,7 +1102,7 @@
         </w:numPr>
         <w:spacing w:after="0"/>
         <w:rPr>
-          <w:rFonts w:ascii="Times New Roman" w:hAnsi="Times New Roman" w:cs="Times New Roman"/>
+          <w:rFonts w:ascii="Times New Roman" w:eastAsiaTheme="minorEastAsia" w:hAnsi="Times New Roman" w:cs="Times New Roman"/>
         </w:rPr>
       </w:pPr>
       <w:r>
@@ -891,6 +1110,46 @@
           <w:rFonts w:ascii="Times New Roman" w:hAnsi="Times New Roman" w:cs="Times New Roman"/>
         </w:rPr>
         <w:t>Dam capacity</w:t>
+      </w:r>
+      <w:r>
+        <w:rPr>
+          <w:rFonts w:ascii="Times New Roman" w:hAnsi="Times New Roman" w:cs="Times New Roman"/>
+        </w:rPr>
+        <w:t xml:space="preserve">; </w:t>
+      </w:r>
+      <w:proofErr w:type="gramStart"/>
+      <w:r>
+        <w:rPr>
+          <w:rFonts w:ascii="Times New Roman" w:hAnsi="Times New Roman" w:cs="Times New Roman"/>
+        </w:rPr>
+        <w:t>X(</w:t>
+      </w:r>
+      <w:proofErr w:type="gramEnd"/>
+      <w:r>
+        <w:rPr>
+          <w:rFonts w:ascii="Times New Roman" w:hAnsi="Times New Roman" w:cs="Times New Roman"/>
+        </w:rPr>
+        <w:t xml:space="preserve">res, t) </w:t>
+      </w:r>
+      <m:oMath>
+        <m:r>
+          <w:rPr>
+            <w:rFonts w:ascii="Cambria Math" w:hAnsi="Cambria Math" w:cs="Times New Roman"/>
+          </w:rPr>
+          <m:t>≤</m:t>
+        </m:r>
+      </m:oMath>
+      <w:r>
+        <w:rPr>
+          <w:rFonts w:ascii="Times New Roman" w:eastAsiaTheme="minorEastAsia" w:hAnsi="Times New Roman" w:cs="Times New Roman"/>
+        </w:rPr>
+        <w:t xml:space="preserve"> </w:t>
+      </w:r>
+      <w:r>
+        <w:rPr>
+          <w:rFonts w:ascii="Times New Roman" w:eastAsiaTheme="minorEastAsia" w:hAnsi="Times New Roman" w:cs="Times New Roman"/>
+        </w:rPr>
+        <w:t>I(high)*Capacity(high) + I(low)*Capacity(low), [ac-ft]</w:t>
       </w:r>
     </w:p>
     <w:p>
@@ -902,7 +1161,7 @@
         </w:numPr>
         <w:spacing w:after="0"/>
         <w:rPr>
-          <w:rFonts w:ascii="Times New Roman" w:hAnsi="Times New Roman" w:cs="Times New Roman"/>
+          <w:rFonts w:ascii="Times New Roman" w:eastAsiaTheme="minorEastAsia" w:hAnsi="Times New Roman" w:cs="Times New Roman"/>
         </w:rPr>
       </w:pPr>
       <w:r>
@@ -910,6 +1169,46 @@
           <w:rFonts w:ascii="Times New Roman" w:hAnsi="Times New Roman" w:cs="Times New Roman"/>
         </w:rPr>
         <w:t>Pump capacity</w:t>
+      </w:r>
+      <w:r>
+        <w:rPr>
+          <w:rFonts w:ascii="Times New Roman" w:hAnsi="Times New Roman" w:cs="Times New Roman"/>
+        </w:rPr>
+        <w:t xml:space="preserve">; </w:t>
+      </w:r>
+      <w:proofErr w:type="gramStart"/>
+      <w:r>
+        <w:rPr>
+          <w:rFonts w:ascii="Times New Roman" w:hAnsi="Times New Roman" w:cs="Times New Roman"/>
+        </w:rPr>
+        <w:t>X(</w:t>
+      </w:r>
+      <w:proofErr w:type="gramEnd"/>
+      <w:r>
+        <w:rPr>
+          <w:rFonts w:ascii="Times New Roman" w:hAnsi="Times New Roman" w:cs="Times New Roman"/>
+        </w:rPr>
+        <w:t xml:space="preserve">pump, t) </w:t>
+      </w:r>
+      <m:oMath>
+        <m:r>
+          <w:rPr>
+            <w:rFonts w:ascii="Cambria Math" w:hAnsi="Cambria Math" w:cs="Times New Roman"/>
+          </w:rPr>
+          <m:t>≤</m:t>
+        </m:r>
+      </m:oMath>
+      <w:r>
+        <w:rPr>
+          <w:rFonts w:ascii="Times New Roman" w:eastAsiaTheme="minorEastAsia" w:hAnsi="Times New Roman" w:cs="Times New Roman"/>
+        </w:rPr>
+        <w:t xml:space="preserve"> 182.5*Capacity(pump)</w:t>
+      </w:r>
+      <w:r>
+        <w:rPr>
+          <w:rFonts w:ascii="Times New Roman" w:eastAsiaTheme="minorEastAsia" w:hAnsi="Times New Roman" w:cs="Times New Roman"/>
+        </w:rPr>
+        <w:t>*I(pump), [ac-ft]</w:t>
       </w:r>
     </w:p>
     <w:p>
@@ -921,14 +1220,34 @@
         </w:numPr>
         <w:spacing w:after="0"/>
         <w:rPr>
-          <w:rFonts w:ascii="Times New Roman" w:hAnsi="Times New Roman" w:cs="Times New Roman"/>
-        </w:rPr>
-      </w:pPr>
-      <w:r>
-        <w:rPr>
-          <w:rFonts w:ascii="Times New Roman" w:hAnsi="Times New Roman" w:cs="Times New Roman"/>
-        </w:rPr>
-        <w:t xml:space="preserve">Dams being mutually exclusive </w:t>
+          <w:rFonts w:ascii="Times New Roman" w:eastAsiaTheme="minorEastAsia" w:hAnsi="Times New Roman" w:cs="Times New Roman"/>
+        </w:rPr>
+      </w:pPr>
+      <w:r>
+        <w:rPr>
+          <w:rFonts w:ascii="Times New Roman" w:hAnsi="Times New Roman" w:cs="Times New Roman"/>
+        </w:rPr>
+        <w:t>Dams being mutually exclusive</w:t>
+      </w:r>
+      <w:r>
+        <w:rPr>
+          <w:rFonts w:ascii="Times New Roman" w:hAnsi="Times New Roman" w:cs="Times New Roman"/>
+        </w:rPr>
+        <w:t xml:space="preserve">; I(high) + I(low) </w:t>
+      </w:r>
+      <m:oMath>
+        <m:r>
+          <w:rPr>
+            <w:rFonts w:ascii="Cambria Math" w:hAnsi="Cambria Math" w:cs="Times New Roman"/>
+          </w:rPr>
+          <m:t>≤</m:t>
+        </m:r>
+      </m:oMath>
+      <w:r>
+        <w:rPr>
+          <w:rFonts w:ascii="Times New Roman" w:eastAsiaTheme="minorEastAsia" w:hAnsi="Times New Roman" w:cs="Times New Roman"/>
+        </w:rPr>
+        <w:t xml:space="preserve"> 1</w:t>
       </w:r>
     </w:p>
     <w:p>
@@ -949,11 +1268,52 @@
         </w:rPr>
         <w:t>Irrigation demand</w:t>
       </w:r>
+      <w:r>
+        <w:rPr>
+          <w:rFonts w:ascii="Times New Roman" w:hAnsi="Times New Roman" w:cs="Times New Roman"/>
+        </w:rPr>
+        <w:t xml:space="preserve">; </w:t>
+      </w:r>
+      <w:proofErr w:type="gramStart"/>
+      <w:r>
+        <w:rPr>
+          <w:rFonts w:ascii="Times New Roman" w:hAnsi="Times New Roman" w:cs="Times New Roman"/>
+        </w:rPr>
+        <w:t>X(</w:t>
+      </w:r>
+      <w:proofErr w:type="gramEnd"/>
+      <w:r>
+        <w:rPr>
+          <w:rFonts w:ascii="Times New Roman" w:hAnsi="Times New Roman" w:cs="Times New Roman"/>
+        </w:rPr>
+        <w:t>farm, t) + X(</w:t>
+      </w:r>
+      <w:proofErr w:type="spellStart"/>
+      <w:proofErr w:type="gramStart"/>
+      <w:r>
+        <w:rPr>
+          <w:rFonts w:ascii="Times New Roman" w:hAnsi="Times New Roman" w:cs="Times New Roman"/>
+        </w:rPr>
+        <w:t>pump,t</w:t>
+      </w:r>
+      <w:proofErr w:type="spellEnd"/>
+      <w:proofErr w:type="gramEnd"/>
+      <w:r>
+        <w:rPr>
+          <w:rFonts w:ascii="Times New Roman" w:hAnsi="Times New Roman" w:cs="Times New Roman"/>
+        </w:rPr>
+        <w:t>) = A*demand(t)</w:t>
+      </w:r>
+      <w:r>
+        <w:rPr>
+          <w:rFonts w:ascii="Times New Roman" w:hAnsi="Times New Roman" w:cs="Times New Roman"/>
+        </w:rPr>
+        <w:t>, [ac-ft]</w:t>
+      </w:r>
     </w:p>
     <w:p>
       <w:pPr>
         <w:spacing w:after="0"/>
-        <w:ind w:firstLine="360"/>
         <w:rPr>
           <w:rFonts w:ascii="Times New Roman" w:hAnsi="Times New Roman" w:cs="Times New Roman"/>
           <w:b/>
@@ -974,6 +1334,68 @@
         <w:spacing w:after="0"/>
         <w:rPr>
           <w:rFonts w:ascii="Times New Roman" w:hAnsi="Times New Roman" w:cs="Times New Roman"/>
+        </w:rPr>
+      </w:pPr>
+      <w:r>
+        <w:rPr>
+          <w:rFonts w:ascii="Times New Roman" w:hAnsi="Times New Roman" w:cs="Times New Roman"/>
+        </w:rPr>
+        <w:t xml:space="preserve">Planting </w:t>
+      </w:r>
+      <w:r>
+        <w:rPr>
+          <w:rFonts w:ascii="Times New Roman" w:hAnsi="Times New Roman" w:cs="Times New Roman"/>
+        </w:rPr>
+        <w:t xml:space="preserve">382.5 acres will produce </w:t>
+      </w:r>
+      <w:r>
+        <w:rPr>
+          <w:rFonts w:ascii="Times New Roman" w:hAnsi="Times New Roman" w:cs="Times New Roman"/>
+        </w:rPr>
+        <w:t>$</w:t>
+      </w:r>
+      <w:r>
+        <w:rPr>
+          <w:rFonts w:ascii="Times New Roman" w:hAnsi="Times New Roman" w:cs="Times New Roman"/>
+        </w:rPr>
+        <w:t>82150.00</w:t>
+      </w:r>
+      <w:r>
+        <w:rPr>
+          <w:rFonts w:ascii="Times New Roman" w:hAnsi="Times New Roman" w:cs="Times New Roman"/>
+        </w:rPr>
+        <w:t xml:space="preserve"> of profit</w:t>
+      </w:r>
+      <w:r>
+        <w:rPr>
+          <w:rFonts w:ascii="Times New Roman" w:hAnsi="Times New Roman" w:cs="Times New Roman"/>
+        </w:rPr>
+        <w:t xml:space="preserve"> for the year. This profit is based on </w:t>
+      </w:r>
+      <w:r>
+        <w:rPr>
+          <w:rFonts w:ascii="Times New Roman" w:hAnsi="Times New Roman" w:cs="Times New Roman"/>
+        </w:rPr>
+        <w:t xml:space="preserve">following </w:t>
+      </w:r>
+      <w:r>
+        <w:rPr>
+          <w:rFonts w:ascii="Times New Roman" w:hAnsi="Times New Roman" w:cs="Times New Roman"/>
+        </w:rPr>
+        <w:t xml:space="preserve">the water schedule provided in Appendix A. </w:t>
+      </w:r>
+      <w:r>
+        <w:rPr>
+          <w:rFonts w:ascii="Times New Roman" w:hAnsi="Times New Roman" w:cs="Times New Roman"/>
+        </w:rPr>
+        <w:tab/>
+      </w:r>
+    </w:p>
+    <w:p>
+      <w:pPr>
+        <w:spacing w:after="0"/>
+        <w:rPr>
+          <w:rFonts w:ascii="Times New Roman" w:hAnsi="Times New Roman" w:cs="Times New Roman"/>
           <w:b/>
           <w:bCs/>
         </w:rPr>
@@ -992,6 +1414,110 @@
         <w:spacing w:after="0"/>
         <w:rPr>
           <w:rFonts w:ascii="Times New Roman" w:hAnsi="Times New Roman" w:cs="Times New Roman"/>
+        </w:rPr>
+      </w:pPr>
+      <w:r>
+        <w:rPr>
+          <w:rFonts w:ascii="Times New Roman" w:hAnsi="Times New Roman" w:cs="Times New Roman"/>
+        </w:rPr>
+        <w:t xml:space="preserve">The mixed integer problem results provide insights into management strategies. </w:t>
+      </w:r>
+      <w:r>
+        <w:rPr>
+          <w:rFonts w:ascii="Times New Roman" w:hAnsi="Times New Roman" w:cs="Times New Roman"/>
+        </w:rPr>
+        <w:t xml:space="preserve">Building both a pump and </w:t>
+      </w:r>
+      <w:r>
+        <w:rPr>
+          <w:rFonts w:ascii="Times New Roman" w:hAnsi="Times New Roman" w:cs="Times New Roman"/>
+        </w:rPr>
+        <w:t>dam with high capacity</w:t>
+      </w:r>
+      <w:r>
+        <w:rPr>
+          <w:rFonts w:ascii="Times New Roman" w:hAnsi="Times New Roman" w:cs="Times New Roman"/>
+        </w:rPr>
+        <w:t xml:space="preserve"> </w:t>
+      </w:r>
+      <w:r>
+        <w:rPr>
+          <w:rFonts w:ascii="Times New Roman" w:hAnsi="Times New Roman" w:cs="Times New Roman"/>
+        </w:rPr>
+        <w:t>is the best option because it provides the most water</w:t>
+      </w:r>
+      <w:r>
+        <w:rPr>
+          <w:rFonts w:ascii="Times New Roman" w:hAnsi="Times New Roman" w:cs="Times New Roman"/>
+        </w:rPr>
+        <w:t>,</w:t>
+      </w:r>
+      <w:r>
+        <w:rPr>
+          <w:rFonts w:ascii="Times New Roman" w:hAnsi="Times New Roman" w:cs="Times New Roman"/>
+        </w:rPr>
+        <w:t xml:space="preserve"> </w:t>
+      </w:r>
+      <w:r>
+        <w:rPr>
+          <w:rFonts w:ascii="Times New Roman" w:hAnsi="Times New Roman" w:cs="Times New Roman"/>
+        </w:rPr>
+        <w:t xml:space="preserve">which allows for the most acres planted. </w:t>
+      </w:r>
+      <w:r>
+        <w:rPr>
+          <w:rFonts w:ascii="Times New Roman" w:hAnsi="Times New Roman" w:cs="Times New Roman"/>
+        </w:rPr>
+        <w:t xml:space="preserve">This model </w:t>
+      </w:r>
+      <w:r>
+        <w:rPr>
+          <w:rFonts w:ascii="Times New Roman" w:hAnsi="Times New Roman" w:cs="Times New Roman"/>
+        </w:rPr>
+        <w:t>assumes there is unlimited land for agriculture growth</w:t>
+      </w:r>
+      <w:r>
+        <w:rPr>
+          <w:rFonts w:ascii="Times New Roman" w:hAnsi="Times New Roman" w:cs="Times New Roman"/>
+        </w:rPr>
+        <w:t xml:space="preserve"> and that the river does not have a minimum flow requirement. </w:t>
+      </w:r>
+      <w:r>
+        <w:rPr>
+          <w:rFonts w:ascii="Times New Roman" w:hAnsi="Times New Roman" w:cs="Times New Roman"/>
+        </w:rPr>
+        <w:t>Groundwater</w:t>
+      </w:r>
+      <w:r>
+        <w:rPr>
+          <w:rFonts w:ascii="Times New Roman" w:hAnsi="Times New Roman" w:cs="Times New Roman"/>
+        </w:rPr>
+        <w:t xml:space="preserve"> and river inflows</w:t>
+      </w:r>
+      <w:r>
+        <w:rPr>
+          <w:rFonts w:ascii="Times New Roman" w:hAnsi="Times New Roman" w:cs="Times New Roman"/>
+        </w:rPr>
+        <w:t xml:space="preserve"> may fluctuate throughout the year and </w:t>
+      </w:r>
+      <w:r>
+        <w:rPr>
+          <w:rFonts w:ascii="Times New Roman" w:hAnsi="Times New Roman" w:cs="Times New Roman"/>
+        </w:rPr>
+        <w:t xml:space="preserve">change the available water for the reservoir and river. </w:t>
+      </w:r>
+      <w:r>
+        <w:rPr>
+          <w:rFonts w:ascii="Times New Roman" w:hAnsi="Times New Roman" w:cs="Times New Roman"/>
+        </w:rPr>
+        <w:t xml:space="preserve"> </w:t>
+      </w:r>
+    </w:p>
+    <w:p>
+      <w:pPr>
+        <w:spacing w:after="0"/>
+        <w:rPr>
+          <w:rFonts w:ascii="Times New Roman" w:hAnsi="Times New Roman" w:cs="Times New Roman"/>
           <w:b/>
           <w:bCs/>
         </w:rPr>
@@ -1012,30 +1538,401 @@
           <w:rFonts w:ascii="Times New Roman" w:hAnsi="Times New Roman" w:cs="Times New Roman"/>
         </w:rPr>
       </w:pPr>
+      <w:r>
+        <w:rPr>
+          <w:rFonts w:ascii="Times New Roman" w:hAnsi="Times New Roman" w:cs="Times New Roman"/>
+        </w:rPr>
+        <w:t xml:space="preserve">Maximizing the available water is the best way to make the most profit for this problem. </w:t>
+      </w:r>
+      <w:r>
+        <w:rPr>
+          <w:rFonts w:ascii="Times New Roman" w:hAnsi="Times New Roman" w:cs="Times New Roman"/>
+        </w:rPr>
+        <w:t>By building a high-capacity dam and pump station</w:t>
+      </w:r>
+      <w:r>
+        <w:rPr>
+          <w:rFonts w:ascii="Times New Roman" w:hAnsi="Times New Roman" w:cs="Times New Roman"/>
+        </w:rPr>
+        <w:t>, and developing 382.5 acres of agricultural land</w:t>
+      </w:r>
+      <w:r>
+        <w:rPr>
+          <w:rFonts w:ascii="Times New Roman" w:hAnsi="Times New Roman" w:cs="Times New Roman"/>
+        </w:rPr>
+        <w:t>, the farmer could profit $82150.00 each year.</w:t>
+      </w:r>
     </w:p>
     <w:p>
       <w:pPr>
-        <w:rPr>
-          <w:rFonts w:ascii="Times New Roman" w:hAnsi="Times New Roman" w:cs="Times New Roman"/>
-        </w:rPr>
-      </w:pPr>
-      <w:r>
-        <w:rPr>
-          <w:rFonts w:ascii="Times New Roman" w:hAnsi="Times New Roman" w:cs="Times New Roman"/>
+        <w:spacing w:after="0"/>
+        <w:jc w:val="center"/>
+        <w:rPr>
+          <w:rFonts w:ascii="Times New Roman" w:hAnsi="Times New Roman" w:cs="Times New Roman"/>
+          <w:b/>
+          <w:bCs/>
+        </w:rPr>
+      </w:pPr>
+      <w:r>
+        <w:rPr>
+          <w:rFonts w:ascii="Times New Roman" w:hAnsi="Times New Roman" w:cs="Times New Roman"/>
+          <w:b/>
+          <w:bCs/>
+        </w:rPr>
+        <w:lastRenderedPageBreak/>
+        <w:t>Appendix A – Water Schedule</w:t>
+      </w:r>
+    </w:p>
+    <w:p>
+      <w:pPr>
+        <w:spacing w:after="0"/>
+        <w:jc w:val="center"/>
+        <w:rPr>
+          <w:rFonts w:ascii="Times New Roman" w:hAnsi="Times New Roman" w:cs="Times New Roman"/>
+        </w:rPr>
+      </w:pPr>
+    </w:p>
+    <w:p>
+      <w:pPr>
+        <w:spacing w:after="0"/>
+        <w:jc w:val="center"/>
+        <w:rPr>
+          <w:rFonts w:ascii="Times New Roman" w:hAnsi="Times New Roman" w:cs="Times New Roman"/>
+        </w:rPr>
+      </w:pPr>
+    </w:p>
+    <w:p>
+      <w:pPr>
+        <w:pStyle w:val="Caption"/>
+        <w:keepNext/>
+        <w:jc w:val="center"/>
+      </w:pPr>
+      <w:r>
+        <w:t xml:space="preserve">Table </w:t>
+      </w:r>
+      <w:fldSimple w:instr=" SEQ Table \* ARABIC ">
+        <w:r>
+          <w:rPr>
+            <w:noProof/>
+          </w:rPr>
+          <w:t>1</w:t>
+        </w:r>
+      </w:fldSimple>
+      <w:r>
+        <w:t>: Water Schedule (Wallace, 2026)</w:t>
+      </w:r>
+    </w:p>
+    <w:tbl>
+      <w:tblPr>
+        <w:tblStyle w:val="TableGrid"/>
+        <w:tblW w:w="0" w:type="auto"/>
+        <w:tblLook w:val="04A0" w:firstRow="1" w:lastRow="0" w:firstColumn="1" w:lastColumn="0" w:noHBand="0" w:noVBand="1"/>
+      </w:tblPr>
+      <w:tblGrid>
+        <w:gridCol w:w="3116"/>
+        <w:gridCol w:w="3117"/>
+        <w:gridCol w:w="3117"/>
+      </w:tblGrid>
+      <w:tr>
+        <w:tc>
+          <w:tcPr>
+            <w:tcW w:w="3116" w:type="dxa"/>
+          </w:tcPr>
+          <w:p>
+            <w:pPr>
+              <w:jc w:val="center"/>
+              <w:rPr>
+                <w:rFonts w:ascii="Times New Roman" w:hAnsi="Times New Roman" w:cs="Times New Roman"/>
+              </w:rPr>
+            </w:pPr>
+          </w:p>
+        </w:tc>
+        <w:tc>
+          <w:tcPr>
+            <w:tcW w:w="3117" w:type="dxa"/>
+          </w:tcPr>
+          <w:p>
+            <w:pPr>
+              <w:jc w:val="center"/>
+              <w:rPr>
+                <w:rFonts w:ascii="Times New Roman" w:hAnsi="Times New Roman" w:cs="Times New Roman"/>
+              </w:rPr>
+            </w:pPr>
+            <w:r>
+              <w:rPr>
+                <w:rFonts w:ascii="Times New Roman" w:hAnsi="Times New Roman" w:cs="Times New Roman"/>
+              </w:rPr>
+              <w:t>Season 1</w:t>
+            </w:r>
+          </w:p>
+        </w:tc>
+        <w:tc>
+          <w:tcPr>
+            <w:tcW w:w="3117" w:type="dxa"/>
+          </w:tcPr>
+          <w:p>
+            <w:pPr>
+              <w:jc w:val="center"/>
+              <w:rPr>
+                <w:rFonts w:ascii="Times New Roman" w:hAnsi="Times New Roman" w:cs="Times New Roman"/>
+              </w:rPr>
+            </w:pPr>
+            <w:r>
+              <w:rPr>
+                <w:rFonts w:ascii="Times New Roman" w:hAnsi="Times New Roman" w:cs="Times New Roman"/>
+              </w:rPr>
+              <w:t xml:space="preserve">Season </w:t>
+            </w:r>
+            <w:r>
+              <w:rPr>
+                <w:rFonts w:ascii="Times New Roman" w:hAnsi="Times New Roman" w:cs="Times New Roman"/>
+              </w:rPr>
+              <w:t>2</w:t>
+            </w:r>
+          </w:p>
+        </w:tc>
+      </w:tr>
+      <w:tr>
+        <w:tc>
+          <w:tcPr>
+            <w:tcW w:w="3116" w:type="dxa"/>
+          </w:tcPr>
+          <w:p>
+            <w:pPr>
+              <w:jc w:val="center"/>
+              <w:rPr>
+                <w:rFonts w:ascii="Times New Roman" w:hAnsi="Times New Roman" w:cs="Times New Roman"/>
+              </w:rPr>
+            </w:pPr>
+            <w:r>
+              <w:rPr>
+                <w:rFonts w:ascii="Times New Roman" w:hAnsi="Times New Roman" w:cs="Times New Roman"/>
+              </w:rPr>
+              <w:t>Reservoir Storage (ac-ft)</w:t>
+            </w:r>
+          </w:p>
+        </w:tc>
+        <w:tc>
+          <w:tcPr>
+            <w:tcW w:w="3117" w:type="dxa"/>
+          </w:tcPr>
+          <w:p>
+            <w:pPr>
+              <w:jc w:val="center"/>
+              <w:rPr>
+                <w:rFonts w:ascii="Times New Roman" w:hAnsi="Times New Roman" w:cs="Times New Roman"/>
+              </w:rPr>
+            </w:pPr>
+            <w:r>
+              <w:rPr>
+                <w:rFonts w:ascii="Times New Roman" w:hAnsi="Times New Roman" w:cs="Times New Roman"/>
+              </w:rPr>
+              <w:t>582.5</w:t>
+            </w:r>
+          </w:p>
+        </w:tc>
+        <w:tc>
+          <w:tcPr>
+            <w:tcW w:w="3117" w:type="dxa"/>
+          </w:tcPr>
+          <w:p>
+            <w:pPr>
+              <w:jc w:val="center"/>
+              <w:rPr>
+                <w:rFonts w:ascii="Times New Roman" w:hAnsi="Times New Roman" w:cs="Times New Roman"/>
+              </w:rPr>
+            </w:pPr>
+            <w:r>
+              <w:rPr>
+                <w:rFonts w:ascii="Times New Roman" w:hAnsi="Times New Roman" w:cs="Times New Roman"/>
+              </w:rPr>
+              <w:t>0</w:t>
+            </w:r>
+          </w:p>
+        </w:tc>
+      </w:tr>
+      <w:tr>
+        <w:tc>
+          <w:tcPr>
+            <w:tcW w:w="3116" w:type="dxa"/>
+          </w:tcPr>
+          <w:p>
+            <w:pPr>
+              <w:jc w:val="center"/>
+              <w:rPr>
+                <w:rFonts w:ascii="Times New Roman" w:hAnsi="Times New Roman" w:cs="Times New Roman"/>
+              </w:rPr>
+            </w:pPr>
+            <w:r>
+              <w:rPr>
+                <w:rFonts w:ascii="Times New Roman" w:hAnsi="Times New Roman" w:cs="Times New Roman"/>
+              </w:rPr>
+              <w:t>Farm Diversion (ac-ft)</w:t>
+            </w:r>
+          </w:p>
+        </w:tc>
+        <w:tc>
+          <w:tcPr>
+            <w:tcW w:w="3117" w:type="dxa"/>
+          </w:tcPr>
+          <w:p>
+            <w:pPr>
+              <w:jc w:val="center"/>
+              <w:rPr>
+                <w:rFonts w:ascii="Times New Roman" w:hAnsi="Times New Roman" w:cs="Times New Roman"/>
+              </w:rPr>
+            </w:pPr>
+            <w:r>
+              <w:rPr>
+                <w:rFonts w:ascii="Times New Roman" w:hAnsi="Times New Roman" w:cs="Times New Roman"/>
+              </w:rPr>
+              <w:t>17.5</w:t>
+            </w:r>
+          </w:p>
+        </w:tc>
+        <w:tc>
+          <w:tcPr>
+            <w:tcW w:w="3117" w:type="dxa"/>
+          </w:tcPr>
+          <w:p>
+            <w:pPr>
+              <w:jc w:val="center"/>
+              <w:rPr>
+                <w:rFonts w:ascii="Times New Roman" w:hAnsi="Times New Roman" w:cs="Times New Roman"/>
+              </w:rPr>
+            </w:pPr>
+            <w:r>
+              <w:rPr>
+                <w:rFonts w:ascii="Times New Roman" w:hAnsi="Times New Roman" w:cs="Times New Roman"/>
+              </w:rPr>
+              <w:t>782.5</w:t>
+            </w:r>
+          </w:p>
+        </w:tc>
+      </w:tr>
+      <w:tr>
+        <w:tc>
+          <w:tcPr>
+            <w:tcW w:w="3116" w:type="dxa"/>
+          </w:tcPr>
+          <w:p>
+            <w:pPr>
+              <w:jc w:val="center"/>
+              <w:rPr>
+                <w:rFonts w:ascii="Times New Roman" w:hAnsi="Times New Roman" w:cs="Times New Roman"/>
+              </w:rPr>
+            </w:pPr>
+            <w:r>
+              <w:rPr>
+                <w:rFonts w:ascii="Times New Roman" w:hAnsi="Times New Roman" w:cs="Times New Roman"/>
+              </w:rPr>
+              <w:t>Pump Diversion (ac-ft)</w:t>
+            </w:r>
+          </w:p>
+        </w:tc>
+        <w:tc>
+          <w:tcPr>
+            <w:tcW w:w="3117" w:type="dxa"/>
+          </w:tcPr>
+          <w:p>
+            <w:pPr>
+              <w:jc w:val="center"/>
+              <w:rPr>
+                <w:rFonts w:ascii="Times New Roman" w:hAnsi="Times New Roman" w:cs="Times New Roman"/>
+              </w:rPr>
+            </w:pPr>
+            <w:r>
+              <w:rPr>
+                <w:rFonts w:ascii="Times New Roman" w:hAnsi="Times New Roman" w:cs="Times New Roman"/>
+              </w:rPr>
+              <w:t>365</w:t>
+            </w:r>
+          </w:p>
+        </w:tc>
+        <w:tc>
+          <w:tcPr>
+            <w:tcW w:w="3117" w:type="dxa"/>
+          </w:tcPr>
+          <w:p>
+            <w:pPr>
+              <w:jc w:val="center"/>
+              <w:rPr>
+                <w:rFonts w:ascii="Times New Roman" w:hAnsi="Times New Roman" w:cs="Times New Roman"/>
+              </w:rPr>
+            </w:pPr>
+            <w:r>
+              <w:rPr>
+                <w:rFonts w:ascii="Times New Roman" w:hAnsi="Times New Roman" w:cs="Times New Roman"/>
+              </w:rPr>
+              <w:t>365</w:t>
+            </w:r>
+          </w:p>
+        </w:tc>
+      </w:tr>
+    </w:tbl>
+    <w:p>
+      <w:pPr>
+        <w:spacing w:after="0"/>
+        <w:jc w:val="center"/>
+        <w:rPr>
+          <w:rFonts w:ascii="Times New Roman" w:hAnsi="Times New Roman" w:cs="Times New Roman"/>
+        </w:rPr>
+      </w:pPr>
+    </w:p>
+    <w:p>
+      <w:pPr>
+        <w:rPr>
+          <w:rFonts w:ascii="Times New Roman" w:hAnsi="Times New Roman" w:cs="Times New Roman"/>
+          <w:b/>
+          <w:bCs/>
+        </w:rPr>
+      </w:pPr>
+      <w:r>
+        <w:rPr>
+          <w:rFonts w:ascii="Times New Roman" w:hAnsi="Times New Roman" w:cs="Times New Roman"/>
+          <w:b/>
+          <w:bCs/>
         </w:rPr>
         <w:br w:type="page"/>
       </w:r>
-      <w:r>
-        <w:rPr>
-          <w:rFonts w:ascii="Times New Roman" w:hAnsi="Times New Roman" w:cs="Times New Roman"/>
-          <w:noProof/>
+    </w:p>
+    <w:p>
+      <w:pPr>
+        <w:spacing w:after="0"/>
+        <w:jc w:val="center"/>
+        <w:rPr>
+          <w:rFonts w:ascii="Times New Roman" w:hAnsi="Times New Roman" w:cs="Times New Roman"/>
+          <w:b/>
+          <w:bCs/>
+        </w:rPr>
+      </w:pPr>
+      <w:r>
+        <w:rPr>
+          <w:rFonts w:ascii="Times New Roman" w:hAnsi="Times New Roman" w:cs="Times New Roman"/>
+          <w:b/>
+          <w:bCs/>
         </w:rPr>
         <w:lastRenderedPageBreak/>
+        <w:t>Appendix B – Problem Statement</w:t>
+      </w:r>
+    </w:p>
+    <w:p>
+      <w:pPr>
+        <w:keepNext/>
+        <w:spacing w:after="0"/>
+        <w:jc w:val="center"/>
+      </w:pPr>
+      <w:r>
+        <w:rPr>
+          <w:rFonts w:ascii="Times New Roman" w:hAnsi="Times New Roman" w:cs="Times New Roman"/>
+          <w:b/>
+          <w:bCs/>
+        </w:rPr>
         <w:drawing>
-          <wp:inline distT="0" distB="0" distL="0" distR="0" wp14:anchorId="24AE17D0" wp14:editId="45D449FF">
-            <wp:extent cx="5435600" cy="2286000"/>
+          <wp:inline distT="0" distB="0" distL="0" distR="0" wp14:anchorId="009C7CC2" wp14:editId="25DEA6B3">
+            <wp:extent cx="5943600" cy="6224270"/>
             <wp:effectExtent l="0" t="0" r="0" b="0"/>
-            <wp:docPr id="139850515" name="Picture 1"/>
+            <wp:docPr id="859456383" name="Picture 1"/>
             <wp:cNvGraphicFramePr>
               <a:graphicFrameLocks xmlns:a="http://schemas.openxmlformats.org/drawingml/2006/main" noChangeAspect="1"/>
             </wp:cNvGraphicFramePr>
@@ -1043,11 +1940,11 @@
               <a:graphicData uri="http://schemas.openxmlformats.org/drawingml/2006/picture">
                 <pic:pic xmlns:pic="http://schemas.openxmlformats.org/drawingml/2006/picture">
                   <pic:nvPicPr>
-                    <pic:cNvPr id="139850515" name=""/>
+                    <pic:cNvPr id="859456383" name=""/>
                     <pic:cNvPicPr/>
                   </pic:nvPicPr>
                   <pic:blipFill>
-                    <a:blip r:embed="rId5"/>
+                    <a:blip r:embed="rId6"/>
                     <a:stretch>
                       <a:fillRect/>
                     </a:stretch>
@@ -1055,7 +1952,7 @@
                   <pic:spPr>
                     <a:xfrm>
                       <a:off x="0" y="0"/>
-                      <a:ext cx="5435600" cy="2286000"/>
+                      <a:ext cx="5943600" cy="6224270"/>
                     </a:xfrm>
                     <a:prstGeom prst="rect">
                       <a:avLst/>
@@ -1068,8 +1965,4913 @@
         </w:drawing>
       </w:r>
     </w:p>
+    <w:p>
+      <w:pPr>
+        <w:pStyle w:val="Caption"/>
+        <w:jc w:val="center"/>
+        <w:rPr>
+          <w:noProof/>
+        </w:rPr>
+      </w:pPr>
+      <w:r>
+        <w:t xml:space="preserve">Figure </w:t>
+      </w:r>
+      <w:fldSimple w:instr=" SEQ Figure \* ARABIC ">
+        <w:r>
+          <w:rPr>
+            <w:noProof/>
+          </w:rPr>
+          <w:t>1</w:t>
+        </w:r>
+      </w:fldSimple>
+      <w:r>
+        <w:t xml:space="preserve">: Mixed Integer </w:t>
+      </w:r>
+      <w:proofErr w:type="gramStart"/>
+      <w:r>
+        <w:t xml:space="preserve">Problem </w:t>
+      </w:r>
+      <w:r>
+        <w:rPr>
+          <w:noProof/>
+        </w:rPr>
+        <w:t xml:space="preserve"> (</w:t>
+      </w:r>
+      <w:proofErr w:type="gramEnd"/>
+      <w:r>
+        <w:rPr>
+          <w:noProof/>
+        </w:rPr>
+        <w:t>Bishop, 1999)</w:t>
+      </w:r>
+    </w:p>
+    <w:p>
+      <w:pPr>
+        <w:rPr>
+          <w:i/>
+          <w:iCs/>
+          <w:noProof/>
+          <w:color w:val="0E2841" w:themeColor="text2"/>
+          <w:sz w:val="18"/>
+          <w:szCs w:val="18"/>
+        </w:rPr>
+      </w:pPr>
+      <w:r>
+        <w:rPr>
+          <w:noProof/>
+        </w:rPr>
+        <w:br w:type="page"/>
+      </w:r>
+    </w:p>
+    <w:p>
+      <w:pPr>
+        <w:spacing w:after="0"/>
+        <w:jc w:val="center"/>
+        <w:rPr>
+          <w:rFonts w:ascii="Times New Roman" w:hAnsi="Times New Roman" w:cs="Times New Roman"/>
+          <w:b/>
+          <w:bCs/>
+        </w:rPr>
+      </w:pPr>
+      <w:r>
+        <w:rPr>
+          <w:rFonts w:ascii="Times New Roman" w:hAnsi="Times New Roman" w:cs="Times New Roman"/>
+          <w:b/>
+          <w:bCs/>
+        </w:rPr>
+        <w:lastRenderedPageBreak/>
+        <w:t>Appendix C – Sources</w:t>
+      </w:r>
+    </w:p>
+    <w:p>
+      <w:pPr>
+        <w:spacing w:after="0"/>
+        <w:rPr>
+          <w:rFonts w:ascii="Times New Roman" w:hAnsi="Times New Roman" w:cs="Times New Roman"/>
+        </w:rPr>
+      </w:pPr>
+      <w:r>
+        <w:rPr>
+          <w:rFonts w:ascii="Times New Roman" w:hAnsi="Times New Roman" w:cs="Times New Roman"/>
+        </w:rPr>
+        <w:t>Bishop, A Bruce; Hughes, Trevor; and McKee, Mac, "Water Resources Systems Analysis - Course Notes" (1999). All ECSTATIC Materials. Paper 76.</w:t>
+      </w:r>
+      <w:r>
+        <w:rPr>
+          <w:rFonts w:ascii="Times New Roman" w:hAnsi="Times New Roman" w:cs="Times New Roman"/>
+        </w:rPr>
+        <w:t xml:space="preserve"> </w:t>
+      </w:r>
+      <w:hyperlink r:id="rId7" w:history="1">
+        <w:r>
+          <w:rPr>
+            <w:rStyle w:val="Hyperlink"/>
+            <w:rFonts w:ascii="Times New Roman" w:hAnsi="Times New Roman" w:cs="Times New Roman"/>
+          </w:rPr>
+          <w:t>https://digitalcommons.usu.edu/ecstatic_all/76</w:t>
+        </w:r>
+      </w:hyperlink>
+    </w:p>
+    <w:p>
+      <w:pPr>
+        <w:pStyle w:val="NormalWeb"/>
+        <w:ind w:left="567" w:hanging="567"/>
+      </w:pPr>
+      <w:r>
+        <w:t xml:space="preserve">Wallace, A. (2026). </w:t>
+      </w:r>
+      <w:proofErr w:type="spellStart"/>
+      <w:r>
+        <w:rPr>
+          <w:i/>
+          <w:iCs/>
+        </w:rPr>
+        <w:t>Aggienommaste</w:t>
+      </w:r>
+      <w:proofErr w:type="spellEnd"/>
+      <w:r>
+        <w:rPr>
+          <w:i/>
+          <w:iCs/>
+        </w:rPr>
+        <w:t xml:space="preserve">/CEE-6410: Repo for all CEE 6410 assignments. taught by </w:t>
+      </w:r>
+      <w:r>
+        <w:rPr>
+          <w:i/>
+          <w:iCs/>
+        </w:rPr>
+        <w:t>D</w:t>
+      </w:r>
+      <w:r>
+        <w:rPr>
+          <w:i/>
+          <w:iCs/>
+        </w:rPr>
+        <w:t>r. Rosenberg at USU.</w:t>
+      </w:r>
+      <w:r>
+        <w:t xml:space="preserve"> GitHub. https://github.com/AggieNommaste/CEE-6410.git </w:t>
+      </w:r>
+    </w:p>
+    <w:p>
+      <w:pPr>
+        <w:rPr>
+          <w:rFonts w:ascii="Times New Roman" w:hAnsi="Times New Roman" w:cs="Times New Roman"/>
+        </w:rPr>
+      </w:pPr>
+    </w:p>
+    <w:p>
+      <w:pPr>
+        <w:rPr>
+          <w:rFonts w:ascii="Times New Roman" w:hAnsi="Times New Roman" w:cs="Times New Roman"/>
+        </w:rPr>
+      </w:pPr>
+    </w:p>
+    <w:p>
+      <w:pPr>
+        <w:rPr>
+          <w:rFonts w:ascii="Times New Roman" w:hAnsi="Times New Roman" w:cs="Times New Roman"/>
+        </w:rPr>
+      </w:pPr>
+    </w:p>
+    <w:p>
+      <w:pPr>
+        <w:rPr>
+          <w:rFonts w:ascii="Times New Roman" w:hAnsi="Times New Roman" w:cs="Times New Roman"/>
+        </w:rPr>
+      </w:pPr>
+    </w:p>
+    <w:p>
+      <w:pPr>
+        <w:rPr>
+          <w:rFonts w:ascii="Times New Roman" w:hAnsi="Times New Roman" w:cs="Times New Roman"/>
+        </w:rPr>
+      </w:pPr>
+    </w:p>
+    <w:p>
+      <w:pPr>
+        <w:rPr>
+          <w:rFonts w:ascii="Times New Roman" w:hAnsi="Times New Roman" w:cs="Times New Roman"/>
+          <w:b/>
+          <w:bCs/>
+        </w:rPr>
+      </w:pPr>
+      <w:r>
+        <w:rPr>
+          <w:rFonts w:ascii="Times New Roman" w:hAnsi="Times New Roman" w:cs="Times New Roman"/>
+          <w:b/>
+          <w:bCs/>
+        </w:rPr>
+        <w:t>AI Statement</w:t>
+      </w:r>
+    </w:p>
+    <w:p>
+      <w:pPr>
+        <w:rPr>
+          <w:rFonts w:ascii="Times New Roman" w:hAnsi="Times New Roman" w:cs="Times New Roman"/>
+        </w:rPr>
+      </w:pPr>
+      <w:r>
+        <w:rPr>
+          <w:rFonts w:ascii="Times New Roman" w:hAnsi="Times New Roman" w:cs="Times New Roman"/>
+        </w:rPr>
+        <w:t>I used AI (</w:t>
+      </w:r>
+      <w:r>
+        <w:rPr>
+          <w:rFonts w:ascii="Times New Roman" w:hAnsi="Times New Roman" w:cs="Times New Roman"/>
+        </w:rPr>
+        <w:t>Gemini</w:t>
+      </w:r>
+      <w:r>
+        <w:rPr>
+          <w:rFonts w:ascii="Times New Roman" w:hAnsi="Times New Roman" w:cs="Times New Roman"/>
+        </w:rPr>
+        <w:t>) to proofread my report and help fix some grammatical errors. This is in line with the USU AI policy because the AI tool was not used to write my report or create new ideas. It was used to aid me in making sure my report was consistent and grammatically accurate.</w:t>
+      </w:r>
+    </w:p>
+    <w:p>
+      <w:pPr>
+        <w:rPr>
+          <w:rFonts w:ascii="Times New Roman" w:hAnsi="Times New Roman" w:cs="Times New Roman"/>
+        </w:rPr>
+      </w:pPr>
+      <w:hyperlink r:id="rId8" w:history="1">
+        <w:r>
+          <w:rPr>
+            <w:rStyle w:val="Hyperlink"/>
+            <w:rFonts w:ascii="Times New Roman" w:hAnsi="Times New Roman" w:cs="Times New Roman"/>
+          </w:rPr>
+          <w:t>https://share.gemini.google/SJouDIrns5oC</w:t>
+        </w:r>
+      </w:hyperlink>
+    </w:p>
+    <w:p>
+      <w:pPr>
+        <w:rPr>
+          <w:rFonts w:ascii="Times New Roman" w:hAnsi="Times New Roman" w:cs="Times New Roman"/>
+        </w:rPr>
+      </w:pPr>
+    </w:p>
+    <w:p>
+      <w:pPr>
+        <w:rPr>
+          <w:rFonts w:ascii="Times New Roman" w:hAnsi="Times New Roman" w:cs="Times New Roman"/>
+        </w:rPr>
+      </w:pPr>
+      <w:r>
+        <w:rPr>
+          <w:rFonts w:ascii="Times New Roman" w:hAnsi="Times New Roman" w:cs="Times New Roman"/>
+        </w:rPr>
+        <w:br w:type="page"/>
+      </w:r>
+    </w:p>
+    <w:p>
+      <w:pPr>
+        <w:spacing w:after="0"/>
+        <w:rPr>
+          <w:rFonts w:ascii="Times New Roman" w:hAnsi="Times New Roman" w:cs="Times New Roman"/>
+        </w:rPr>
+        <w:sectPr>
+          <w:pgSz w:w="12240" w:h="15840"/>
+          <w:pgMar w:top="1440" w:right="1440" w:bottom="1440" w:left="1440" w:header="720" w:footer="720" w:gutter="0"/>
+          <w:cols w:space="720"/>
+          <w:docGrid w:linePitch="360"/>
+        </w:sectPr>
+      </w:pPr>
+    </w:p>
+    <w:p>
+      <w:pPr>
+        <w:rPr>
+          <w:sz w:val="28"/>
+          <w:szCs w:val="28"/>
+        </w:rPr>
+      </w:pPr>
+    </w:p>
+    <w:tbl>
+      <w:tblPr>
+        <w:tblW w:w="13951" w:type="dxa"/>
+        <w:tblInd w:w="-342" w:type="dxa"/>
+        <w:tblBorders>
+          <w:top w:val="single" w:sz="4" w:space="0" w:color="000000"/>
+          <w:left w:val="single" w:sz="4" w:space="0" w:color="000000"/>
+          <w:bottom w:val="single" w:sz="4" w:space="0" w:color="000000"/>
+          <w:right w:val="single" w:sz="4" w:space="0" w:color="000000"/>
+          <w:insideH w:val="single" w:sz="4" w:space="0" w:color="000000"/>
+          <w:insideV w:val="single" w:sz="4" w:space="0" w:color="000000"/>
+        </w:tblBorders>
+        <w:tblLayout w:type="fixed"/>
+        <w:tblLook w:val="04A0" w:firstRow="1" w:lastRow="0" w:firstColumn="1" w:lastColumn="0" w:noHBand="0" w:noVBand="1"/>
+      </w:tblPr>
+      <w:tblGrid>
+        <w:gridCol w:w="1799"/>
+        <w:gridCol w:w="1261"/>
+        <w:gridCol w:w="1707"/>
+        <w:gridCol w:w="2255"/>
+        <w:gridCol w:w="1889"/>
+        <w:gridCol w:w="2789"/>
+        <w:gridCol w:w="901"/>
+        <w:gridCol w:w="1350"/>
+      </w:tblGrid>
+      <w:tr>
+        <w:tc>
+          <w:tcPr>
+            <w:tcW w:w="1799" w:type="dxa"/>
+            <w:vAlign w:val="center"/>
+          </w:tcPr>
+          <w:p>
+            <w:pPr>
+              <w:autoSpaceDE w:val="0"/>
+              <w:autoSpaceDN w:val="0"/>
+              <w:adjustRightInd w:val="0"/>
+              <w:jc w:val="center"/>
+              <w:rPr>
+                <w:rFonts w:ascii="TimesNewRomanPS-BoldMT" w:hAnsi="TimesNewRomanPS-BoldMT" w:cs="TimesNewRomanPS-BoldMT"/>
+                <w:b/>
+                <w:bCs/>
+              </w:rPr>
+            </w:pPr>
+            <w:r>
+              <w:rPr>
+                <w:rFonts w:ascii="TimesNewRomanPS-BoldMT" w:hAnsi="TimesNewRomanPS-BoldMT" w:cs="TimesNewRomanPS-BoldMT"/>
+                <w:b/>
+                <w:bCs/>
+              </w:rPr>
+              <w:t>Category</w:t>
+            </w:r>
+          </w:p>
+          <w:p>
+            <w:pPr>
+              <w:autoSpaceDE w:val="0"/>
+              <w:autoSpaceDN w:val="0"/>
+              <w:adjustRightInd w:val="0"/>
+              <w:jc w:val="center"/>
+              <w:rPr>
+                <w:rFonts w:ascii="TimesNewRomanPS-BoldMT" w:hAnsi="TimesNewRomanPS-BoldMT" w:cs="TimesNewRomanPS-BoldMT"/>
+                <w:b/>
+                <w:bCs/>
+              </w:rPr>
+            </w:pPr>
+            <w:r>
+              <w:rPr>
+                <w:rFonts w:ascii="TimesNewRomanPS-BoldMT" w:hAnsi="TimesNewRomanPS-BoldMT" w:cs="TimesNewRomanPS-BoldMT"/>
+                <w:b/>
+                <w:bCs/>
+              </w:rPr>
+              <w:t>(Max. Score)</w:t>
+            </w:r>
+          </w:p>
+        </w:tc>
+        <w:tc>
+          <w:tcPr>
+            <w:tcW w:w="1261" w:type="dxa"/>
+            <w:vAlign w:val="center"/>
+          </w:tcPr>
+          <w:p>
+            <w:pPr>
+              <w:autoSpaceDE w:val="0"/>
+              <w:autoSpaceDN w:val="0"/>
+              <w:adjustRightInd w:val="0"/>
+              <w:jc w:val="center"/>
+              <w:rPr>
+                <w:rFonts w:ascii="TimesNewRomanPS-BoldMT" w:hAnsi="TimesNewRomanPS-BoldMT" w:cs="TimesNewRomanPS-BoldMT"/>
+                <w:b/>
+                <w:bCs/>
+              </w:rPr>
+            </w:pPr>
+            <w:r>
+              <w:rPr>
+                <w:rFonts w:ascii="TimesNewRomanPS-BoldMT" w:hAnsi="TimesNewRomanPS-BoldMT" w:cs="TimesNewRomanPS-BoldMT"/>
+                <w:b/>
+                <w:bCs/>
+              </w:rPr>
+              <w:t>No Evidence</w:t>
+            </w:r>
+          </w:p>
+        </w:tc>
+        <w:tc>
+          <w:tcPr>
+            <w:tcW w:w="1707" w:type="dxa"/>
+            <w:vAlign w:val="center"/>
+          </w:tcPr>
+          <w:p>
+            <w:pPr>
+              <w:autoSpaceDE w:val="0"/>
+              <w:autoSpaceDN w:val="0"/>
+              <w:adjustRightInd w:val="0"/>
+              <w:jc w:val="center"/>
+              <w:rPr>
+                <w:rFonts w:ascii="TimesNewRomanPS-BoldMT" w:hAnsi="TimesNewRomanPS-BoldMT" w:cs="TimesNewRomanPS-BoldMT"/>
+                <w:b/>
+                <w:bCs/>
+              </w:rPr>
+            </w:pPr>
+            <w:r>
+              <w:rPr>
+                <w:rFonts w:ascii="TimesNewRomanPS-BoldMT" w:hAnsi="TimesNewRomanPS-BoldMT" w:cs="TimesNewRomanPS-BoldMT"/>
+                <w:b/>
+                <w:bCs/>
+              </w:rPr>
+              <w:t>Doesn’</w:t>
+            </w:r>
+            <w:r>
+              <w:rPr>
+                <w:rFonts w:ascii="TimesNewRomanPS-BoldMT" w:hAnsi="TimesNewRomanPS-BoldMT" w:cs="TimesNewRomanPS-BoldMT"/>
+                <w:b/>
+                <w:bCs/>
+              </w:rPr>
+              <w:t>t Meet Standard</w:t>
+            </w:r>
+          </w:p>
+        </w:tc>
+        <w:tc>
+          <w:tcPr>
+            <w:tcW w:w="2255" w:type="dxa"/>
+            <w:vAlign w:val="center"/>
+          </w:tcPr>
+          <w:p>
+            <w:pPr>
+              <w:autoSpaceDE w:val="0"/>
+              <w:autoSpaceDN w:val="0"/>
+              <w:adjustRightInd w:val="0"/>
+              <w:jc w:val="center"/>
+              <w:rPr>
+                <w:rFonts w:ascii="TimesNewRomanPS-BoldMT" w:hAnsi="TimesNewRomanPS-BoldMT" w:cs="TimesNewRomanPS-BoldMT"/>
+                <w:b/>
+                <w:bCs/>
+              </w:rPr>
+            </w:pPr>
+            <w:r>
+              <w:rPr>
+                <w:rFonts w:ascii="TimesNewRomanPS-BoldMT" w:hAnsi="TimesNewRomanPS-BoldMT" w:cs="TimesNewRomanPS-BoldMT"/>
+                <w:b/>
+                <w:bCs/>
+              </w:rPr>
+              <w:t>Nearly Meets Standard</w:t>
+            </w:r>
+          </w:p>
+        </w:tc>
+        <w:tc>
+          <w:tcPr>
+            <w:tcW w:w="1889" w:type="dxa"/>
+            <w:vAlign w:val="center"/>
+          </w:tcPr>
+          <w:p>
+            <w:pPr>
+              <w:autoSpaceDE w:val="0"/>
+              <w:autoSpaceDN w:val="0"/>
+              <w:adjustRightInd w:val="0"/>
+              <w:jc w:val="center"/>
+              <w:rPr>
+                <w:rFonts w:ascii="TimesNewRomanPS-BoldMT" w:hAnsi="TimesNewRomanPS-BoldMT" w:cs="TimesNewRomanPS-BoldMT"/>
+                <w:b/>
+                <w:bCs/>
+              </w:rPr>
+            </w:pPr>
+            <w:r>
+              <w:rPr>
+                <w:rFonts w:ascii="TimesNewRomanPS-BoldMT" w:hAnsi="TimesNewRomanPS-BoldMT" w:cs="TimesNewRomanPS-BoldMT"/>
+                <w:b/>
+                <w:bCs/>
+              </w:rPr>
+              <w:t>Meets Standard</w:t>
+            </w:r>
+          </w:p>
+        </w:tc>
+        <w:tc>
+          <w:tcPr>
+            <w:tcW w:w="2789" w:type="dxa"/>
+            <w:vAlign w:val="center"/>
+          </w:tcPr>
+          <w:p>
+            <w:pPr>
+              <w:autoSpaceDE w:val="0"/>
+              <w:autoSpaceDN w:val="0"/>
+              <w:adjustRightInd w:val="0"/>
+              <w:jc w:val="center"/>
+              <w:rPr>
+                <w:rFonts w:ascii="TimesNewRomanPS-BoldMT" w:hAnsi="TimesNewRomanPS-BoldMT" w:cs="TimesNewRomanPS-BoldMT"/>
+                <w:b/>
+                <w:bCs/>
+              </w:rPr>
+            </w:pPr>
+            <w:r>
+              <w:rPr>
+                <w:rFonts w:ascii="TimesNewRomanPS-BoldMT" w:hAnsi="TimesNewRomanPS-BoldMT" w:cs="TimesNewRomanPS-BoldMT"/>
+                <w:b/>
+                <w:bCs/>
+              </w:rPr>
+              <w:t>Exceeds Standard</w:t>
+            </w:r>
+          </w:p>
+        </w:tc>
+        <w:tc>
+          <w:tcPr>
+            <w:tcW w:w="901" w:type="dxa"/>
+            <w:vAlign w:val="center"/>
+          </w:tcPr>
+          <w:p>
+            <w:pPr>
+              <w:autoSpaceDE w:val="0"/>
+              <w:autoSpaceDN w:val="0"/>
+              <w:adjustRightInd w:val="0"/>
+              <w:jc w:val="center"/>
+              <w:rPr>
+                <w:rFonts w:ascii="TimesNewRomanPS-BoldMT" w:hAnsi="TimesNewRomanPS-BoldMT" w:cs="TimesNewRomanPS-BoldMT"/>
+                <w:b/>
+                <w:bCs/>
+              </w:rPr>
+            </w:pPr>
+            <w:r>
+              <w:rPr>
+                <w:rFonts w:ascii="TimesNewRomanPS-BoldMT" w:hAnsi="TimesNewRomanPS-BoldMT" w:cs="TimesNewRomanPS-BoldMT"/>
+                <w:b/>
+                <w:bCs/>
+              </w:rPr>
+              <w:t>Self-</w:t>
+            </w:r>
+            <w:r>
+              <w:rPr>
+                <w:rFonts w:ascii="TimesNewRomanPS-BoldMT" w:hAnsi="TimesNewRomanPS-BoldMT" w:cs="TimesNewRomanPS-BoldMT"/>
+                <w:b/>
+                <w:bCs/>
+              </w:rPr>
+              <w:t xml:space="preserve"> Score</w:t>
+            </w:r>
+          </w:p>
+        </w:tc>
+        <w:tc>
+          <w:tcPr>
+            <w:tcW w:w="1350" w:type="dxa"/>
+            <w:vAlign w:val="center"/>
+          </w:tcPr>
+          <w:p>
+            <w:pPr>
+              <w:autoSpaceDE w:val="0"/>
+              <w:autoSpaceDN w:val="0"/>
+              <w:adjustRightInd w:val="0"/>
+              <w:jc w:val="center"/>
+              <w:rPr>
+                <w:rFonts w:ascii="TimesNewRomanPS-BoldMT" w:hAnsi="TimesNewRomanPS-BoldMT" w:cs="TimesNewRomanPS-BoldMT"/>
+                <w:b/>
+                <w:bCs/>
+              </w:rPr>
+            </w:pPr>
+            <w:r>
+              <w:rPr>
+                <w:rFonts w:ascii="TimesNewRomanPS-BoldMT" w:hAnsi="TimesNewRomanPS-BoldMT" w:cs="TimesNewRomanPS-BoldMT"/>
+                <w:b/>
+                <w:bCs/>
+              </w:rPr>
+              <w:t xml:space="preserve">Instructor </w:t>
+            </w:r>
+            <w:r>
+              <w:rPr>
+                <w:rFonts w:ascii="TimesNewRomanPS-BoldMT" w:hAnsi="TimesNewRomanPS-BoldMT" w:cs="TimesNewRomanPS-BoldMT"/>
+                <w:b/>
+                <w:bCs/>
+              </w:rPr>
+              <w:t>Score</w:t>
+            </w:r>
+          </w:p>
+        </w:tc>
+      </w:tr>
+      <w:tr>
+        <w:tc>
+          <w:tcPr>
+            <w:tcW w:w="1799" w:type="dxa"/>
+          </w:tcPr>
+          <w:p>
+            <w:pPr>
+              <w:autoSpaceDE w:val="0"/>
+              <w:autoSpaceDN w:val="0"/>
+              <w:adjustRightInd w:val="0"/>
+              <w:jc w:val="center"/>
+              <w:rPr>
+                <w:rFonts w:ascii="TimesNewRomanPS-BoldMT" w:hAnsi="TimesNewRomanPS-BoldMT" w:cs="TimesNewRomanPS-BoldMT"/>
+                <w:b/>
+                <w:bCs/>
+              </w:rPr>
+            </w:pPr>
+            <w:r>
+              <w:rPr>
+                <w:rFonts w:ascii="TimesNewRomanPS-BoldMT" w:hAnsi="TimesNewRomanPS-BoldMT" w:cs="TimesNewRomanPS-BoldMT"/>
+                <w:b/>
+                <w:bCs/>
+              </w:rPr>
+              <w:t>Title</w:t>
+            </w:r>
+          </w:p>
+          <w:p>
+            <w:pPr>
+              <w:autoSpaceDE w:val="0"/>
+              <w:autoSpaceDN w:val="0"/>
+              <w:adjustRightInd w:val="0"/>
+              <w:jc w:val="center"/>
+              <w:rPr>
+                <w:rFonts w:ascii="TimesNewRomanPS-BoldMT" w:hAnsi="TimesNewRomanPS-BoldMT" w:cs="TimesNewRomanPS-BoldMT"/>
+                <w:b/>
+                <w:bCs/>
+              </w:rPr>
+            </w:pPr>
+            <w:r>
+              <w:rPr>
+                <w:rFonts w:ascii="TimesNewRomanPS-BoldMT" w:hAnsi="TimesNewRomanPS-BoldMT" w:cs="TimesNewRomanPS-BoldMT"/>
+                <w:b/>
+                <w:bCs/>
+              </w:rPr>
+              <w:t>(1)</w:t>
+            </w:r>
+          </w:p>
+        </w:tc>
+        <w:tc>
+          <w:tcPr>
+            <w:tcW w:w="1261" w:type="dxa"/>
+          </w:tcPr>
+          <w:p>
+            <w:pPr>
+              <w:autoSpaceDE w:val="0"/>
+              <w:autoSpaceDN w:val="0"/>
+              <w:adjustRightInd w:val="0"/>
+              <w:rPr>
+                <w:rFonts w:ascii="TimesNewRomanPSMT" w:hAnsi="TimesNewRomanPSMT" w:cs="TimesNewRomanPSMT"/>
+                <w:sz w:val="20"/>
+              </w:rPr>
+            </w:pPr>
+            <w:r>
+              <w:rPr>
+                <w:rFonts w:ascii="TimesNewRomanPSMT" w:hAnsi="TimesNewRomanPSMT" w:cs="TimesNewRomanPSMT"/>
+                <w:sz w:val="20"/>
+              </w:rPr>
+              <w:t>Absent</w:t>
+            </w:r>
+          </w:p>
+          <w:p>
+            <w:pPr>
+              <w:autoSpaceDE w:val="0"/>
+              <w:autoSpaceDN w:val="0"/>
+              <w:adjustRightInd w:val="0"/>
+              <w:rPr>
+                <w:rFonts w:ascii="TimesNewRomanPSMT" w:hAnsi="TimesNewRomanPSMT" w:cs="TimesNewRomanPSMT"/>
+                <w:sz w:val="20"/>
+              </w:rPr>
+            </w:pPr>
+          </w:p>
+          <w:p>
+            <w:pPr>
+              <w:autoSpaceDE w:val="0"/>
+              <w:autoSpaceDN w:val="0"/>
+              <w:adjustRightInd w:val="0"/>
+              <w:rPr>
+                <w:rFonts w:ascii="TimesNewRomanPSMT" w:hAnsi="TimesNewRomanPSMT" w:cs="TimesNewRomanPSMT"/>
+                <w:sz w:val="20"/>
+              </w:rPr>
+            </w:pPr>
+          </w:p>
+          <w:p>
+            <w:pPr>
+              <w:pStyle w:val="PointValue"/>
+              <w:rPr>
+                <w:rFonts w:ascii="TimesNewRomanPS-BoldMT" w:hAnsi="TimesNewRomanPS-BoldMT" w:cs="TimesNewRomanPS-BoldMT"/>
+                <w:bCs/>
+                <w:sz w:val="24"/>
+                <w:szCs w:val="24"/>
+              </w:rPr>
+            </w:pPr>
+            <w:r>
+              <w:t>0</w:t>
+            </w:r>
+          </w:p>
+        </w:tc>
+        <w:tc>
+          <w:tcPr>
+            <w:tcW w:w="1707" w:type="dxa"/>
+          </w:tcPr>
+          <w:p>
+            <w:pPr>
+              <w:autoSpaceDE w:val="0"/>
+              <w:autoSpaceDN w:val="0"/>
+              <w:adjustRightInd w:val="0"/>
+              <w:rPr>
+                <w:rFonts w:ascii="TimesNewRomanPSMT" w:hAnsi="TimesNewRomanPSMT" w:cs="TimesNewRomanPSMT"/>
+                <w:sz w:val="20"/>
+              </w:rPr>
+            </w:pPr>
+            <w:r>
+              <w:rPr>
+                <w:rFonts w:ascii="TimesNewRomanPSMT" w:hAnsi="TimesNewRomanPSMT" w:cs="TimesNewRomanPSMT"/>
+                <w:sz w:val="20"/>
+              </w:rPr>
+              <w:t>Evidence of two or less</w:t>
+            </w:r>
+          </w:p>
+          <w:p>
+            <w:pPr>
+              <w:autoSpaceDE w:val="0"/>
+              <w:autoSpaceDN w:val="0"/>
+              <w:adjustRightInd w:val="0"/>
+              <w:rPr>
+                <w:rFonts w:ascii="TimesNewRomanPSMT" w:hAnsi="TimesNewRomanPSMT" w:cs="TimesNewRomanPSMT"/>
+                <w:sz w:val="20"/>
+              </w:rPr>
+            </w:pPr>
+          </w:p>
+          <w:p>
+            <w:pPr>
+              <w:pStyle w:val="PointValue"/>
+              <w:rPr>
+                <w:rFonts w:ascii="TimesNewRomanPS-BoldMT" w:hAnsi="TimesNewRomanPS-BoldMT" w:cs="TimesNewRomanPS-BoldMT"/>
+                <w:bCs/>
+                <w:sz w:val="24"/>
+                <w:szCs w:val="24"/>
+              </w:rPr>
+            </w:pPr>
+            <w:r>
+              <w:t>0</w:t>
+            </w:r>
+          </w:p>
+        </w:tc>
+        <w:tc>
+          <w:tcPr>
+            <w:tcW w:w="2255" w:type="dxa"/>
+          </w:tcPr>
+          <w:p>
+            <w:pPr>
+              <w:autoSpaceDE w:val="0"/>
+              <w:autoSpaceDN w:val="0"/>
+              <w:adjustRightInd w:val="0"/>
+              <w:rPr>
+                <w:rFonts w:ascii="TimesNewRomanPSMT" w:hAnsi="TimesNewRomanPSMT" w:cs="TimesNewRomanPSMT"/>
+                <w:sz w:val="20"/>
+              </w:rPr>
+            </w:pPr>
+            <w:r>
+              <w:rPr>
+                <w:rFonts w:ascii="TimesNewRomanPSMT" w:hAnsi="TimesNewRomanPSMT" w:cs="TimesNewRomanPSMT"/>
+                <w:sz w:val="20"/>
+              </w:rPr>
+              <w:t>Evidence of three</w:t>
+            </w:r>
+          </w:p>
+          <w:p>
+            <w:pPr>
+              <w:autoSpaceDE w:val="0"/>
+              <w:autoSpaceDN w:val="0"/>
+              <w:adjustRightInd w:val="0"/>
+              <w:rPr>
+                <w:rFonts w:ascii="TimesNewRomanPSMT" w:hAnsi="TimesNewRomanPSMT" w:cs="TimesNewRomanPSMT"/>
+                <w:sz w:val="20"/>
+              </w:rPr>
+            </w:pPr>
+          </w:p>
+          <w:p>
+            <w:pPr>
+              <w:autoSpaceDE w:val="0"/>
+              <w:autoSpaceDN w:val="0"/>
+              <w:adjustRightInd w:val="0"/>
+              <w:rPr>
+                <w:rFonts w:ascii="TimesNewRomanPSMT" w:hAnsi="TimesNewRomanPSMT" w:cs="TimesNewRomanPSMT"/>
+                <w:sz w:val="20"/>
+              </w:rPr>
+            </w:pPr>
+          </w:p>
+          <w:p>
+            <w:pPr>
+              <w:pStyle w:val="PointValue"/>
+              <w:rPr>
+                <w:rFonts w:ascii="TimesNewRomanPS-BoldMT" w:hAnsi="TimesNewRomanPS-BoldMT" w:cs="TimesNewRomanPS-BoldMT"/>
+                <w:bCs/>
+                <w:sz w:val="24"/>
+                <w:szCs w:val="24"/>
+              </w:rPr>
+            </w:pPr>
+            <w:r>
+              <w:t>0</w:t>
+            </w:r>
+          </w:p>
+        </w:tc>
+        <w:tc>
+          <w:tcPr>
+            <w:tcW w:w="1889" w:type="dxa"/>
+          </w:tcPr>
+          <w:p>
+            <w:pPr>
+              <w:autoSpaceDE w:val="0"/>
+              <w:autoSpaceDN w:val="0"/>
+              <w:adjustRightInd w:val="0"/>
+              <w:rPr>
+                <w:rFonts w:ascii="TimesNewRomanPSMT" w:hAnsi="TimesNewRomanPSMT" w:cs="TimesNewRomanPSMT"/>
+                <w:sz w:val="20"/>
+              </w:rPr>
+            </w:pPr>
+            <w:r>
+              <w:rPr>
+                <w:rFonts w:ascii="TimesNewRomanPSMT" w:hAnsi="TimesNewRomanPSMT" w:cs="TimesNewRomanPSMT"/>
+                <w:sz w:val="20"/>
+              </w:rPr>
+              <w:t>Evidence of four</w:t>
+            </w:r>
+          </w:p>
+          <w:p>
+            <w:pPr>
+              <w:autoSpaceDE w:val="0"/>
+              <w:autoSpaceDN w:val="0"/>
+              <w:adjustRightInd w:val="0"/>
+              <w:rPr>
+                <w:rFonts w:ascii="TimesNewRomanPSMT" w:hAnsi="TimesNewRomanPSMT" w:cs="TimesNewRomanPSMT"/>
+                <w:sz w:val="20"/>
+              </w:rPr>
+            </w:pPr>
+          </w:p>
+          <w:p>
+            <w:pPr>
+              <w:autoSpaceDE w:val="0"/>
+              <w:autoSpaceDN w:val="0"/>
+              <w:adjustRightInd w:val="0"/>
+              <w:rPr>
+                <w:rFonts w:ascii="TimesNewRomanPSMT" w:hAnsi="TimesNewRomanPSMT" w:cs="TimesNewRomanPSMT"/>
+                <w:sz w:val="20"/>
+              </w:rPr>
+            </w:pPr>
+          </w:p>
+          <w:p>
+            <w:pPr>
+              <w:pStyle w:val="PointValue"/>
+              <w:rPr>
+                <w:rFonts w:ascii="TimesNewRomanPS-BoldMT" w:hAnsi="TimesNewRomanPS-BoldMT" w:cs="TimesNewRomanPS-BoldMT"/>
+                <w:bCs/>
+                <w:sz w:val="24"/>
+                <w:szCs w:val="24"/>
+              </w:rPr>
+            </w:pPr>
+            <w:r>
+              <w:t>1</w:t>
+            </w:r>
+          </w:p>
+        </w:tc>
+        <w:tc>
+          <w:tcPr>
+            <w:tcW w:w="2789" w:type="dxa"/>
+          </w:tcPr>
+          <w:p>
+            <w:pPr>
+              <w:autoSpaceDE w:val="0"/>
+              <w:autoSpaceDN w:val="0"/>
+              <w:adjustRightInd w:val="0"/>
+              <w:rPr>
+                <w:rFonts w:ascii="TimesNewRomanPS-BoldMT" w:hAnsi="TimesNewRomanPS-BoldMT" w:cs="TimesNewRomanPS-BoldMT"/>
+                <w:bCs/>
+              </w:rPr>
+            </w:pPr>
+            <w:r>
+              <w:rPr>
+                <w:rFonts w:ascii="TimesNewRomanPSMT" w:hAnsi="TimesNewRomanPSMT" w:cs="TimesNewRomanPSMT"/>
+                <w:sz w:val="20"/>
+              </w:rPr>
+              <w:t>Title – can assess main point from title alone; Name, Instructors</w:t>
+            </w:r>
+            <w:r>
+              <w:rPr>
+                <w:rFonts w:ascii="TimesNewRomanPSMT" w:hAnsi="TimesNewRomanPSMT" w:cs="TimesNewRomanPSMT"/>
+                <w:sz w:val="20"/>
+              </w:rPr>
+              <w:t>’</w:t>
+            </w:r>
+            <w:r>
+              <w:rPr>
+                <w:rFonts w:ascii="TimesNewRomanPSMT" w:hAnsi="TimesNewRomanPSMT" w:cs="TimesNewRomanPSMT"/>
+                <w:sz w:val="20"/>
+              </w:rPr>
+              <w:t xml:space="preserve"> Name</w:t>
+            </w:r>
+            <w:r>
+              <w:rPr>
+                <w:rFonts w:ascii="TimesNewRomanPSMT" w:hAnsi="TimesNewRomanPSMT" w:cs="TimesNewRomanPSMT"/>
+                <w:sz w:val="20"/>
+              </w:rPr>
+              <w:t>s</w:t>
+            </w:r>
+            <w:r>
+              <w:rPr>
+                <w:rFonts w:ascii="TimesNewRomanPSMT" w:hAnsi="TimesNewRomanPSMT" w:cs="TimesNewRomanPSMT"/>
+                <w:sz w:val="20"/>
+              </w:rPr>
+              <w:t xml:space="preserve">, Course, Date, </w:t>
+            </w:r>
+            <w:proofErr w:type="gramStart"/>
+            <w:r>
+              <w:rPr>
+                <w:rFonts w:ascii="TimesNewRomanPSMT" w:hAnsi="TimesNewRomanPSMT" w:cs="TimesNewRomanPSMT"/>
+                <w:sz w:val="20"/>
+              </w:rPr>
+              <w:t>Neatly</w:t>
+            </w:r>
+            <w:proofErr w:type="gramEnd"/>
+            <w:r>
+              <w:rPr>
+                <w:rFonts w:ascii="TimesNewRomanPSMT" w:hAnsi="TimesNewRomanPSMT" w:cs="TimesNewRomanPSMT"/>
+                <w:sz w:val="20"/>
+              </w:rPr>
+              <w:t xml:space="preserve"> </w:t>
+            </w:r>
+            <w:proofErr w:type="gramStart"/>
+            <w:r>
+              <w:rPr>
+                <w:rFonts w:ascii="TimesNewRomanPSMT" w:hAnsi="TimesNewRomanPSMT" w:cs="TimesNewRomanPSMT"/>
+                <w:sz w:val="20"/>
+              </w:rPr>
+              <w:t>finished</w:t>
+            </w:r>
+            <w:r>
+              <w:rPr>
+                <w:rFonts w:ascii="TimesNewRomanPSMT" w:hAnsi="TimesNewRomanPSMT" w:cs="TimesNewRomanPSMT"/>
+                <w:sz w:val="20"/>
+              </w:rPr>
+              <w:t xml:space="preserve">  </w:t>
+            </w:r>
+            <w:r>
+              <w:rPr>
+                <w:bdr w:val="single" w:sz="4" w:space="0" w:color="auto"/>
+              </w:rPr>
+              <w:t>1</w:t>
+            </w:r>
+            <w:proofErr w:type="gramEnd"/>
+          </w:p>
+        </w:tc>
+        <w:tc>
+          <w:tcPr>
+            <w:tcW w:w="901" w:type="dxa"/>
+          </w:tcPr>
+          <w:p>
+            <w:pPr>
+              <w:autoSpaceDE w:val="0"/>
+              <w:autoSpaceDN w:val="0"/>
+              <w:adjustRightInd w:val="0"/>
+              <w:jc w:val="center"/>
+              <w:rPr>
+                <w:rFonts w:ascii="TimesNewRomanPS-BoldMT" w:hAnsi="TimesNewRomanPS-BoldMT" w:cs="TimesNewRomanPS-BoldMT"/>
+                <w:bCs/>
+              </w:rPr>
+            </w:pPr>
+            <w:r>
+              <w:rPr>
+                <w:rFonts w:ascii="TimesNewRomanPS-BoldMT" w:hAnsi="TimesNewRomanPS-BoldMT" w:cs="TimesNewRomanPS-BoldMT"/>
+                <w:bCs/>
+              </w:rPr>
+              <w:t>1</w:t>
+            </w:r>
+          </w:p>
+        </w:tc>
+        <w:tc>
+          <w:tcPr>
+            <w:tcW w:w="1350" w:type="dxa"/>
+          </w:tcPr>
+          <w:p>
+            <w:pPr>
+              <w:autoSpaceDE w:val="0"/>
+              <w:autoSpaceDN w:val="0"/>
+              <w:adjustRightInd w:val="0"/>
+              <w:jc w:val="center"/>
+              <w:rPr>
+                <w:rFonts w:ascii="TimesNewRomanPS-BoldMT" w:hAnsi="TimesNewRomanPS-BoldMT" w:cs="TimesNewRomanPS-BoldMT"/>
+                <w:bCs/>
+              </w:rPr>
+            </w:pPr>
+          </w:p>
+        </w:tc>
+      </w:tr>
+      <w:tr>
+        <w:tc>
+          <w:tcPr>
+            <w:tcW w:w="1799" w:type="dxa"/>
+          </w:tcPr>
+          <w:p>
+            <w:pPr>
+              <w:autoSpaceDE w:val="0"/>
+              <w:autoSpaceDN w:val="0"/>
+              <w:adjustRightInd w:val="0"/>
+              <w:jc w:val="center"/>
+              <w:rPr>
+                <w:rFonts w:ascii="TimesNewRomanPS-BoldMT" w:hAnsi="TimesNewRomanPS-BoldMT" w:cs="TimesNewRomanPS-BoldMT"/>
+                <w:b/>
+                <w:bCs/>
+              </w:rPr>
+            </w:pPr>
+            <w:r>
+              <w:rPr>
+                <w:rFonts w:ascii="TimesNewRomanPS-BoldMT" w:hAnsi="TimesNewRomanPS-BoldMT" w:cs="TimesNewRomanPS-BoldMT"/>
+                <w:b/>
+                <w:bCs/>
+              </w:rPr>
+              <w:t>Introduction</w:t>
+            </w:r>
+          </w:p>
+          <w:p>
+            <w:pPr>
+              <w:autoSpaceDE w:val="0"/>
+              <w:autoSpaceDN w:val="0"/>
+              <w:adjustRightInd w:val="0"/>
+              <w:jc w:val="center"/>
+              <w:rPr>
+                <w:rFonts w:ascii="TimesNewRomanPS-BoldMT" w:hAnsi="TimesNewRomanPS-BoldMT" w:cs="TimesNewRomanPS-BoldMT"/>
+                <w:b/>
+                <w:bCs/>
+              </w:rPr>
+            </w:pPr>
+            <w:r>
+              <w:rPr>
+                <w:rFonts w:ascii="TimesNewRomanPS-BoldMT" w:hAnsi="TimesNewRomanPS-BoldMT" w:cs="TimesNewRomanPS-BoldMT"/>
+                <w:b/>
+                <w:bCs/>
+              </w:rPr>
+              <w:t>(3)</w:t>
+            </w:r>
+          </w:p>
+        </w:tc>
+        <w:tc>
+          <w:tcPr>
+            <w:tcW w:w="1261" w:type="dxa"/>
+          </w:tcPr>
+          <w:p>
+            <w:r>
+              <w:t>Absent, no evidence</w:t>
+            </w:r>
+          </w:p>
+          <w:p/>
+          <w:p/>
+          <w:p/>
+          <w:p>
+            <w:pPr>
+              <w:pStyle w:val="PointValue"/>
+            </w:pPr>
+            <w:r>
+              <w:t>0</w:t>
+            </w:r>
+          </w:p>
+        </w:tc>
+        <w:tc>
+          <w:tcPr>
+            <w:tcW w:w="1707" w:type="dxa"/>
+          </w:tcPr>
+          <w:p>
+            <w:pPr>
+              <w:autoSpaceDE w:val="0"/>
+              <w:autoSpaceDN w:val="0"/>
+              <w:adjustRightInd w:val="0"/>
+              <w:rPr>
+                <w:rFonts w:ascii="TimesNewRomanPSMT" w:hAnsi="TimesNewRomanPSMT" w:cs="TimesNewRomanPSMT"/>
+                <w:sz w:val="20"/>
+              </w:rPr>
+            </w:pPr>
+            <w:r>
+              <w:rPr>
+                <w:rFonts w:ascii="TimesNewRomanPSMT" w:hAnsi="TimesNewRomanPSMT" w:cs="TimesNewRomanPSMT"/>
+                <w:sz w:val="20"/>
+              </w:rPr>
+              <w:t>There is no clear introduction or main topic.</w:t>
+            </w:r>
+          </w:p>
+          <w:p>
+            <w:pPr>
+              <w:autoSpaceDE w:val="0"/>
+              <w:autoSpaceDN w:val="0"/>
+              <w:adjustRightInd w:val="0"/>
+              <w:rPr>
+                <w:rFonts w:ascii="TimesNewRomanPSMT" w:hAnsi="TimesNewRomanPSMT" w:cs="TimesNewRomanPSMT"/>
+                <w:sz w:val="20"/>
+              </w:rPr>
+            </w:pPr>
+          </w:p>
+          <w:p>
+            <w:pPr>
+              <w:autoSpaceDE w:val="0"/>
+              <w:autoSpaceDN w:val="0"/>
+              <w:adjustRightInd w:val="0"/>
+              <w:rPr>
+                <w:rFonts w:ascii="TimesNewRomanPSMT" w:hAnsi="TimesNewRomanPSMT" w:cs="TimesNewRomanPSMT"/>
+                <w:sz w:val="20"/>
+              </w:rPr>
+            </w:pPr>
+          </w:p>
+          <w:p>
+            <w:pPr>
+              <w:pStyle w:val="PointValue"/>
+              <w:rPr>
+                <w:rFonts w:ascii="TimesNewRomanPS-BoldMT" w:hAnsi="TimesNewRomanPS-BoldMT" w:cs="TimesNewRomanPS-BoldMT"/>
+                <w:bCs/>
+                <w:sz w:val="24"/>
+                <w:szCs w:val="24"/>
+              </w:rPr>
+            </w:pPr>
+            <w:r>
+              <w:t>1</w:t>
+            </w:r>
+          </w:p>
+        </w:tc>
+        <w:tc>
+          <w:tcPr>
+            <w:tcW w:w="2255" w:type="dxa"/>
+          </w:tcPr>
+          <w:p>
+            <w:pPr>
+              <w:autoSpaceDE w:val="0"/>
+              <w:autoSpaceDN w:val="0"/>
+              <w:adjustRightInd w:val="0"/>
+              <w:rPr>
+                <w:rFonts w:ascii="TimesNewRomanPSMT" w:hAnsi="TimesNewRomanPSMT" w:cs="TimesNewRomanPSMT"/>
+                <w:sz w:val="20"/>
+              </w:rPr>
+            </w:pPr>
+            <w:r>
+              <w:rPr>
+                <w:rFonts w:ascii="TimesNewRomanPSMT" w:hAnsi="TimesNewRomanPSMT" w:cs="TimesNewRomanPSMT"/>
+                <w:sz w:val="20"/>
+              </w:rPr>
+              <w:t>I</w:t>
+            </w:r>
+            <w:r>
+              <w:rPr>
+                <w:rFonts w:ascii="TimesNewRomanPSMT" w:hAnsi="TimesNewRomanPSMT" w:cs="TimesNewRomanPSMT"/>
+                <w:sz w:val="20"/>
+              </w:rPr>
+              <w:t xml:space="preserve">ntroduction states the main topic but </w:t>
+            </w:r>
+            <w:r>
+              <w:rPr>
+                <w:rFonts w:ascii="TimesNewRomanPSMT" w:hAnsi="TimesNewRomanPSMT" w:cs="TimesNewRomanPSMT"/>
+                <w:sz w:val="20"/>
+              </w:rPr>
+              <w:t>e</w:t>
+            </w:r>
+            <w:r>
+              <w:rPr>
+                <w:rFonts w:ascii="TimesNewRomanPSMT" w:hAnsi="TimesNewRomanPSMT" w:cs="TimesNewRomanPSMT"/>
+                <w:sz w:val="20"/>
+              </w:rPr>
+              <w:t>ither:</w:t>
+            </w:r>
+          </w:p>
+          <w:p>
+            <w:pPr>
+              <w:pStyle w:val="ListParagraph"/>
+              <w:numPr>
+                <w:ilvl w:val="0"/>
+                <w:numId w:val="3"/>
+              </w:numPr>
+              <w:autoSpaceDE w:val="0"/>
+              <w:autoSpaceDN w:val="0"/>
+              <w:adjustRightInd w:val="0"/>
+              <w:spacing w:after="0" w:line="240" w:lineRule="auto"/>
+              <w:ind w:left="288" w:hanging="216"/>
+              <w:rPr>
+                <w:rFonts w:ascii="TimesNewRomanPSMT" w:hAnsi="TimesNewRomanPSMT" w:cs="TimesNewRomanPSMT"/>
+                <w:sz w:val="20"/>
+              </w:rPr>
+            </w:pPr>
+            <w:r>
+              <w:rPr>
+                <w:rFonts w:ascii="TimesNewRomanPSMT" w:hAnsi="TimesNewRomanPSMT" w:cs="TimesNewRomanPSMT"/>
+                <w:sz w:val="20"/>
+              </w:rPr>
+              <w:t>Does not</w:t>
+            </w:r>
+            <w:r>
+              <w:rPr>
+                <w:rFonts w:ascii="TimesNewRomanPSMT" w:hAnsi="TimesNewRomanPSMT" w:cs="TimesNewRomanPSMT"/>
+                <w:sz w:val="20"/>
+              </w:rPr>
+              <w:t xml:space="preserve"> give a</w:t>
+            </w:r>
+            <w:r>
+              <w:rPr>
+                <w:rFonts w:ascii="TimesNewRomanPSMT" w:hAnsi="TimesNewRomanPSMT" w:cs="TimesNewRomanPSMT"/>
+                <w:sz w:val="20"/>
+              </w:rPr>
+              <w:t xml:space="preserve"> full</w:t>
+            </w:r>
+            <w:r>
+              <w:rPr>
+                <w:rFonts w:ascii="TimesNewRomanPSMT" w:hAnsi="TimesNewRomanPSMT" w:cs="TimesNewRomanPSMT"/>
+                <w:sz w:val="20"/>
+              </w:rPr>
+              <w:t xml:space="preserve"> overview, Or:</w:t>
+            </w:r>
+          </w:p>
+          <w:p>
+            <w:pPr>
+              <w:pStyle w:val="ListParagraph"/>
+              <w:numPr>
+                <w:ilvl w:val="0"/>
+                <w:numId w:val="3"/>
+              </w:numPr>
+              <w:autoSpaceDE w:val="0"/>
+              <w:autoSpaceDN w:val="0"/>
+              <w:adjustRightInd w:val="0"/>
+              <w:spacing w:after="0" w:line="240" w:lineRule="auto"/>
+              <w:ind w:left="288" w:hanging="216"/>
+            </w:pPr>
+            <w:r>
+              <w:rPr>
+                <w:rFonts w:ascii="TimesNewRomanPSMT" w:hAnsi="TimesNewRomanPSMT" w:cs="TimesNewRomanPSMT"/>
+                <w:sz w:val="20"/>
+              </w:rPr>
+              <w:t>Too detailed, leading to annoying repetition later</w:t>
+            </w:r>
+            <w:r>
+              <w:rPr>
+                <w:rFonts w:ascii="TimesNewRomanPSMT" w:hAnsi="TimesNewRomanPSMT" w:cs="TimesNewRomanPSMT"/>
+                <w:sz w:val="20"/>
+              </w:rPr>
+              <w:t xml:space="preserve">.  </w:t>
+            </w:r>
+            <w:r>
+              <w:rPr>
+                <w:bdr w:val="single" w:sz="4" w:space="0" w:color="auto"/>
+              </w:rPr>
+              <w:t>2</w:t>
+            </w:r>
+          </w:p>
+        </w:tc>
+        <w:tc>
+          <w:tcPr>
+            <w:tcW w:w="1889" w:type="dxa"/>
+          </w:tcPr>
+          <w:p>
+            <w:pPr>
+              <w:autoSpaceDE w:val="0"/>
+              <w:autoSpaceDN w:val="0"/>
+              <w:adjustRightInd w:val="0"/>
+              <w:rPr>
+                <w:rFonts w:ascii="TimesNewRomanPSMT" w:hAnsi="TimesNewRomanPSMT" w:cs="TimesNewRomanPSMT"/>
+                <w:sz w:val="20"/>
+              </w:rPr>
+            </w:pPr>
+            <w:r>
+              <w:rPr>
+                <w:rFonts w:ascii="TimesNewRomanPSMT" w:hAnsi="TimesNewRomanPSMT" w:cs="TimesNewRomanPSMT"/>
+                <w:sz w:val="20"/>
+              </w:rPr>
+              <w:t xml:space="preserve">The introduction states the main topic and previews the structure of the </w:t>
+            </w:r>
+            <w:r>
+              <w:rPr>
+                <w:rFonts w:ascii="TimesNewRomanPSMT" w:hAnsi="TimesNewRomanPSMT" w:cs="TimesNewRomanPSMT"/>
+                <w:sz w:val="20"/>
+              </w:rPr>
+              <w:t>report</w:t>
+            </w:r>
+            <w:r>
+              <w:rPr>
+                <w:rFonts w:ascii="TimesNewRomanPSMT" w:hAnsi="TimesNewRomanPSMT" w:cs="TimesNewRomanPSMT"/>
+                <w:sz w:val="20"/>
+              </w:rPr>
+              <w:t>.</w:t>
+            </w:r>
+          </w:p>
+          <w:p>
+            <w:pPr>
+              <w:autoSpaceDE w:val="0"/>
+              <w:autoSpaceDN w:val="0"/>
+              <w:adjustRightInd w:val="0"/>
+              <w:rPr>
+                <w:rFonts w:ascii="TimesNewRomanPSMT" w:hAnsi="TimesNewRomanPSMT" w:cs="TimesNewRomanPSMT"/>
+                <w:sz w:val="20"/>
+              </w:rPr>
+            </w:pPr>
+          </w:p>
+          <w:p>
+            <w:pPr>
+              <w:autoSpaceDE w:val="0"/>
+              <w:autoSpaceDN w:val="0"/>
+              <w:adjustRightInd w:val="0"/>
+              <w:rPr>
+                <w:rFonts w:ascii="TimesNewRomanPSMT" w:hAnsi="TimesNewRomanPSMT" w:cs="TimesNewRomanPSMT"/>
+                <w:sz w:val="20"/>
+              </w:rPr>
+            </w:pPr>
+          </w:p>
+          <w:p>
+            <w:pPr>
+              <w:pStyle w:val="PointValue"/>
+              <w:rPr>
+                <w:rFonts w:ascii="TimesNewRomanPS-BoldMT" w:hAnsi="TimesNewRomanPS-BoldMT" w:cs="TimesNewRomanPS-BoldMT"/>
+                <w:sz w:val="24"/>
+                <w:szCs w:val="24"/>
+              </w:rPr>
+            </w:pPr>
+            <w:r>
+              <w:t>2</w:t>
+            </w:r>
+          </w:p>
+        </w:tc>
+        <w:tc>
+          <w:tcPr>
+            <w:tcW w:w="2789" w:type="dxa"/>
+          </w:tcPr>
+          <w:p>
+            <w:pPr>
+              <w:autoSpaceDE w:val="0"/>
+              <w:autoSpaceDN w:val="0"/>
+              <w:adjustRightInd w:val="0"/>
+              <w:rPr>
+                <w:rFonts w:ascii="TimesNewRomanPSMT" w:hAnsi="TimesNewRomanPSMT" w:cs="TimesNewRomanPSMT"/>
+                <w:sz w:val="20"/>
+              </w:rPr>
+            </w:pPr>
+            <w:r>
+              <w:rPr>
+                <w:rFonts w:ascii="TimesNewRomanPSMT" w:hAnsi="TimesNewRomanPSMT" w:cs="TimesNewRomanPSMT"/>
+                <w:sz w:val="20"/>
+              </w:rPr>
+              <w:t xml:space="preserve">The introduction states the main topic and previews the structure of the </w:t>
+            </w:r>
+            <w:r>
+              <w:rPr>
+                <w:rFonts w:ascii="TimesNewRomanPSMT" w:hAnsi="TimesNewRomanPSMT" w:cs="TimesNewRomanPSMT"/>
+                <w:sz w:val="20"/>
+              </w:rPr>
+              <w:t>report</w:t>
+            </w:r>
+            <w:r>
+              <w:rPr>
+                <w:rFonts w:ascii="TimesNewRomanPSMT" w:hAnsi="TimesNewRomanPSMT" w:cs="TimesNewRomanPSMT"/>
+                <w:sz w:val="20"/>
+              </w:rPr>
+              <w:t xml:space="preserve">. Good overview of the </w:t>
+            </w:r>
+            <w:r>
+              <w:rPr>
+                <w:rFonts w:ascii="TimesNewRomanPSMT" w:hAnsi="TimesNewRomanPSMT" w:cs="TimesNewRomanPSMT"/>
+                <w:sz w:val="20"/>
+              </w:rPr>
+              <w:t>problem</w:t>
+            </w:r>
+            <w:r>
+              <w:rPr>
+                <w:rFonts w:ascii="TimesNewRomanPSMT" w:hAnsi="TimesNewRomanPSMT" w:cs="TimesNewRomanPSMT"/>
+                <w:sz w:val="20"/>
+              </w:rPr>
+              <w:t xml:space="preserve"> and s</w:t>
+            </w:r>
+            <w:r>
+              <w:rPr>
+                <w:rFonts w:ascii="TimesNewRomanPSMT" w:hAnsi="TimesNewRomanPSMT" w:cs="TimesNewRomanPSMT"/>
+                <w:sz w:val="20"/>
+              </w:rPr>
+              <w:t>olution approach</w:t>
+            </w:r>
+            <w:r>
+              <w:rPr>
+                <w:rFonts w:ascii="TimesNewRomanPSMT" w:hAnsi="TimesNewRomanPSMT" w:cs="TimesNewRomanPSMT"/>
+                <w:sz w:val="20"/>
+              </w:rPr>
+              <w:t xml:space="preserve">. Gives enough detail to </w:t>
+            </w:r>
+            <w:r>
+              <w:rPr>
+                <w:rFonts w:ascii="TimesNewRomanPSMT" w:hAnsi="TimesNewRomanPSMT" w:cs="TimesNewRomanPSMT"/>
+                <w:sz w:val="20"/>
+              </w:rPr>
+              <w:t>motivate</w:t>
+            </w:r>
+            <w:r>
+              <w:rPr>
+                <w:rFonts w:ascii="TimesNewRomanPSMT" w:hAnsi="TimesNewRomanPSMT" w:cs="TimesNewRomanPSMT"/>
+                <w:sz w:val="20"/>
+              </w:rPr>
+              <w:t xml:space="preserve"> the reader</w:t>
+            </w:r>
+            <w:r>
+              <w:rPr>
+                <w:rFonts w:ascii="TimesNewRomanPSMT" w:hAnsi="TimesNewRomanPSMT" w:cs="TimesNewRomanPSMT"/>
+                <w:sz w:val="20"/>
+              </w:rPr>
+              <w:t xml:space="preserve"> to continue reading</w:t>
+            </w:r>
+            <w:r>
+              <w:rPr>
+                <w:rFonts w:ascii="TimesNewRomanPSMT" w:hAnsi="TimesNewRomanPSMT" w:cs="TimesNewRomanPSMT"/>
+                <w:sz w:val="20"/>
+              </w:rPr>
+              <w:t>.</w:t>
+            </w:r>
+          </w:p>
+          <w:p>
+            <w:pPr>
+              <w:pStyle w:val="PointValue"/>
+              <w:rPr>
+                <w:rFonts w:ascii="TimesNewRomanPS-BoldMT" w:hAnsi="TimesNewRomanPS-BoldMT" w:cs="TimesNewRomanPS-BoldMT"/>
+                <w:bCs/>
+                <w:sz w:val="24"/>
+                <w:szCs w:val="24"/>
+              </w:rPr>
+            </w:pPr>
+            <w:r>
+              <w:t>3</w:t>
+            </w:r>
+          </w:p>
+        </w:tc>
+        <w:tc>
+          <w:tcPr>
+            <w:tcW w:w="901" w:type="dxa"/>
+          </w:tcPr>
+          <w:p>
+            <w:pPr>
+              <w:autoSpaceDE w:val="0"/>
+              <w:autoSpaceDN w:val="0"/>
+              <w:adjustRightInd w:val="0"/>
+              <w:jc w:val="center"/>
+              <w:rPr>
+                <w:rFonts w:ascii="TimesNewRomanPS-BoldMT" w:hAnsi="TimesNewRomanPS-BoldMT" w:cs="TimesNewRomanPS-BoldMT"/>
+                <w:bCs/>
+              </w:rPr>
+            </w:pPr>
+            <w:r>
+              <w:rPr>
+                <w:rFonts w:ascii="TimesNewRomanPS-BoldMT" w:hAnsi="TimesNewRomanPS-BoldMT" w:cs="TimesNewRomanPS-BoldMT"/>
+                <w:bCs/>
+              </w:rPr>
+              <w:t>2</w:t>
+            </w:r>
+          </w:p>
+        </w:tc>
+        <w:tc>
+          <w:tcPr>
+            <w:tcW w:w="1350" w:type="dxa"/>
+          </w:tcPr>
+          <w:p>
+            <w:pPr>
+              <w:autoSpaceDE w:val="0"/>
+              <w:autoSpaceDN w:val="0"/>
+              <w:adjustRightInd w:val="0"/>
+              <w:jc w:val="center"/>
+              <w:rPr>
+                <w:rFonts w:ascii="TimesNewRomanPS-BoldMT" w:hAnsi="TimesNewRomanPS-BoldMT" w:cs="TimesNewRomanPS-BoldMT"/>
+                <w:bCs/>
+              </w:rPr>
+            </w:pPr>
+          </w:p>
+        </w:tc>
+      </w:tr>
+      <w:tr>
+        <w:tc>
+          <w:tcPr>
+            <w:tcW w:w="1799" w:type="dxa"/>
+          </w:tcPr>
+          <w:p>
+            <w:pPr>
+              <w:autoSpaceDE w:val="0"/>
+              <w:autoSpaceDN w:val="0"/>
+              <w:adjustRightInd w:val="0"/>
+              <w:jc w:val="center"/>
+              <w:rPr>
+                <w:rFonts w:ascii="TimesNewRomanPS-BoldMT" w:hAnsi="TimesNewRomanPS-BoldMT" w:cs="TimesNewRomanPS-BoldMT"/>
+                <w:b/>
+                <w:bCs/>
+              </w:rPr>
+            </w:pPr>
+            <w:r>
+              <w:br w:type="page"/>
+            </w:r>
+            <w:r>
+              <w:rPr>
+                <w:rFonts w:ascii="TimesNewRomanPS-BoldMT" w:hAnsi="TimesNewRomanPS-BoldMT" w:cs="TimesNewRomanPS-BoldMT"/>
+                <w:b/>
+                <w:bCs/>
+              </w:rPr>
+              <w:t>Organization</w:t>
+            </w:r>
+            <w:r>
+              <w:rPr>
+                <w:rFonts w:ascii="TimesNewRomanPS-BoldMT" w:hAnsi="TimesNewRomanPS-BoldMT" w:cs="TimesNewRomanPS-BoldMT"/>
+                <w:b/>
+                <w:bCs/>
+              </w:rPr>
+              <w:t xml:space="preserve"> and s</w:t>
+            </w:r>
+            <w:r>
+              <w:rPr>
+                <w:rFonts w:ascii="TimesNewRomanPS-BoldMT" w:hAnsi="TimesNewRomanPS-BoldMT" w:cs="TimesNewRomanPS-BoldMT"/>
+                <w:b/>
+                <w:bCs/>
+              </w:rPr>
+              <w:t xml:space="preserve">tructural development of the idea: </w:t>
+            </w:r>
+            <w:r>
+              <w:rPr>
+                <w:rFonts w:ascii="TimesNewRomanPS-BoldMT" w:hAnsi="TimesNewRomanPS-BoldMT" w:cs="TimesNewRomanPS-BoldMT"/>
+                <w:b/>
+                <w:bCs/>
+              </w:rPr>
+              <w:t>p</w:t>
+            </w:r>
+            <w:r>
+              <w:rPr>
+                <w:rFonts w:ascii="TimesNewRomanPS-BoldMT" w:hAnsi="TimesNewRomanPS-BoldMT" w:cs="TimesNewRomanPS-BoldMT"/>
+                <w:b/>
+                <w:bCs/>
+              </w:rPr>
+              <w:t xml:space="preserve">rocedure, </w:t>
+            </w:r>
+            <w:r>
+              <w:rPr>
+                <w:rFonts w:ascii="TimesNewRomanPS-BoldMT" w:hAnsi="TimesNewRomanPS-BoldMT" w:cs="TimesNewRomanPS-BoldMT"/>
+                <w:b/>
+                <w:bCs/>
+              </w:rPr>
+              <w:t>r</w:t>
+            </w:r>
+            <w:r>
+              <w:rPr>
+                <w:rFonts w:ascii="TimesNewRomanPS-BoldMT" w:hAnsi="TimesNewRomanPS-BoldMT" w:cs="TimesNewRomanPS-BoldMT"/>
+                <w:b/>
+                <w:bCs/>
+              </w:rPr>
+              <w:t xml:space="preserve">esults, </w:t>
+            </w:r>
+            <w:r>
+              <w:rPr>
+                <w:rFonts w:ascii="TimesNewRomanPS-BoldMT" w:hAnsi="TimesNewRomanPS-BoldMT" w:cs="TimesNewRomanPS-BoldMT"/>
+                <w:b/>
+                <w:bCs/>
+              </w:rPr>
+              <w:t>conclusions</w:t>
+            </w:r>
+          </w:p>
+          <w:p>
+            <w:pPr>
+              <w:autoSpaceDE w:val="0"/>
+              <w:autoSpaceDN w:val="0"/>
+              <w:adjustRightInd w:val="0"/>
+              <w:jc w:val="center"/>
+              <w:rPr>
+                <w:rFonts w:ascii="TimesNewRomanPS-BoldMT" w:hAnsi="TimesNewRomanPS-BoldMT" w:cs="TimesNewRomanPS-BoldMT"/>
+                <w:b/>
+                <w:bCs/>
+              </w:rPr>
+            </w:pPr>
+            <w:r>
+              <w:rPr>
+                <w:rFonts w:ascii="TimesNewRomanPS-BoldMT" w:hAnsi="TimesNewRomanPS-BoldMT" w:cs="TimesNewRomanPS-BoldMT"/>
+                <w:b/>
+                <w:bCs/>
+              </w:rPr>
+              <w:t>(10)</w:t>
+            </w:r>
+          </w:p>
+        </w:tc>
+        <w:tc>
+          <w:tcPr>
+            <w:tcW w:w="1261" w:type="dxa"/>
+          </w:tcPr>
+          <w:p>
+            <w:pPr>
+              <w:autoSpaceDE w:val="0"/>
+              <w:autoSpaceDN w:val="0"/>
+              <w:adjustRightInd w:val="0"/>
+              <w:rPr>
+                <w:rFonts w:ascii="TimesNewRomanPSMT" w:hAnsi="TimesNewRomanPSMT" w:cs="TimesNewRomanPSMT"/>
+                <w:sz w:val="20"/>
+              </w:rPr>
+            </w:pPr>
+            <w:r>
+              <w:rPr>
+                <w:rFonts w:ascii="TimesNewRomanPSMT" w:hAnsi="TimesNewRomanPSMT" w:cs="TimesNewRomanPSMT"/>
+                <w:sz w:val="20"/>
+              </w:rPr>
+              <w:t xml:space="preserve">No </w:t>
+            </w:r>
+            <w:r>
+              <w:rPr>
+                <w:rFonts w:ascii="TimesNewRomanPSMT" w:hAnsi="TimesNewRomanPSMT" w:cs="TimesNewRomanPSMT"/>
+                <w:sz w:val="20"/>
+              </w:rPr>
+              <w:t>content provided</w:t>
+            </w:r>
+            <w:r>
+              <w:rPr>
+                <w:rFonts w:ascii="TimesNewRomanPSMT" w:hAnsi="TimesNewRomanPSMT" w:cs="TimesNewRomanPSMT"/>
+                <w:sz w:val="20"/>
+              </w:rPr>
+              <w:t>.</w:t>
+            </w:r>
+          </w:p>
+          <w:p>
+            <w:pPr>
+              <w:autoSpaceDE w:val="0"/>
+              <w:autoSpaceDN w:val="0"/>
+              <w:adjustRightInd w:val="0"/>
+              <w:rPr>
+                <w:rFonts w:ascii="TimesNewRomanPSMT" w:hAnsi="TimesNewRomanPSMT" w:cs="TimesNewRomanPSMT"/>
+                <w:sz w:val="20"/>
+              </w:rPr>
+            </w:pPr>
+          </w:p>
+          <w:p>
+            <w:pPr>
+              <w:autoSpaceDE w:val="0"/>
+              <w:autoSpaceDN w:val="0"/>
+              <w:adjustRightInd w:val="0"/>
+              <w:rPr>
+                <w:rFonts w:ascii="TimesNewRomanPSMT" w:hAnsi="TimesNewRomanPSMT" w:cs="TimesNewRomanPSMT"/>
+                <w:sz w:val="20"/>
+              </w:rPr>
+            </w:pPr>
+          </w:p>
+          <w:p>
+            <w:pPr>
+              <w:autoSpaceDE w:val="0"/>
+              <w:autoSpaceDN w:val="0"/>
+              <w:adjustRightInd w:val="0"/>
+              <w:rPr>
+                <w:rFonts w:ascii="TimesNewRomanPSMT" w:hAnsi="TimesNewRomanPSMT" w:cs="TimesNewRomanPSMT"/>
+                <w:sz w:val="20"/>
+              </w:rPr>
+            </w:pPr>
+          </w:p>
+          <w:p>
+            <w:pPr>
+              <w:autoSpaceDE w:val="0"/>
+              <w:autoSpaceDN w:val="0"/>
+              <w:adjustRightInd w:val="0"/>
+              <w:rPr>
+                <w:rFonts w:ascii="TimesNewRomanPSMT" w:hAnsi="TimesNewRomanPSMT" w:cs="TimesNewRomanPSMT"/>
+                <w:sz w:val="20"/>
+              </w:rPr>
+            </w:pPr>
+          </w:p>
+          <w:p>
+            <w:pPr>
+              <w:autoSpaceDE w:val="0"/>
+              <w:autoSpaceDN w:val="0"/>
+              <w:adjustRightInd w:val="0"/>
+              <w:rPr>
+                <w:rFonts w:ascii="TimesNewRomanPSMT" w:hAnsi="TimesNewRomanPSMT" w:cs="TimesNewRomanPSMT"/>
+                <w:sz w:val="20"/>
+              </w:rPr>
+            </w:pPr>
+          </w:p>
+          <w:p>
+            <w:pPr>
+              <w:autoSpaceDE w:val="0"/>
+              <w:autoSpaceDN w:val="0"/>
+              <w:adjustRightInd w:val="0"/>
+              <w:rPr>
+                <w:rFonts w:ascii="TimesNewRomanPSMT" w:hAnsi="TimesNewRomanPSMT" w:cs="TimesNewRomanPSMT"/>
+                <w:sz w:val="20"/>
+              </w:rPr>
+            </w:pPr>
+          </w:p>
+          <w:p>
+            <w:pPr>
+              <w:autoSpaceDE w:val="0"/>
+              <w:autoSpaceDN w:val="0"/>
+              <w:adjustRightInd w:val="0"/>
+              <w:jc w:val="center"/>
+              <w:rPr>
+                <w:rFonts w:ascii="TimesNewRomanPS-BoldMT" w:hAnsi="TimesNewRomanPS-BoldMT" w:cs="TimesNewRomanPS-BoldMT"/>
+                <w:bCs/>
+              </w:rPr>
+            </w:pPr>
+            <w:r>
+              <w:rPr>
+                <w:rFonts w:ascii="TimesNewRomanPSMT" w:hAnsi="TimesNewRomanPSMT" w:cs="TimesNewRomanPSMT"/>
+                <w:sz w:val="20"/>
+                <w:bdr w:val="single" w:sz="4" w:space="0" w:color="auto"/>
+              </w:rPr>
+              <w:lastRenderedPageBreak/>
+              <w:t>0</w:t>
+            </w:r>
+          </w:p>
+        </w:tc>
+        <w:tc>
+          <w:tcPr>
+            <w:tcW w:w="1707" w:type="dxa"/>
+          </w:tcPr>
+          <w:p>
+            <w:pPr>
+              <w:autoSpaceDE w:val="0"/>
+              <w:autoSpaceDN w:val="0"/>
+              <w:adjustRightInd w:val="0"/>
+              <w:rPr>
+                <w:rFonts w:ascii="TimesNewRomanPSMT" w:hAnsi="TimesNewRomanPSMT" w:cs="TimesNewRomanPSMT"/>
+                <w:sz w:val="20"/>
+              </w:rPr>
+            </w:pPr>
+            <w:r>
+              <w:rPr>
+                <w:rFonts w:ascii="TimesNewRomanPSMT" w:hAnsi="TimesNewRomanPSMT" w:cs="TimesNewRomanPSMT"/>
+                <w:sz w:val="20"/>
+              </w:rPr>
+              <w:lastRenderedPageBreak/>
+              <w:t xml:space="preserve">Paragraphs fail to develop the main idea. </w:t>
+            </w:r>
+            <w:r>
+              <w:rPr>
+                <w:rFonts w:ascii="TimesNewRomanPSMT" w:hAnsi="TimesNewRomanPSMT" w:cs="TimesNewRomanPSMT"/>
+                <w:sz w:val="20"/>
+              </w:rPr>
+              <w:t>No section headers or guide to help the reader understand how material is organized.</w:t>
+            </w:r>
+          </w:p>
+          <w:p>
+            <w:pPr>
+              <w:pStyle w:val="PointValue"/>
+            </w:pPr>
+            <w:r>
+              <w:t>1 – 5</w:t>
+            </w:r>
+          </w:p>
+        </w:tc>
+        <w:tc>
+          <w:tcPr>
+            <w:tcW w:w="2255" w:type="dxa"/>
+          </w:tcPr>
+          <w:p>
+            <w:pPr>
+              <w:autoSpaceDE w:val="0"/>
+              <w:autoSpaceDN w:val="0"/>
+              <w:adjustRightInd w:val="0"/>
+              <w:rPr>
+                <w:rFonts w:ascii="TimesNewRomanPSMT" w:hAnsi="TimesNewRomanPSMT" w:cs="TimesNewRomanPSMT"/>
+                <w:sz w:val="20"/>
+              </w:rPr>
+            </w:pPr>
+            <w:r>
+              <w:rPr>
+                <w:rFonts w:ascii="TimesNewRomanPSMT" w:hAnsi="TimesNewRomanPSMT" w:cs="TimesNewRomanPSMT"/>
+                <w:sz w:val="20"/>
+              </w:rPr>
+              <w:t>Organization of ideas not fully developed.</w:t>
+            </w:r>
+            <w:r>
+              <w:rPr>
+                <w:rFonts w:ascii="TimesNewRomanPSMT" w:hAnsi="TimesNewRomanPSMT" w:cs="TimesNewRomanPSMT"/>
+                <w:sz w:val="20"/>
+              </w:rPr>
+              <w:t xml:space="preserve"> </w:t>
+            </w:r>
+            <w:r>
+              <w:rPr>
+                <w:rFonts w:ascii="TimesNewRomanPSMT" w:hAnsi="TimesNewRomanPSMT" w:cs="TimesNewRomanPSMT"/>
+                <w:sz w:val="20"/>
+              </w:rPr>
+              <w:t>Paragraphs lack supporting detail sentences. No transitions</w:t>
+            </w:r>
+            <w:r>
+              <w:rPr>
+                <w:rFonts w:ascii="TimesNewRomanPSMT" w:hAnsi="TimesNewRomanPSMT" w:cs="TimesNewRomanPSMT"/>
+                <w:sz w:val="20"/>
+              </w:rPr>
+              <w:t xml:space="preserve"> and/or ineffective section headers.</w:t>
+            </w:r>
+          </w:p>
+          <w:p>
+            <w:pPr>
+              <w:autoSpaceDE w:val="0"/>
+              <w:autoSpaceDN w:val="0"/>
+              <w:adjustRightInd w:val="0"/>
+              <w:rPr>
+                <w:rFonts w:ascii="TimesNewRomanPSMT" w:hAnsi="TimesNewRomanPSMT" w:cs="TimesNewRomanPSMT"/>
+                <w:sz w:val="20"/>
+              </w:rPr>
+            </w:pPr>
+          </w:p>
+          <w:p>
+            <w:pPr>
+              <w:pStyle w:val="PointValue"/>
+            </w:pPr>
+            <w:r>
+              <w:t xml:space="preserve">6 - 7 </w:t>
+            </w:r>
+          </w:p>
+        </w:tc>
+        <w:tc>
+          <w:tcPr>
+            <w:tcW w:w="1889" w:type="dxa"/>
+          </w:tcPr>
+          <w:p>
+            <w:pPr>
+              <w:autoSpaceDE w:val="0"/>
+              <w:autoSpaceDN w:val="0"/>
+              <w:adjustRightInd w:val="0"/>
+              <w:rPr>
+                <w:rFonts w:ascii="TimesNewRomanPSMT" w:hAnsi="TimesNewRomanPSMT" w:cs="TimesNewRomanPSMT"/>
+                <w:sz w:val="20"/>
+              </w:rPr>
+            </w:pPr>
+            <w:r>
+              <w:rPr>
+                <w:rFonts w:ascii="TimesNewRomanPSMT" w:hAnsi="TimesNewRomanPSMT" w:cs="TimesNewRomanPSMT"/>
+                <w:sz w:val="20"/>
+              </w:rPr>
+              <w:t>Paragraph development present but not perfected.</w:t>
+            </w:r>
+            <w:r>
+              <w:rPr>
+                <w:rFonts w:ascii="TimesNewRomanPSMT" w:hAnsi="TimesNewRomanPSMT" w:cs="TimesNewRomanPSMT"/>
+                <w:sz w:val="20"/>
+              </w:rPr>
+              <w:t xml:space="preserve"> </w:t>
+            </w:r>
+            <w:r>
+              <w:rPr>
+                <w:rFonts w:ascii="TimesNewRomanPSMT" w:hAnsi="TimesNewRomanPSMT" w:cs="TimesNewRomanPSMT"/>
+                <w:sz w:val="20"/>
+              </w:rPr>
+              <w:t xml:space="preserve">Each paragraph has sufficient supporting detail sentences. </w:t>
+            </w:r>
+            <w:r>
+              <w:rPr>
+                <w:rFonts w:ascii="TimesNewRomanPSMT" w:hAnsi="TimesNewRomanPSMT" w:cs="TimesNewRomanPSMT"/>
+                <w:sz w:val="20"/>
+              </w:rPr>
+              <w:t>Few</w:t>
+            </w:r>
+            <w:r>
+              <w:rPr>
+                <w:rFonts w:ascii="TimesNewRomanPSMT" w:hAnsi="TimesNewRomanPSMT" w:cs="TimesNewRomanPSMT"/>
+                <w:sz w:val="20"/>
+              </w:rPr>
+              <w:t xml:space="preserve"> transitions.</w:t>
+            </w:r>
+          </w:p>
+          <w:p>
+            <w:pPr>
+              <w:pStyle w:val="PointValue"/>
+              <w:rPr>
+                <w:rFonts w:ascii="TimesNewRomanPS-BoldMT" w:hAnsi="TimesNewRomanPS-BoldMT" w:cs="TimesNewRomanPS-BoldMT"/>
+                <w:bCs/>
+                <w:sz w:val="24"/>
+                <w:szCs w:val="24"/>
+              </w:rPr>
+            </w:pPr>
+            <w:r>
+              <w:t>8</w:t>
+            </w:r>
+          </w:p>
+        </w:tc>
+        <w:tc>
+          <w:tcPr>
+            <w:tcW w:w="2789" w:type="dxa"/>
+          </w:tcPr>
+          <w:p>
+            <w:pPr>
+              <w:autoSpaceDE w:val="0"/>
+              <w:autoSpaceDN w:val="0"/>
+              <w:adjustRightInd w:val="0"/>
+              <w:rPr>
+                <w:rFonts w:ascii="TimesNewRomanPSMT" w:hAnsi="TimesNewRomanPSMT" w:cs="TimesNewRomanPSMT"/>
+                <w:sz w:val="20"/>
+              </w:rPr>
+            </w:pPr>
+            <w:r>
+              <w:rPr>
+                <w:rFonts w:ascii="TimesNewRomanPSMT" w:hAnsi="TimesNewRomanPSMT" w:cs="TimesNewRomanPSMT"/>
+                <w:sz w:val="20"/>
+              </w:rPr>
+              <w:t>Writer demonstrates logic and sequencing of ideas through well-developed</w:t>
+            </w:r>
+            <w:r>
+              <w:rPr>
+                <w:rFonts w:ascii="TimesNewRomanPSMT" w:hAnsi="TimesNewRomanPSMT" w:cs="TimesNewRomanPSMT"/>
+                <w:sz w:val="20"/>
+              </w:rPr>
+              <w:t xml:space="preserve"> section headers, </w:t>
+            </w:r>
+            <w:r>
+              <w:rPr>
+                <w:rFonts w:ascii="TimesNewRomanPSMT" w:hAnsi="TimesNewRomanPSMT" w:cs="TimesNewRomanPSMT"/>
+                <w:sz w:val="20"/>
+              </w:rPr>
+              <w:t>paragraphs</w:t>
+            </w:r>
+            <w:r>
+              <w:rPr>
+                <w:rFonts w:ascii="TimesNewRomanPSMT" w:hAnsi="TimesNewRomanPSMT" w:cs="TimesNewRomanPSMT"/>
+                <w:sz w:val="20"/>
+              </w:rPr>
+              <w:t>, and transitions</w:t>
+            </w:r>
+            <w:r>
+              <w:rPr>
+                <w:rFonts w:ascii="TimesNewRomanPSMT" w:hAnsi="TimesNewRomanPSMT" w:cs="TimesNewRomanPSMT"/>
+                <w:sz w:val="20"/>
+              </w:rPr>
+              <w:t>.</w:t>
+            </w:r>
+            <w:r>
+              <w:rPr>
+                <w:rFonts w:ascii="TimesNewRomanPSMT" w:hAnsi="TimesNewRomanPSMT" w:cs="TimesNewRomanPSMT"/>
+                <w:sz w:val="20"/>
+              </w:rPr>
+              <w:t xml:space="preserve"> </w:t>
+            </w:r>
+            <w:r>
+              <w:rPr>
+                <w:rFonts w:ascii="TimesNewRomanPSMT" w:hAnsi="TimesNewRomanPSMT" w:cs="TimesNewRomanPSMT"/>
+                <w:sz w:val="20"/>
+              </w:rPr>
+              <w:t xml:space="preserve">The first sentence of each paragraph is the summary sentence. </w:t>
+            </w:r>
+          </w:p>
+          <w:p>
+            <w:pPr>
+              <w:autoSpaceDE w:val="0"/>
+              <w:autoSpaceDN w:val="0"/>
+              <w:adjustRightInd w:val="0"/>
+              <w:jc w:val="center"/>
+              <w:rPr>
+                <w:rFonts w:ascii="TimesNewRomanPS-BoldMT" w:hAnsi="TimesNewRomanPS-BoldMT" w:cs="TimesNewRomanPS-BoldMT"/>
+                <w:bCs/>
+              </w:rPr>
+            </w:pPr>
+            <w:r>
+              <w:rPr>
+                <w:bdr w:val="single" w:sz="4" w:space="0" w:color="auto"/>
+              </w:rPr>
+              <w:t>9 - 10</w:t>
+            </w:r>
+          </w:p>
+        </w:tc>
+        <w:tc>
+          <w:tcPr>
+            <w:tcW w:w="901" w:type="dxa"/>
+          </w:tcPr>
+          <w:p>
+            <w:pPr>
+              <w:autoSpaceDE w:val="0"/>
+              <w:autoSpaceDN w:val="0"/>
+              <w:adjustRightInd w:val="0"/>
+              <w:jc w:val="center"/>
+              <w:rPr>
+                <w:rFonts w:ascii="TimesNewRomanPS-BoldMT" w:hAnsi="TimesNewRomanPS-BoldMT" w:cs="TimesNewRomanPS-BoldMT"/>
+                <w:bCs/>
+              </w:rPr>
+            </w:pPr>
+            <w:r>
+              <w:rPr>
+                <w:rFonts w:ascii="TimesNewRomanPS-BoldMT" w:hAnsi="TimesNewRomanPS-BoldMT" w:cs="TimesNewRomanPS-BoldMT"/>
+                <w:bCs/>
+              </w:rPr>
+              <w:t>8</w:t>
+            </w:r>
+          </w:p>
+        </w:tc>
+        <w:tc>
+          <w:tcPr>
+            <w:tcW w:w="1350" w:type="dxa"/>
+          </w:tcPr>
+          <w:p>
+            <w:pPr>
+              <w:autoSpaceDE w:val="0"/>
+              <w:autoSpaceDN w:val="0"/>
+              <w:adjustRightInd w:val="0"/>
+              <w:jc w:val="center"/>
+              <w:rPr>
+                <w:rFonts w:ascii="TimesNewRomanPS-BoldMT" w:hAnsi="TimesNewRomanPS-BoldMT" w:cs="TimesNewRomanPS-BoldMT"/>
+                <w:bCs/>
+              </w:rPr>
+            </w:pPr>
+          </w:p>
+        </w:tc>
+      </w:tr>
+      <w:tr>
+        <w:trPr>
+          <w:trHeight w:val="1268"/>
+        </w:trPr>
+        <w:tc>
+          <w:tcPr>
+            <w:tcW w:w="1799" w:type="dxa"/>
+            <w:vMerge w:val="restart"/>
+            <w:tcBorders>
+              <w:top w:val="single" w:sz="4" w:space="0" w:color="000000"/>
+              <w:left w:val="single" w:sz="4" w:space="0" w:color="000000"/>
+              <w:right w:val="single" w:sz="4" w:space="0" w:color="000000"/>
+            </w:tcBorders>
+          </w:tcPr>
+          <w:p>
+            <w:pPr>
+              <w:autoSpaceDE w:val="0"/>
+              <w:autoSpaceDN w:val="0"/>
+              <w:adjustRightInd w:val="0"/>
+              <w:jc w:val="center"/>
+              <w:rPr>
+                <w:rFonts w:ascii="TimesNewRomanPS-BoldMT" w:hAnsi="TimesNewRomanPS-BoldMT" w:cs="TimesNewRomanPS-BoldMT"/>
+                <w:b/>
+                <w:bCs/>
+              </w:rPr>
+            </w:pPr>
+            <w:r>
+              <w:rPr>
+                <w:rFonts w:ascii="TimesNewRomanPS-BoldMT" w:hAnsi="TimesNewRomanPS-BoldMT" w:cs="TimesNewRomanPS-BoldMT"/>
+                <w:b/>
+                <w:bCs/>
+              </w:rPr>
+              <w:t>Technical Correctness</w:t>
+            </w:r>
+          </w:p>
+          <w:p>
+            <w:pPr>
+              <w:autoSpaceDE w:val="0"/>
+              <w:autoSpaceDN w:val="0"/>
+              <w:adjustRightInd w:val="0"/>
+              <w:jc w:val="center"/>
+            </w:pPr>
+            <w:r>
+              <w:rPr>
+                <w:rFonts w:ascii="TimesNewRomanPS-BoldMT" w:hAnsi="TimesNewRomanPS-BoldMT" w:cs="TimesNewRomanPS-BoldMT"/>
+                <w:b/>
+                <w:bCs/>
+              </w:rPr>
+              <w:t>(70)</w:t>
+            </w:r>
+          </w:p>
+        </w:tc>
+        <w:tc>
+          <w:tcPr>
+            <w:tcW w:w="1261" w:type="dxa"/>
+            <w:tcBorders>
+              <w:top w:val="single" w:sz="4" w:space="0" w:color="000000"/>
+              <w:left w:val="single" w:sz="4" w:space="0" w:color="000000"/>
+              <w:bottom w:val="single" w:sz="4" w:space="0" w:color="000000"/>
+              <w:right w:val="single" w:sz="4" w:space="0" w:color="000000"/>
+            </w:tcBorders>
+          </w:tcPr>
+          <w:p>
+            <w:pPr>
+              <w:autoSpaceDE w:val="0"/>
+              <w:autoSpaceDN w:val="0"/>
+              <w:adjustRightInd w:val="0"/>
+              <w:rPr>
+                <w:rFonts w:ascii="TimesNewRomanPSMT" w:hAnsi="TimesNewRomanPSMT" w:cs="TimesNewRomanPSMT"/>
+                <w:sz w:val="20"/>
+              </w:rPr>
+            </w:pPr>
+            <w:r>
+              <w:rPr>
+                <w:rFonts w:ascii="TimesNewRomanPSMT" w:hAnsi="TimesNewRomanPSMT" w:cs="TimesNewRomanPSMT"/>
+                <w:sz w:val="20"/>
+              </w:rPr>
+              <w:t>Questions</w:t>
+            </w:r>
+            <w:r>
+              <w:rPr>
+                <w:rFonts w:ascii="TimesNewRomanPSMT" w:hAnsi="TimesNewRomanPSMT" w:cs="TimesNewRomanPSMT"/>
+                <w:sz w:val="20"/>
+              </w:rPr>
+              <w:t xml:space="preserve"> not addressed.</w:t>
+            </w:r>
+          </w:p>
+          <w:p>
+            <w:pPr>
+              <w:autoSpaceDE w:val="0"/>
+              <w:autoSpaceDN w:val="0"/>
+              <w:adjustRightInd w:val="0"/>
+              <w:rPr>
+                <w:rFonts w:ascii="TimesNewRomanPSMT" w:hAnsi="TimesNewRomanPSMT" w:cs="TimesNewRomanPSMT"/>
+                <w:sz w:val="20"/>
+              </w:rPr>
+            </w:pPr>
+          </w:p>
+          <w:p>
+            <w:pPr>
+              <w:pStyle w:val="PointValue"/>
+            </w:pPr>
+            <w:r>
+              <w:t>3 – 42%</w:t>
+            </w:r>
+          </w:p>
+        </w:tc>
+        <w:tc>
+          <w:tcPr>
+            <w:tcW w:w="1707" w:type="dxa"/>
+            <w:tcBorders>
+              <w:top w:val="single" w:sz="4" w:space="0" w:color="000000"/>
+              <w:left w:val="single" w:sz="4" w:space="0" w:color="000000"/>
+              <w:bottom w:val="single" w:sz="4" w:space="0" w:color="000000"/>
+              <w:right w:val="single" w:sz="4" w:space="0" w:color="000000"/>
+            </w:tcBorders>
+          </w:tcPr>
+          <w:p>
+            <w:pPr>
+              <w:autoSpaceDE w:val="0"/>
+              <w:autoSpaceDN w:val="0"/>
+              <w:adjustRightInd w:val="0"/>
+              <w:rPr>
+                <w:rFonts w:ascii="TimesNewRomanPSMT" w:hAnsi="TimesNewRomanPSMT" w:cs="TimesNewRomanPSMT"/>
+                <w:sz w:val="20"/>
+              </w:rPr>
+            </w:pPr>
+            <w:r>
+              <w:rPr>
+                <w:rFonts w:ascii="TimesNewRomanPSMT" w:hAnsi="TimesNewRomanPSMT" w:cs="TimesNewRomanPSMT"/>
+                <w:sz w:val="20"/>
+              </w:rPr>
+              <w:t xml:space="preserve">The writer has no clue what they are talking about. </w:t>
+            </w:r>
+          </w:p>
+          <w:p>
+            <w:pPr>
+              <w:pStyle w:val="PointValue"/>
+            </w:pPr>
+            <w:r>
+              <w:t>45 – 58%</w:t>
+            </w:r>
+          </w:p>
+        </w:tc>
+        <w:tc>
+          <w:tcPr>
+            <w:tcW w:w="2255" w:type="dxa"/>
+            <w:tcBorders>
+              <w:top w:val="single" w:sz="4" w:space="0" w:color="000000"/>
+              <w:left w:val="single" w:sz="4" w:space="0" w:color="000000"/>
+              <w:bottom w:val="single" w:sz="4" w:space="0" w:color="000000"/>
+              <w:right w:val="single" w:sz="4" w:space="0" w:color="000000"/>
+            </w:tcBorders>
+          </w:tcPr>
+          <w:p>
+            <w:pPr>
+              <w:autoSpaceDE w:val="0"/>
+              <w:autoSpaceDN w:val="0"/>
+              <w:adjustRightInd w:val="0"/>
+              <w:rPr>
+                <w:rFonts w:ascii="TimesNewRomanPSMT" w:hAnsi="TimesNewRomanPSMT" w:cs="TimesNewRomanPSMT"/>
+                <w:sz w:val="20"/>
+              </w:rPr>
+            </w:pPr>
+            <w:r>
+              <w:rPr>
+                <w:rFonts w:ascii="TimesNewRomanPSMT" w:hAnsi="TimesNewRomanPSMT" w:cs="TimesNewRomanPSMT"/>
+                <w:sz w:val="20"/>
+              </w:rPr>
+              <w:t>Sketchy</w:t>
+            </w:r>
+            <w:r>
+              <w:rPr>
+                <w:rFonts w:ascii="TimesNewRomanPSMT" w:hAnsi="TimesNewRomanPSMT" w:cs="TimesNewRomanPSMT"/>
+                <w:sz w:val="20"/>
+              </w:rPr>
+              <w:t>:</w:t>
+            </w:r>
+            <w:r>
+              <w:rPr>
+                <w:rFonts w:ascii="TimesNewRomanPSMT" w:hAnsi="TimesNewRomanPSMT" w:cs="TimesNewRomanPSMT"/>
+                <w:sz w:val="20"/>
+              </w:rPr>
+              <w:t xml:space="preserve"> left out required design points. </w:t>
+            </w:r>
+            <w:r>
+              <w:rPr>
+                <w:rFonts w:ascii="TimesNewRomanPSMT" w:hAnsi="TimesNewRomanPSMT" w:cs="TimesNewRomanPSMT"/>
+                <w:sz w:val="20"/>
+              </w:rPr>
+              <w:t>D</w:t>
+            </w:r>
+            <w:r>
+              <w:rPr>
+                <w:rFonts w:ascii="TimesNewRomanPSMT" w:hAnsi="TimesNewRomanPSMT" w:cs="TimesNewRomanPSMT"/>
+                <w:sz w:val="20"/>
+              </w:rPr>
+              <w:t>id not work on this as much as you should have, and it shows.</w:t>
+            </w:r>
+            <w:r>
+              <w:rPr>
+                <w:rFonts w:ascii="TimesNewRomanPSMT" w:hAnsi="TimesNewRomanPSMT" w:cs="TimesNewRomanPSMT"/>
+                <w:sz w:val="20"/>
+              </w:rPr>
+              <w:t xml:space="preserve"> Many important answers are incorrect.</w:t>
+            </w:r>
+          </w:p>
+          <w:p>
+            <w:pPr>
+              <w:pStyle w:val="PointValue"/>
+            </w:pPr>
+            <w:r>
+              <w:t>61 – 79%</w:t>
+            </w:r>
+          </w:p>
+        </w:tc>
+        <w:tc>
+          <w:tcPr>
+            <w:tcW w:w="1889" w:type="dxa"/>
+            <w:tcBorders>
+              <w:top w:val="single" w:sz="4" w:space="0" w:color="000000"/>
+              <w:left w:val="single" w:sz="4" w:space="0" w:color="000000"/>
+              <w:bottom w:val="single" w:sz="4" w:space="0" w:color="000000"/>
+              <w:right w:val="single" w:sz="4" w:space="0" w:color="000000"/>
+            </w:tcBorders>
+          </w:tcPr>
+          <w:p>
+            <w:pPr>
+              <w:autoSpaceDE w:val="0"/>
+              <w:autoSpaceDN w:val="0"/>
+              <w:adjustRightInd w:val="0"/>
+              <w:rPr>
+                <w:rFonts w:ascii="TimesNewRomanPSMT" w:hAnsi="TimesNewRomanPSMT" w:cs="TimesNewRomanPSMT"/>
+                <w:sz w:val="20"/>
+              </w:rPr>
+            </w:pPr>
+            <w:r>
+              <w:rPr>
+                <w:rFonts w:ascii="TimesNewRomanPSMT" w:hAnsi="TimesNewRomanPSMT" w:cs="TimesNewRomanPSMT"/>
+                <w:sz w:val="20"/>
+              </w:rPr>
+              <w:t xml:space="preserve">Discussion lacks adequate detail, but all the necessary points are </w:t>
+            </w:r>
+            <w:proofErr w:type="gramStart"/>
+            <w:r>
+              <w:rPr>
+                <w:rFonts w:ascii="TimesNewRomanPSMT" w:hAnsi="TimesNewRomanPSMT" w:cs="TimesNewRomanPSMT"/>
+                <w:sz w:val="20"/>
+              </w:rPr>
+              <w:t>covered</w:t>
+            </w:r>
+            <w:proofErr w:type="gramEnd"/>
+            <w:r>
+              <w:rPr>
+                <w:rFonts w:ascii="TimesNewRomanPSMT" w:hAnsi="TimesNewRomanPSMT" w:cs="TimesNewRomanPSMT"/>
+                <w:sz w:val="20"/>
+              </w:rPr>
+              <w:t xml:space="preserve"> and nearly all answers are correct.</w:t>
+            </w:r>
+          </w:p>
+          <w:p>
+            <w:pPr>
+              <w:pStyle w:val="PointValue"/>
+            </w:pPr>
+            <w:r>
+              <w:t>82 – 88%</w:t>
+            </w:r>
+          </w:p>
+        </w:tc>
+        <w:tc>
+          <w:tcPr>
+            <w:tcW w:w="2789" w:type="dxa"/>
+            <w:tcBorders>
+              <w:top w:val="single" w:sz="4" w:space="0" w:color="000000"/>
+              <w:left w:val="single" w:sz="4" w:space="0" w:color="000000"/>
+              <w:bottom w:val="single" w:sz="4" w:space="0" w:color="000000"/>
+              <w:right w:val="single" w:sz="4" w:space="0" w:color="000000"/>
+            </w:tcBorders>
+          </w:tcPr>
+          <w:p>
+            <w:pPr>
+              <w:autoSpaceDE w:val="0"/>
+              <w:autoSpaceDN w:val="0"/>
+              <w:adjustRightInd w:val="0"/>
+              <w:rPr>
+                <w:rFonts w:ascii="TimesNewRomanPSMT" w:hAnsi="TimesNewRomanPSMT" w:cs="TimesNewRomanPSMT"/>
+                <w:sz w:val="20"/>
+              </w:rPr>
+            </w:pPr>
+            <w:r>
+              <w:rPr>
+                <w:rFonts w:ascii="TimesNewRomanPSMT" w:hAnsi="TimesNewRomanPSMT" w:cs="TimesNewRomanPSMT"/>
+                <w:sz w:val="20"/>
+              </w:rPr>
+              <w:t>Provides what was explicitly asked for. The function of each piece is demonstrated to the reade</w:t>
+            </w:r>
+            <w:r>
+              <w:rPr>
+                <w:rFonts w:ascii="TimesNewRomanPSMT" w:hAnsi="TimesNewRomanPSMT" w:cs="TimesNewRomanPSMT"/>
+                <w:sz w:val="20"/>
+              </w:rPr>
+              <w:t>r</w:t>
+            </w:r>
+            <w:r>
+              <w:rPr>
+                <w:rFonts w:ascii="TimesNewRomanPSMT" w:hAnsi="TimesNewRomanPSMT" w:cs="TimesNewRomanPSMT"/>
+                <w:sz w:val="20"/>
+              </w:rPr>
+              <w:t xml:space="preserve"> in adequate, but not overwhelming, detail.</w:t>
+            </w:r>
+            <w:r>
+              <w:rPr>
+                <w:rFonts w:ascii="TimesNewRomanPSMT" w:hAnsi="TimesNewRomanPSMT" w:cs="TimesNewRomanPSMT"/>
+                <w:sz w:val="20"/>
+              </w:rPr>
+              <w:t xml:space="preserve"> Answers are correct and reasonable.</w:t>
+            </w:r>
+          </w:p>
+          <w:p>
+            <w:pPr>
+              <w:pStyle w:val="PointValue"/>
+            </w:pPr>
+            <w:r>
+              <w:t xml:space="preserve">91 – 100% </w:t>
+            </w:r>
+          </w:p>
+        </w:tc>
+        <w:tc>
+          <w:tcPr>
+            <w:tcW w:w="901" w:type="dxa"/>
+            <w:tcBorders>
+              <w:top w:val="single" w:sz="4" w:space="0" w:color="000000"/>
+              <w:left w:val="single" w:sz="4" w:space="0" w:color="000000"/>
+              <w:bottom w:val="single" w:sz="4" w:space="0" w:color="000000"/>
+              <w:right w:val="single" w:sz="4" w:space="0" w:color="000000"/>
+            </w:tcBorders>
+            <w:shd w:val="clear" w:color="auto" w:fill="000000"/>
+          </w:tcPr>
+          <w:p>
+            <w:pPr>
+              <w:autoSpaceDE w:val="0"/>
+              <w:autoSpaceDN w:val="0"/>
+              <w:adjustRightInd w:val="0"/>
+              <w:jc w:val="center"/>
+              <w:rPr>
+                <w:rFonts w:ascii="TimesNewRomanPS-BoldMT" w:hAnsi="TimesNewRomanPS-BoldMT" w:cs="TimesNewRomanPS-BoldMT"/>
+                <w:bCs/>
+                <w:highlight w:val="black"/>
+              </w:rPr>
+            </w:pPr>
+          </w:p>
+        </w:tc>
+        <w:tc>
+          <w:tcPr>
+            <w:tcW w:w="1350" w:type="dxa"/>
+            <w:tcBorders>
+              <w:top w:val="single" w:sz="4" w:space="0" w:color="000000"/>
+              <w:left w:val="single" w:sz="4" w:space="0" w:color="000000"/>
+              <w:bottom w:val="single" w:sz="4" w:space="0" w:color="000000"/>
+              <w:right w:val="single" w:sz="4" w:space="0" w:color="000000"/>
+            </w:tcBorders>
+            <w:shd w:val="clear" w:color="auto" w:fill="000000"/>
+          </w:tcPr>
+          <w:p>
+            <w:pPr>
+              <w:autoSpaceDE w:val="0"/>
+              <w:autoSpaceDN w:val="0"/>
+              <w:adjustRightInd w:val="0"/>
+              <w:jc w:val="center"/>
+              <w:rPr>
+                <w:rFonts w:ascii="TimesNewRomanPS-BoldMT" w:hAnsi="TimesNewRomanPS-BoldMT" w:cs="TimesNewRomanPS-BoldMT"/>
+                <w:bCs/>
+                <w:highlight w:val="black"/>
+              </w:rPr>
+            </w:pPr>
+          </w:p>
+        </w:tc>
+      </w:tr>
+      <w:tr>
+        <w:tc>
+          <w:tcPr>
+            <w:tcW w:w="1799" w:type="dxa"/>
+            <w:vMerge/>
+            <w:tcBorders>
+              <w:left w:val="single" w:sz="4" w:space="0" w:color="000000"/>
+              <w:right w:val="single" w:sz="4" w:space="0" w:color="000000"/>
+            </w:tcBorders>
+          </w:tcPr>
+          <w:p>
+            <w:pPr>
+              <w:autoSpaceDE w:val="0"/>
+              <w:autoSpaceDN w:val="0"/>
+              <w:adjustRightInd w:val="0"/>
+              <w:jc w:val="center"/>
+              <w:rPr>
+                <w:rFonts w:ascii="TimesNewRomanPS-BoldMT" w:hAnsi="TimesNewRomanPS-BoldMT" w:cs="TimesNewRomanPS-BoldMT"/>
+                <w:bCs/>
+              </w:rPr>
+            </w:pPr>
+          </w:p>
+        </w:tc>
+        <w:tc>
+          <w:tcPr>
+            <w:tcW w:w="9901" w:type="dxa"/>
+            <w:gridSpan w:val="5"/>
+            <w:tcBorders>
+              <w:left w:val="single" w:sz="4" w:space="0" w:color="000000"/>
+            </w:tcBorders>
+          </w:tcPr>
+          <w:p>
+            <w:pPr>
+              <w:pStyle w:val="NormalWeb"/>
+              <w:shd w:val="clear" w:color="auto" w:fill="FFFFFF"/>
+              <w:spacing w:before="180" w:beforeAutospacing="0" w:after="180" w:afterAutospacing="0"/>
+              <w:rPr>
+                <w:rFonts w:ascii="Lato" w:hAnsi="Lato"/>
+                <w:color w:val="273540"/>
+              </w:rPr>
+            </w:pPr>
+            <w:r>
+              <w:rPr>
+                <w:rFonts w:ascii="Lato" w:hAnsi="Lato"/>
+                <w:color w:val="273540"/>
+              </w:rPr>
+              <w:t>1) Problem Formulation - Dimensions, Decision Variables (10 pts), Objective Function (10 pts), Constraints (10 pts)</w:t>
+            </w:r>
+          </w:p>
+        </w:tc>
+        <w:tc>
+          <w:tcPr>
+            <w:tcW w:w="901" w:type="dxa"/>
+          </w:tcPr>
+          <w:p>
+            <w:pPr>
+              <w:autoSpaceDE w:val="0"/>
+              <w:autoSpaceDN w:val="0"/>
+              <w:adjustRightInd w:val="0"/>
+              <w:jc w:val="center"/>
+              <w:rPr>
+                <w:rFonts w:ascii="TimesNewRomanPS-BoldMT" w:hAnsi="TimesNewRomanPS-BoldMT" w:cs="TimesNewRomanPS-BoldMT"/>
+                <w:bCs/>
+              </w:rPr>
+            </w:pPr>
+            <w:r>
+              <w:rPr>
+                <w:rFonts w:ascii="TimesNewRomanPS-BoldMT" w:hAnsi="TimesNewRomanPS-BoldMT" w:cs="TimesNewRomanPS-BoldMT"/>
+                <w:bCs/>
+              </w:rPr>
+              <w:t>30</w:t>
+            </w:r>
+          </w:p>
+        </w:tc>
+        <w:tc>
+          <w:tcPr>
+            <w:tcW w:w="1350" w:type="dxa"/>
+          </w:tcPr>
+          <w:p>
+            <w:pPr>
+              <w:autoSpaceDE w:val="0"/>
+              <w:autoSpaceDN w:val="0"/>
+              <w:adjustRightInd w:val="0"/>
+              <w:jc w:val="center"/>
+              <w:rPr>
+                <w:rFonts w:ascii="TimesNewRomanPS-BoldMT" w:hAnsi="TimesNewRomanPS-BoldMT" w:cs="TimesNewRomanPS-BoldMT"/>
+                <w:bCs/>
+              </w:rPr>
+            </w:pPr>
+          </w:p>
+        </w:tc>
+      </w:tr>
+      <w:tr>
+        <w:tc>
+          <w:tcPr>
+            <w:tcW w:w="1799" w:type="dxa"/>
+            <w:vMerge/>
+            <w:tcBorders>
+              <w:left w:val="single" w:sz="4" w:space="0" w:color="000000"/>
+              <w:right w:val="single" w:sz="4" w:space="0" w:color="000000"/>
+            </w:tcBorders>
+          </w:tcPr>
+          <w:p>
+            <w:pPr>
+              <w:autoSpaceDE w:val="0"/>
+              <w:autoSpaceDN w:val="0"/>
+              <w:adjustRightInd w:val="0"/>
+              <w:jc w:val="center"/>
+              <w:rPr>
+                <w:rFonts w:ascii="TimesNewRomanPS-BoldMT" w:hAnsi="TimesNewRomanPS-BoldMT" w:cs="TimesNewRomanPS-BoldMT"/>
+                <w:b/>
+                <w:bCs/>
+              </w:rPr>
+            </w:pPr>
+          </w:p>
+        </w:tc>
+        <w:tc>
+          <w:tcPr>
+            <w:tcW w:w="9901" w:type="dxa"/>
+            <w:gridSpan w:val="5"/>
+            <w:tcBorders>
+              <w:left w:val="single" w:sz="4" w:space="0" w:color="000000"/>
+            </w:tcBorders>
+          </w:tcPr>
+          <w:p>
+            <w:pPr>
+              <w:pStyle w:val="NormalWeb"/>
+              <w:shd w:val="clear" w:color="auto" w:fill="FFFFFF"/>
+              <w:spacing w:before="180" w:beforeAutospacing="0" w:after="180" w:afterAutospacing="0"/>
+              <w:rPr>
+                <w:rFonts w:ascii="Lato" w:hAnsi="Lato"/>
+                <w:color w:val="273540"/>
+              </w:rPr>
+            </w:pPr>
+            <w:r>
+              <w:rPr>
+                <w:rFonts w:ascii="Lato" w:hAnsi="Lato"/>
+                <w:color w:val="273540"/>
+              </w:rPr>
+              <w:t>b) Solution Method (20)</w:t>
+            </w:r>
+          </w:p>
+        </w:tc>
+        <w:tc>
+          <w:tcPr>
+            <w:tcW w:w="901" w:type="dxa"/>
+          </w:tcPr>
+          <w:p>
+            <w:pPr>
+              <w:autoSpaceDE w:val="0"/>
+              <w:autoSpaceDN w:val="0"/>
+              <w:adjustRightInd w:val="0"/>
+              <w:jc w:val="center"/>
+              <w:rPr>
+                <w:rFonts w:ascii="TimesNewRomanPS-BoldMT" w:hAnsi="TimesNewRomanPS-BoldMT" w:cs="TimesNewRomanPS-BoldMT"/>
+                <w:bCs/>
+              </w:rPr>
+            </w:pPr>
+            <w:r>
+              <w:rPr>
+                <w:rFonts w:ascii="TimesNewRomanPS-BoldMT" w:hAnsi="TimesNewRomanPS-BoldMT" w:cs="TimesNewRomanPS-BoldMT"/>
+                <w:bCs/>
+              </w:rPr>
+              <w:t>15</w:t>
+            </w:r>
+          </w:p>
+        </w:tc>
+        <w:tc>
+          <w:tcPr>
+            <w:tcW w:w="1350" w:type="dxa"/>
+          </w:tcPr>
+          <w:p>
+            <w:pPr>
+              <w:autoSpaceDE w:val="0"/>
+              <w:autoSpaceDN w:val="0"/>
+              <w:adjustRightInd w:val="0"/>
+              <w:jc w:val="center"/>
+              <w:rPr>
+                <w:rFonts w:ascii="TimesNewRomanPS-BoldMT" w:hAnsi="TimesNewRomanPS-BoldMT" w:cs="TimesNewRomanPS-BoldMT"/>
+                <w:bCs/>
+              </w:rPr>
+            </w:pPr>
+          </w:p>
+        </w:tc>
+      </w:tr>
+      <w:tr>
+        <w:tc>
+          <w:tcPr>
+            <w:tcW w:w="1799" w:type="dxa"/>
+            <w:vMerge/>
+            <w:tcBorders>
+              <w:left w:val="single" w:sz="4" w:space="0" w:color="000000"/>
+              <w:right w:val="single" w:sz="4" w:space="0" w:color="000000"/>
+            </w:tcBorders>
+          </w:tcPr>
+          <w:p>
+            <w:pPr>
+              <w:autoSpaceDE w:val="0"/>
+              <w:autoSpaceDN w:val="0"/>
+              <w:adjustRightInd w:val="0"/>
+              <w:jc w:val="center"/>
+              <w:rPr>
+                <w:rFonts w:ascii="TimesNewRomanPS-BoldMT" w:hAnsi="TimesNewRomanPS-BoldMT" w:cs="TimesNewRomanPS-BoldMT"/>
+                <w:b/>
+                <w:bCs/>
+              </w:rPr>
+            </w:pPr>
+          </w:p>
+        </w:tc>
+        <w:tc>
+          <w:tcPr>
+            <w:tcW w:w="9901" w:type="dxa"/>
+            <w:gridSpan w:val="5"/>
+            <w:tcBorders>
+              <w:left w:val="single" w:sz="4" w:space="0" w:color="000000"/>
+            </w:tcBorders>
+          </w:tcPr>
+          <w:p>
+            <w:pPr>
+              <w:pStyle w:val="NormalWeb"/>
+              <w:spacing w:before="180" w:beforeAutospacing="0" w:after="180" w:afterAutospacing="0"/>
+              <w:rPr>
+                <w:rFonts w:ascii="Lato" w:hAnsi="Lato"/>
+                <w:color w:val="273540"/>
+                <w:shd w:val="clear" w:color="auto" w:fill="FFFFFF"/>
+              </w:rPr>
+            </w:pPr>
+            <w:r>
+              <w:rPr>
+                <w:rFonts w:ascii="Lato" w:hAnsi="Lato"/>
+                <w:color w:val="273540"/>
+                <w:shd w:val="clear" w:color="auto" w:fill="FFFFFF"/>
+              </w:rPr>
+              <w:t>c) Results, Recommendations, and New Insights for Management (20)</w:t>
+            </w:r>
+          </w:p>
+        </w:tc>
+        <w:tc>
+          <w:tcPr>
+            <w:tcW w:w="901" w:type="dxa"/>
+          </w:tcPr>
+          <w:p>
+            <w:pPr>
+              <w:autoSpaceDE w:val="0"/>
+              <w:autoSpaceDN w:val="0"/>
+              <w:adjustRightInd w:val="0"/>
+              <w:jc w:val="center"/>
+              <w:rPr>
+                <w:rFonts w:ascii="TimesNewRomanPS-BoldMT" w:hAnsi="TimesNewRomanPS-BoldMT" w:cs="TimesNewRomanPS-BoldMT"/>
+                <w:bCs/>
+              </w:rPr>
+            </w:pPr>
+            <w:r>
+              <w:rPr>
+                <w:rFonts w:ascii="TimesNewRomanPS-BoldMT" w:hAnsi="TimesNewRomanPS-BoldMT" w:cs="TimesNewRomanPS-BoldMT"/>
+                <w:bCs/>
+              </w:rPr>
+              <w:t>15</w:t>
+            </w:r>
+          </w:p>
+        </w:tc>
+        <w:tc>
+          <w:tcPr>
+            <w:tcW w:w="1350" w:type="dxa"/>
+          </w:tcPr>
+          <w:p>
+            <w:pPr>
+              <w:autoSpaceDE w:val="0"/>
+              <w:autoSpaceDN w:val="0"/>
+              <w:adjustRightInd w:val="0"/>
+              <w:jc w:val="center"/>
+              <w:rPr>
+                <w:rFonts w:ascii="TimesNewRomanPS-BoldMT" w:hAnsi="TimesNewRomanPS-BoldMT" w:cs="TimesNewRomanPS-BoldMT"/>
+                <w:bCs/>
+              </w:rPr>
+            </w:pPr>
+          </w:p>
+        </w:tc>
+      </w:tr>
+      <w:tr>
+        <w:tc>
+          <w:tcPr>
+            <w:tcW w:w="1799" w:type="dxa"/>
+            <w:vMerge/>
+            <w:tcBorders>
+              <w:left w:val="single" w:sz="4" w:space="0" w:color="000000"/>
+              <w:right w:val="single" w:sz="4" w:space="0" w:color="000000"/>
+            </w:tcBorders>
+          </w:tcPr>
+          <w:p>
+            <w:pPr>
+              <w:autoSpaceDE w:val="0"/>
+              <w:autoSpaceDN w:val="0"/>
+              <w:adjustRightInd w:val="0"/>
+              <w:jc w:val="center"/>
+              <w:rPr>
+                <w:rFonts w:ascii="TimesNewRomanPS-BoldMT" w:hAnsi="TimesNewRomanPS-BoldMT" w:cs="TimesNewRomanPS-BoldMT"/>
+                <w:b/>
+                <w:bCs/>
+              </w:rPr>
+            </w:pPr>
+          </w:p>
+        </w:tc>
+        <w:tc>
+          <w:tcPr>
+            <w:tcW w:w="9901" w:type="dxa"/>
+            <w:gridSpan w:val="5"/>
+            <w:tcBorders>
+              <w:left w:val="single" w:sz="4" w:space="0" w:color="000000"/>
+            </w:tcBorders>
+          </w:tcPr>
+          <w:p>
+            <w:pPr>
+              <w:autoSpaceDE w:val="0"/>
+              <w:autoSpaceDN w:val="0"/>
+              <w:adjustRightInd w:val="0"/>
+              <w:spacing w:after="0" w:line="240" w:lineRule="auto"/>
+              <w:ind w:left="720"/>
+              <w:rPr>
+                <w:rFonts w:ascii="TimesNewRomanPSMT" w:hAnsi="TimesNewRomanPSMT" w:cs="TimesNewRomanPSMT"/>
+                <w:sz w:val="20"/>
+              </w:rPr>
+            </w:pPr>
+          </w:p>
+        </w:tc>
+        <w:tc>
+          <w:tcPr>
+            <w:tcW w:w="901" w:type="dxa"/>
+          </w:tcPr>
+          <w:p>
+            <w:pPr>
+              <w:autoSpaceDE w:val="0"/>
+              <w:autoSpaceDN w:val="0"/>
+              <w:adjustRightInd w:val="0"/>
+              <w:jc w:val="center"/>
+              <w:rPr>
+                <w:rFonts w:ascii="TimesNewRomanPS-BoldMT" w:hAnsi="TimesNewRomanPS-BoldMT" w:cs="TimesNewRomanPS-BoldMT"/>
+                <w:bCs/>
+              </w:rPr>
+            </w:pPr>
+          </w:p>
+        </w:tc>
+        <w:tc>
+          <w:tcPr>
+            <w:tcW w:w="1350" w:type="dxa"/>
+          </w:tcPr>
+          <w:p>
+            <w:pPr>
+              <w:autoSpaceDE w:val="0"/>
+              <w:autoSpaceDN w:val="0"/>
+              <w:adjustRightInd w:val="0"/>
+              <w:jc w:val="center"/>
+              <w:rPr>
+                <w:rFonts w:ascii="TimesNewRomanPS-BoldMT" w:hAnsi="TimesNewRomanPS-BoldMT" w:cs="TimesNewRomanPS-BoldMT"/>
+                <w:bCs/>
+              </w:rPr>
+            </w:pPr>
+          </w:p>
+        </w:tc>
+      </w:tr>
+      <w:tr>
+        <w:tc>
+          <w:tcPr>
+            <w:tcW w:w="1799" w:type="dxa"/>
+            <w:vMerge/>
+            <w:tcBorders>
+              <w:left w:val="single" w:sz="4" w:space="0" w:color="000000"/>
+              <w:right w:val="single" w:sz="4" w:space="0" w:color="000000"/>
+            </w:tcBorders>
+          </w:tcPr>
+          <w:p>
+            <w:pPr>
+              <w:autoSpaceDE w:val="0"/>
+              <w:autoSpaceDN w:val="0"/>
+              <w:adjustRightInd w:val="0"/>
+              <w:jc w:val="center"/>
+              <w:rPr>
+                <w:rFonts w:ascii="TimesNewRomanPS-BoldMT" w:hAnsi="TimesNewRomanPS-BoldMT" w:cs="TimesNewRomanPS-BoldMT"/>
+                <w:b/>
+                <w:bCs/>
+              </w:rPr>
+            </w:pPr>
+          </w:p>
+        </w:tc>
+        <w:tc>
+          <w:tcPr>
+            <w:tcW w:w="9901" w:type="dxa"/>
+            <w:gridSpan w:val="5"/>
+            <w:tcBorders>
+              <w:left w:val="single" w:sz="4" w:space="0" w:color="000000"/>
+            </w:tcBorders>
+          </w:tcPr>
+          <w:p>
+            <w:pPr>
+              <w:autoSpaceDE w:val="0"/>
+              <w:autoSpaceDN w:val="0"/>
+              <w:adjustRightInd w:val="0"/>
+              <w:spacing w:after="0" w:line="240" w:lineRule="auto"/>
+              <w:rPr>
+                <w:rFonts w:ascii="TimesNewRomanPSMT" w:hAnsi="TimesNewRomanPSMT" w:cs="TimesNewRomanPSMT"/>
+                <w:sz w:val="20"/>
+              </w:rPr>
+            </w:pPr>
+          </w:p>
+        </w:tc>
+        <w:tc>
+          <w:tcPr>
+            <w:tcW w:w="901" w:type="dxa"/>
+          </w:tcPr>
+          <w:p>
+            <w:pPr>
+              <w:autoSpaceDE w:val="0"/>
+              <w:autoSpaceDN w:val="0"/>
+              <w:adjustRightInd w:val="0"/>
+              <w:jc w:val="center"/>
+              <w:rPr>
+                <w:rFonts w:ascii="TimesNewRomanPS-BoldMT" w:hAnsi="TimesNewRomanPS-BoldMT" w:cs="TimesNewRomanPS-BoldMT"/>
+                <w:bCs/>
+              </w:rPr>
+            </w:pPr>
+          </w:p>
+        </w:tc>
+        <w:tc>
+          <w:tcPr>
+            <w:tcW w:w="1350" w:type="dxa"/>
+          </w:tcPr>
+          <w:p>
+            <w:pPr>
+              <w:autoSpaceDE w:val="0"/>
+              <w:autoSpaceDN w:val="0"/>
+              <w:adjustRightInd w:val="0"/>
+              <w:jc w:val="center"/>
+              <w:rPr>
+                <w:rFonts w:ascii="TimesNewRomanPS-BoldMT" w:hAnsi="TimesNewRomanPS-BoldMT" w:cs="TimesNewRomanPS-BoldMT"/>
+                <w:bCs/>
+              </w:rPr>
+            </w:pPr>
+          </w:p>
+        </w:tc>
+      </w:tr>
+      <w:tr>
+        <w:tc>
+          <w:tcPr>
+            <w:tcW w:w="1799" w:type="dxa"/>
+            <w:vMerge/>
+            <w:tcBorders>
+              <w:left w:val="single" w:sz="4" w:space="0" w:color="000000"/>
+              <w:right w:val="single" w:sz="4" w:space="0" w:color="000000"/>
+            </w:tcBorders>
+          </w:tcPr>
+          <w:p>
+            <w:pPr>
+              <w:autoSpaceDE w:val="0"/>
+              <w:autoSpaceDN w:val="0"/>
+              <w:adjustRightInd w:val="0"/>
+              <w:jc w:val="center"/>
+              <w:rPr>
+                <w:rFonts w:ascii="TimesNewRomanPS-BoldMT" w:hAnsi="TimesNewRomanPS-BoldMT" w:cs="TimesNewRomanPS-BoldMT"/>
+                <w:b/>
+                <w:bCs/>
+              </w:rPr>
+            </w:pPr>
+          </w:p>
+        </w:tc>
+        <w:tc>
+          <w:tcPr>
+            <w:tcW w:w="9901" w:type="dxa"/>
+            <w:gridSpan w:val="5"/>
+            <w:tcBorders>
+              <w:left w:val="single" w:sz="4" w:space="0" w:color="000000"/>
+            </w:tcBorders>
+          </w:tcPr>
+          <w:p>
+            <w:pPr>
+              <w:autoSpaceDE w:val="0"/>
+              <w:autoSpaceDN w:val="0"/>
+              <w:adjustRightInd w:val="0"/>
+              <w:spacing w:after="0" w:line="240" w:lineRule="auto"/>
+              <w:rPr>
+                <w:rFonts w:ascii="TimesNewRomanPSMT" w:hAnsi="TimesNewRomanPSMT" w:cs="TimesNewRomanPSMT"/>
+                <w:sz w:val="20"/>
+              </w:rPr>
+            </w:pPr>
+          </w:p>
+        </w:tc>
+        <w:tc>
+          <w:tcPr>
+            <w:tcW w:w="901" w:type="dxa"/>
+          </w:tcPr>
+          <w:p>
+            <w:pPr>
+              <w:autoSpaceDE w:val="0"/>
+              <w:autoSpaceDN w:val="0"/>
+              <w:adjustRightInd w:val="0"/>
+              <w:jc w:val="center"/>
+              <w:rPr>
+                <w:rFonts w:ascii="TimesNewRomanPS-BoldMT" w:hAnsi="TimesNewRomanPS-BoldMT" w:cs="TimesNewRomanPS-BoldMT"/>
+                <w:bCs/>
+              </w:rPr>
+            </w:pPr>
+          </w:p>
+        </w:tc>
+        <w:tc>
+          <w:tcPr>
+            <w:tcW w:w="1350" w:type="dxa"/>
+          </w:tcPr>
+          <w:p>
+            <w:pPr>
+              <w:autoSpaceDE w:val="0"/>
+              <w:autoSpaceDN w:val="0"/>
+              <w:adjustRightInd w:val="0"/>
+              <w:jc w:val="center"/>
+              <w:rPr>
+                <w:rFonts w:ascii="TimesNewRomanPS-BoldMT" w:hAnsi="TimesNewRomanPS-BoldMT" w:cs="TimesNewRomanPS-BoldMT"/>
+                <w:bCs/>
+              </w:rPr>
+            </w:pPr>
+          </w:p>
+        </w:tc>
+      </w:tr>
+      <w:tr>
+        <w:tc>
+          <w:tcPr>
+            <w:tcW w:w="1799" w:type="dxa"/>
+            <w:vMerge/>
+            <w:tcBorders>
+              <w:left w:val="single" w:sz="4" w:space="0" w:color="000000"/>
+              <w:right w:val="single" w:sz="4" w:space="0" w:color="000000"/>
+            </w:tcBorders>
+          </w:tcPr>
+          <w:p>
+            <w:pPr>
+              <w:autoSpaceDE w:val="0"/>
+              <w:autoSpaceDN w:val="0"/>
+              <w:adjustRightInd w:val="0"/>
+              <w:jc w:val="center"/>
+              <w:rPr>
+                <w:rFonts w:ascii="TimesNewRomanPS-BoldMT" w:hAnsi="TimesNewRomanPS-BoldMT" w:cs="TimesNewRomanPS-BoldMT"/>
+                <w:b/>
+                <w:bCs/>
+              </w:rPr>
+            </w:pPr>
+          </w:p>
+        </w:tc>
+        <w:tc>
+          <w:tcPr>
+            <w:tcW w:w="9901" w:type="dxa"/>
+            <w:gridSpan w:val="5"/>
+            <w:tcBorders>
+              <w:left w:val="single" w:sz="4" w:space="0" w:color="000000"/>
+            </w:tcBorders>
+          </w:tcPr>
+          <w:p>
+            <w:pPr>
+              <w:autoSpaceDE w:val="0"/>
+              <w:autoSpaceDN w:val="0"/>
+              <w:adjustRightInd w:val="0"/>
+              <w:spacing w:after="0" w:line="240" w:lineRule="auto"/>
+              <w:rPr>
+                <w:rFonts w:ascii="TimesNewRomanPSMT" w:hAnsi="TimesNewRomanPSMT" w:cs="TimesNewRomanPSMT"/>
+                <w:sz w:val="20"/>
+              </w:rPr>
+            </w:pPr>
+          </w:p>
+        </w:tc>
+        <w:tc>
+          <w:tcPr>
+            <w:tcW w:w="901" w:type="dxa"/>
+          </w:tcPr>
+          <w:p>
+            <w:pPr>
+              <w:autoSpaceDE w:val="0"/>
+              <w:autoSpaceDN w:val="0"/>
+              <w:adjustRightInd w:val="0"/>
+              <w:jc w:val="center"/>
+              <w:rPr>
+                <w:rFonts w:ascii="TimesNewRomanPS-BoldMT" w:hAnsi="TimesNewRomanPS-BoldMT" w:cs="TimesNewRomanPS-BoldMT"/>
+                <w:bCs/>
+              </w:rPr>
+            </w:pPr>
+          </w:p>
+        </w:tc>
+        <w:tc>
+          <w:tcPr>
+            <w:tcW w:w="1350" w:type="dxa"/>
+          </w:tcPr>
+          <w:p>
+            <w:pPr>
+              <w:autoSpaceDE w:val="0"/>
+              <w:autoSpaceDN w:val="0"/>
+              <w:adjustRightInd w:val="0"/>
+              <w:jc w:val="center"/>
+              <w:rPr>
+                <w:rFonts w:ascii="TimesNewRomanPS-BoldMT" w:hAnsi="TimesNewRomanPS-BoldMT" w:cs="TimesNewRomanPS-BoldMT"/>
+                <w:bCs/>
+              </w:rPr>
+            </w:pPr>
+          </w:p>
+        </w:tc>
+      </w:tr>
+    </w:tbl>
+    <w:p/>
+    <w:tbl>
+      <w:tblPr>
+        <w:tblW w:w="13951" w:type="dxa"/>
+        <w:tblInd w:w="-342" w:type="dxa"/>
+        <w:tblBorders>
+          <w:top w:val="single" w:sz="4" w:space="0" w:color="000000"/>
+          <w:left w:val="single" w:sz="4" w:space="0" w:color="000000"/>
+          <w:bottom w:val="single" w:sz="4" w:space="0" w:color="000000"/>
+          <w:right w:val="single" w:sz="4" w:space="0" w:color="000000"/>
+          <w:insideH w:val="single" w:sz="4" w:space="0" w:color="000000"/>
+          <w:insideV w:val="single" w:sz="4" w:space="0" w:color="000000"/>
+        </w:tblBorders>
+        <w:tblLayout w:type="fixed"/>
+        <w:tblLook w:val="04A0" w:firstRow="1" w:lastRow="0" w:firstColumn="1" w:lastColumn="0" w:noHBand="0" w:noVBand="1"/>
+      </w:tblPr>
+      <w:tblGrid>
+        <w:gridCol w:w="1799"/>
+        <w:gridCol w:w="1261"/>
+        <w:gridCol w:w="1707"/>
+        <w:gridCol w:w="2255"/>
+        <w:gridCol w:w="1889"/>
+        <w:gridCol w:w="2789"/>
+        <w:gridCol w:w="901"/>
+        <w:gridCol w:w="1350"/>
+      </w:tblGrid>
+      <w:tr>
+        <w:tc>
+          <w:tcPr>
+            <w:tcW w:w="1799" w:type="dxa"/>
+            <w:vAlign w:val="center"/>
+          </w:tcPr>
+          <w:p>
+            <w:pPr>
+              <w:autoSpaceDE w:val="0"/>
+              <w:autoSpaceDN w:val="0"/>
+              <w:adjustRightInd w:val="0"/>
+              <w:jc w:val="center"/>
+              <w:rPr>
+                <w:rFonts w:ascii="TimesNewRomanPS-BoldMT" w:hAnsi="TimesNewRomanPS-BoldMT" w:cs="TimesNewRomanPS-BoldMT"/>
+                <w:b/>
+                <w:bCs/>
+              </w:rPr>
+            </w:pPr>
+            <w:r>
+              <w:br w:type="page"/>
+            </w:r>
+            <w:r>
+              <w:rPr>
+                <w:rFonts w:ascii="TimesNewRomanPS-BoldMT" w:hAnsi="TimesNewRomanPS-BoldMT" w:cs="TimesNewRomanPS-BoldMT"/>
+                <w:b/>
+                <w:bCs/>
+              </w:rPr>
+              <w:t>Category</w:t>
+            </w:r>
+          </w:p>
+          <w:p>
+            <w:pPr>
+              <w:autoSpaceDE w:val="0"/>
+              <w:autoSpaceDN w:val="0"/>
+              <w:adjustRightInd w:val="0"/>
+              <w:jc w:val="center"/>
+              <w:rPr>
+                <w:rFonts w:ascii="TimesNewRomanPS-BoldMT" w:hAnsi="TimesNewRomanPS-BoldMT" w:cs="TimesNewRomanPS-BoldMT"/>
+                <w:b/>
+                <w:bCs/>
+              </w:rPr>
+            </w:pPr>
+            <w:r>
+              <w:rPr>
+                <w:rFonts w:ascii="TimesNewRomanPS-BoldMT" w:hAnsi="TimesNewRomanPS-BoldMT" w:cs="TimesNewRomanPS-BoldMT"/>
+                <w:b/>
+                <w:bCs/>
+              </w:rPr>
+              <w:t>(Max. Score)</w:t>
+            </w:r>
+          </w:p>
+        </w:tc>
+        <w:tc>
+          <w:tcPr>
+            <w:tcW w:w="1261" w:type="dxa"/>
+            <w:vAlign w:val="center"/>
+          </w:tcPr>
+          <w:p>
+            <w:pPr>
+              <w:autoSpaceDE w:val="0"/>
+              <w:autoSpaceDN w:val="0"/>
+              <w:adjustRightInd w:val="0"/>
+              <w:jc w:val="center"/>
+              <w:rPr>
+                <w:rFonts w:ascii="TimesNewRomanPS-BoldMT" w:hAnsi="TimesNewRomanPS-BoldMT" w:cs="TimesNewRomanPS-BoldMT"/>
+                <w:b/>
+                <w:bCs/>
+              </w:rPr>
+            </w:pPr>
+            <w:r>
+              <w:rPr>
+                <w:rFonts w:ascii="TimesNewRomanPS-BoldMT" w:hAnsi="TimesNewRomanPS-BoldMT" w:cs="TimesNewRomanPS-BoldMT"/>
+                <w:b/>
+                <w:bCs/>
+              </w:rPr>
+              <w:t>No Evidence</w:t>
+            </w:r>
+          </w:p>
+        </w:tc>
+        <w:tc>
+          <w:tcPr>
+            <w:tcW w:w="1707" w:type="dxa"/>
+            <w:tcBorders>
+              <w:bottom w:val="single" w:sz="4" w:space="0" w:color="auto"/>
+            </w:tcBorders>
+            <w:vAlign w:val="center"/>
+          </w:tcPr>
+          <w:p>
+            <w:pPr>
+              <w:autoSpaceDE w:val="0"/>
+              <w:autoSpaceDN w:val="0"/>
+              <w:adjustRightInd w:val="0"/>
+              <w:jc w:val="center"/>
+              <w:rPr>
+                <w:rFonts w:ascii="TimesNewRomanPS-BoldMT" w:hAnsi="TimesNewRomanPS-BoldMT" w:cs="TimesNewRomanPS-BoldMT"/>
+                <w:b/>
+                <w:bCs/>
+              </w:rPr>
+            </w:pPr>
+            <w:r>
+              <w:rPr>
+                <w:rFonts w:ascii="TimesNewRomanPS-BoldMT" w:hAnsi="TimesNewRomanPS-BoldMT" w:cs="TimesNewRomanPS-BoldMT"/>
+                <w:b/>
+                <w:bCs/>
+              </w:rPr>
+              <w:t>Doesn’t</w:t>
+            </w:r>
+            <w:r>
+              <w:rPr>
+                <w:rFonts w:ascii="TimesNewRomanPS-BoldMT" w:hAnsi="TimesNewRomanPS-BoldMT" w:cs="TimesNewRomanPS-BoldMT"/>
+                <w:b/>
+                <w:bCs/>
+              </w:rPr>
+              <w:t xml:space="preserve"> Meet Standard</w:t>
+            </w:r>
+          </w:p>
+        </w:tc>
+        <w:tc>
+          <w:tcPr>
+            <w:tcW w:w="2255" w:type="dxa"/>
+            <w:vAlign w:val="center"/>
+          </w:tcPr>
+          <w:p>
+            <w:pPr>
+              <w:autoSpaceDE w:val="0"/>
+              <w:autoSpaceDN w:val="0"/>
+              <w:adjustRightInd w:val="0"/>
+              <w:jc w:val="center"/>
+              <w:rPr>
+                <w:rFonts w:ascii="TimesNewRomanPS-BoldMT" w:hAnsi="TimesNewRomanPS-BoldMT" w:cs="TimesNewRomanPS-BoldMT"/>
+                <w:b/>
+                <w:bCs/>
+              </w:rPr>
+            </w:pPr>
+            <w:r>
+              <w:rPr>
+                <w:rFonts w:ascii="TimesNewRomanPS-BoldMT" w:hAnsi="TimesNewRomanPS-BoldMT" w:cs="TimesNewRomanPS-BoldMT"/>
+                <w:b/>
+                <w:bCs/>
+              </w:rPr>
+              <w:t>Nearly Meets Standard</w:t>
+            </w:r>
+          </w:p>
+        </w:tc>
+        <w:tc>
+          <w:tcPr>
+            <w:tcW w:w="1889" w:type="dxa"/>
+            <w:vAlign w:val="center"/>
+          </w:tcPr>
+          <w:p>
+            <w:pPr>
+              <w:autoSpaceDE w:val="0"/>
+              <w:autoSpaceDN w:val="0"/>
+              <w:adjustRightInd w:val="0"/>
+              <w:jc w:val="center"/>
+              <w:rPr>
+                <w:rFonts w:ascii="TimesNewRomanPS-BoldMT" w:hAnsi="TimesNewRomanPS-BoldMT" w:cs="TimesNewRomanPS-BoldMT"/>
+                <w:b/>
+                <w:bCs/>
+              </w:rPr>
+            </w:pPr>
+            <w:r>
+              <w:rPr>
+                <w:rFonts w:ascii="TimesNewRomanPS-BoldMT" w:hAnsi="TimesNewRomanPS-BoldMT" w:cs="TimesNewRomanPS-BoldMT"/>
+                <w:b/>
+                <w:bCs/>
+              </w:rPr>
+              <w:t>Meets Standard</w:t>
+            </w:r>
+          </w:p>
+        </w:tc>
+        <w:tc>
+          <w:tcPr>
+            <w:tcW w:w="2789" w:type="dxa"/>
+            <w:vAlign w:val="center"/>
+          </w:tcPr>
+          <w:p>
+            <w:pPr>
+              <w:autoSpaceDE w:val="0"/>
+              <w:autoSpaceDN w:val="0"/>
+              <w:adjustRightInd w:val="0"/>
+              <w:jc w:val="center"/>
+              <w:rPr>
+                <w:rFonts w:ascii="TimesNewRomanPS-BoldMT" w:hAnsi="TimesNewRomanPS-BoldMT" w:cs="TimesNewRomanPS-BoldMT"/>
+                <w:b/>
+                <w:bCs/>
+              </w:rPr>
+            </w:pPr>
+            <w:r>
+              <w:rPr>
+                <w:rFonts w:ascii="TimesNewRomanPS-BoldMT" w:hAnsi="TimesNewRomanPS-BoldMT" w:cs="TimesNewRomanPS-BoldMT"/>
+                <w:b/>
+                <w:bCs/>
+              </w:rPr>
+              <w:t>Exceeds Standard</w:t>
+            </w:r>
+          </w:p>
+        </w:tc>
+        <w:tc>
+          <w:tcPr>
+            <w:tcW w:w="901" w:type="dxa"/>
+            <w:vAlign w:val="center"/>
+          </w:tcPr>
+          <w:p>
+            <w:pPr>
+              <w:autoSpaceDE w:val="0"/>
+              <w:autoSpaceDN w:val="0"/>
+              <w:adjustRightInd w:val="0"/>
+              <w:jc w:val="center"/>
+              <w:rPr>
+                <w:rFonts w:ascii="TimesNewRomanPS-BoldMT" w:hAnsi="TimesNewRomanPS-BoldMT" w:cs="TimesNewRomanPS-BoldMT"/>
+                <w:b/>
+                <w:bCs/>
+              </w:rPr>
+            </w:pPr>
+            <w:r>
+              <w:rPr>
+                <w:rFonts w:ascii="TimesNewRomanPS-BoldMT" w:hAnsi="TimesNewRomanPS-BoldMT" w:cs="TimesNewRomanPS-BoldMT"/>
+                <w:b/>
+                <w:bCs/>
+              </w:rPr>
+              <w:t>Self-</w:t>
+            </w:r>
+            <w:r>
+              <w:rPr>
+                <w:rFonts w:ascii="TimesNewRomanPS-BoldMT" w:hAnsi="TimesNewRomanPS-BoldMT" w:cs="TimesNewRomanPS-BoldMT"/>
+                <w:b/>
+                <w:bCs/>
+              </w:rPr>
+              <w:t xml:space="preserve"> Score</w:t>
+            </w:r>
+          </w:p>
+        </w:tc>
+        <w:tc>
+          <w:tcPr>
+            <w:tcW w:w="1350" w:type="dxa"/>
+            <w:vAlign w:val="center"/>
+          </w:tcPr>
+          <w:p>
+            <w:pPr>
+              <w:autoSpaceDE w:val="0"/>
+              <w:autoSpaceDN w:val="0"/>
+              <w:adjustRightInd w:val="0"/>
+              <w:jc w:val="center"/>
+              <w:rPr>
+                <w:rFonts w:ascii="TimesNewRomanPS-BoldMT" w:hAnsi="TimesNewRomanPS-BoldMT" w:cs="TimesNewRomanPS-BoldMT"/>
+                <w:b/>
+                <w:bCs/>
+              </w:rPr>
+            </w:pPr>
+            <w:r>
+              <w:rPr>
+                <w:rFonts w:ascii="TimesNewRomanPS-BoldMT" w:hAnsi="TimesNewRomanPS-BoldMT" w:cs="TimesNewRomanPS-BoldMT"/>
+                <w:b/>
+                <w:bCs/>
+              </w:rPr>
+              <w:t xml:space="preserve">Instructor </w:t>
+            </w:r>
+            <w:r>
+              <w:rPr>
+                <w:rFonts w:ascii="TimesNewRomanPS-BoldMT" w:hAnsi="TimesNewRomanPS-BoldMT" w:cs="TimesNewRomanPS-BoldMT"/>
+                <w:b/>
+                <w:bCs/>
+              </w:rPr>
+              <w:t>Score</w:t>
+            </w:r>
+          </w:p>
+        </w:tc>
+      </w:tr>
+      <w:tr>
+        <w:tc>
+          <w:tcPr>
+            <w:tcW w:w="1799" w:type="dxa"/>
+          </w:tcPr>
+          <w:p>
+            <w:pPr>
+              <w:autoSpaceDE w:val="0"/>
+              <w:autoSpaceDN w:val="0"/>
+              <w:adjustRightInd w:val="0"/>
+              <w:jc w:val="center"/>
+              <w:rPr>
+                <w:rFonts w:ascii="TimesNewRomanPS-BoldMT" w:hAnsi="TimesNewRomanPS-BoldMT" w:cs="TimesNewRomanPS-BoldMT"/>
+                <w:b/>
+                <w:bCs/>
+              </w:rPr>
+            </w:pPr>
+            <w:r>
+              <w:br w:type="page"/>
+            </w:r>
+            <w:r>
+              <w:br w:type="page"/>
+            </w:r>
+            <w:r>
+              <w:rPr>
+                <w:rFonts w:ascii="TimesNewRomanPS-BoldMT" w:hAnsi="TimesNewRomanPS-BoldMT" w:cs="TimesNewRomanPS-BoldMT"/>
+                <w:b/>
+                <w:bCs/>
+              </w:rPr>
+              <w:t>Word Usage and Format</w:t>
+            </w:r>
+          </w:p>
+          <w:p>
+            <w:pPr>
+              <w:autoSpaceDE w:val="0"/>
+              <w:autoSpaceDN w:val="0"/>
+              <w:adjustRightInd w:val="0"/>
+              <w:jc w:val="center"/>
+              <w:rPr>
+                <w:rFonts w:ascii="TimesNewRomanPS-BoldMT" w:hAnsi="TimesNewRomanPS-BoldMT" w:cs="TimesNewRomanPS-BoldMT"/>
+                <w:b/>
+                <w:bCs/>
+              </w:rPr>
+            </w:pPr>
+            <w:r>
+              <w:rPr>
+                <w:rFonts w:ascii="TimesNewRomanPS-BoldMT" w:hAnsi="TimesNewRomanPS-BoldMT" w:cs="TimesNewRomanPS-BoldMT"/>
+                <w:b/>
+                <w:bCs/>
+              </w:rPr>
+              <w:lastRenderedPageBreak/>
+              <w:t>(7)</w:t>
+            </w:r>
+          </w:p>
+        </w:tc>
+        <w:tc>
+          <w:tcPr>
+            <w:tcW w:w="1261" w:type="dxa"/>
+            <w:tcBorders>
+              <w:right w:val="single" w:sz="4" w:space="0" w:color="auto"/>
+            </w:tcBorders>
+          </w:tcPr>
+          <w:p>
+            <w:pPr>
+              <w:autoSpaceDE w:val="0"/>
+              <w:autoSpaceDN w:val="0"/>
+              <w:adjustRightInd w:val="0"/>
+              <w:rPr>
+                <w:rFonts w:ascii="TimesNewRomanPS-BoldMT" w:hAnsi="TimesNewRomanPS-BoldMT" w:cs="TimesNewRomanPS-BoldMT"/>
+                <w:bCs/>
+              </w:rPr>
+            </w:pPr>
+            <w:r>
+              <w:rPr>
+                <w:rFonts w:ascii="TimesNewRomanPSMT" w:hAnsi="TimesNewRomanPSMT" w:cs="TimesNewRomanPSMT"/>
+                <w:sz w:val="20"/>
+              </w:rPr>
+              <w:lastRenderedPageBreak/>
+              <w:t>Not applicable</w:t>
+            </w:r>
+          </w:p>
+        </w:tc>
+        <w:tc>
+          <w:tcPr>
+            <w:tcW w:w="1707" w:type="dxa"/>
+            <w:tcBorders>
+              <w:top w:val="single" w:sz="4" w:space="0" w:color="auto"/>
+              <w:left w:val="single" w:sz="4" w:space="0" w:color="auto"/>
+              <w:bottom w:val="single" w:sz="4" w:space="0" w:color="auto"/>
+              <w:right w:val="single" w:sz="4" w:space="0" w:color="auto"/>
+            </w:tcBorders>
+          </w:tcPr>
+          <w:p>
+            <w:pPr>
+              <w:autoSpaceDE w:val="0"/>
+              <w:autoSpaceDN w:val="0"/>
+              <w:adjustRightInd w:val="0"/>
+              <w:rPr>
+                <w:rFonts w:ascii="TimesNewRomanPS-BoldMT" w:hAnsi="TimesNewRomanPS-BoldMT" w:cs="TimesNewRomanPS-BoldMT"/>
+                <w:bCs/>
+              </w:rPr>
+            </w:pPr>
+            <w:r>
+              <w:rPr>
+                <w:rFonts w:ascii="TimesNewRomanPSMT" w:hAnsi="TimesNewRomanPSMT" w:cs="TimesNewRomanPSMT"/>
+                <w:sz w:val="20"/>
+              </w:rPr>
+              <w:t xml:space="preserve">Numerous and distracting errors in punctuation, capitalization, </w:t>
+            </w:r>
+            <w:r>
+              <w:rPr>
+                <w:rFonts w:ascii="TimesNewRomanPSMT" w:hAnsi="TimesNewRomanPSMT" w:cs="TimesNewRomanPSMT"/>
+                <w:sz w:val="20"/>
+              </w:rPr>
+              <w:lastRenderedPageBreak/>
+              <w:t>spelling, sentence structure, word usage</w:t>
+            </w:r>
+            <w:r>
+              <w:rPr>
+                <w:rFonts w:ascii="TimesNewRomanPSMT" w:hAnsi="TimesNewRomanPSMT" w:cs="TimesNewRomanPSMT"/>
+                <w:sz w:val="20"/>
+              </w:rPr>
+              <w:t>, significant figures, tables, and figures</w:t>
+            </w:r>
+            <w:r>
+              <w:rPr>
+                <w:rFonts w:ascii="TimesNewRomanPSMT" w:hAnsi="TimesNewRomanPSMT" w:cs="TimesNewRomanPSMT"/>
+                <w:sz w:val="20"/>
+              </w:rPr>
+              <w:t>.</w:t>
+            </w:r>
+            <w:r>
+              <w:rPr>
+                <w:rFonts w:ascii="TimesNewRomanPSMT" w:hAnsi="TimesNewRomanPSMT" w:cs="TimesNewRomanPSMT"/>
+                <w:sz w:val="20"/>
+              </w:rPr>
+              <w:t xml:space="preserve"> Data vomited onto page(s).</w:t>
+            </w:r>
+            <w:r>
+              <w:rPr>
+                <w:rFonts w:ascii="TimesNewRomanPSMT" w:hAnsi="TimesNewRomanPSMT" w:cs="TimesNewRomanPSMT"/>
+                <w:sz w:val="20"/>
+              </w:rPr>
+              <w:t xml:space="preserve"> Unacceptable </w:t>
+            </w:r>
+            <w:r>
+              <w:rPr>
+                <w:rFonts w:ascii="TimesNewRomanPSMT" w:hAnsi="TimesNewRomanPSMT" w:cs="TimesNewRomanPSMT"/>
+                <w:sz w:val="20"/>
+              </w:rPr>
+              <w:t>/</w:t>
+            </w:r>
+            <w:r>
+              <w:rPr>
+                <w:rFonts w:ascii="TimesNewRomanPSMT" w:hAnsi="TimesNewRomanPSMT" w:cs="TimesNewRomanPSMT"/>
+                <w:sz w:val="20"/>
+              </w:rPr>
+              <w:t xml:space="preserve"> unprofessional at the </w:t>
+            </w:r>
+            <w:r>
+              <w:rPr>
+                <w:rFonts w:ascii="TimesNewRomanPSMT" w:hAnsi="TimesNewRomanPSMT" w:cs="TimesNewRomanPSMT"/>
+                <w:sz w:val="20"/>
+              </w:rPr>
+              <w:t>graduate</w:t>
+            </w:r>
+            <w:r>
+              <w:rPr>
+                <w:rFonts w:ascii="TimesNewRomanPSMT" w:hAnsi="TimesNewRomanPSMT" w:cs="TimesNewRomanPSMT"/>
+                <w:sz w:val="20"/>
+              </w:rPr>
+              <w:t xml:space="preserve"> level.</w:t>
+            </w:r>
+            <w:r>
+              <w:rPr>
+                <w:rFonts w:ascii="TimesNewRomanPSMT" w:hAnsi="TimesNewRomanPSMT" w:cs="TimesNewRomanPSMT"/>
+                <w:sz w:val="20"/>
+              </w:rPr>
+              <w:t xml:space="preserve"> </w:t>
+            </w:r>
+            <w:r>
+              <w:t xml:space="preserve"> </w:t>
+            </w:r>
+            <w:r>
+              <w:rPr>
+                <w:bdr w:val="single" w:sz="4" w:space="0" w:color="auto"/>
+              </w:rPr>
+              <w:t xml:space="preserve">1 – </w:t>
+            </w:r>
+            <w:r>
+              <w:rPr>
+                <w:bdr w:val="single" w:sz="4" w:space="0" w:color="auto"/>
+              </w:rPr>
+              <w:t>5</w:t>
+            </w:r>
+          </w:p>
+        </w:tc>
+        <w:tc>
+          <w:tcPr>
+            <w:tcW w:w="2255" w:type="dxa"/>
+            <w:tcBorders>
+              <w:left w:val="single" w:sz="4" w:space="0" w:color="auto"/>
+            </w:tcBorders>
+          </w:tcPr>
+          <w:p>
+            <w:pPr>
+              <w:autoSpaceDE w:val="0"/>
+              <w:autoSpaceDN w:val="0"/>
+              <w:adjustRightInd w:val="0"/>
+              <w:rPr>
+                <w:rFonts w:ascii="TimesNewRomanPSMT" w:hAnsi="TimesNewRomanPSMT" w:cs="TimesNewRomanPSMT"/>
+                <w:sz w:val="20"/>
+              </w:rPr>
+            </w:pPr>
+            <w:r>
+              <w:rPr>
+                <w:rFonts w:ascii="TimesNewRomanPSMT" w:hAnsi="TimesNewRomanPSMT" w:cs="TimesNewRomanPSMT"/>
+                <w:sz w:val="20"/>
+              </w:rPr>
+              <w:lastRenderedPageBreak/>
+              <w:t xml:space="preserve">Misspelled words, poor English grammar and word choice. </w:t>
+            </w:r>
+            <w:r>
+              <w:rPr>
+                <w:rFonts w:ascii="TimesNewRomanPSMT" w:hAnsi="TimesNewRomanPSMT" w:cs="TimesNewRomanPSMT"/>
+                <w:sz w:val="20"/>
+              </w:rPr>
+              <w:t xml:space="preserve">Main body of report is either longer </w:t>
+            </w:r>
+            <w:r>
+              <w:rPr>
+                <w:rFonts w:ascii="TimesNewRomanPSMT" w:hAnsi="TimesNewRomanPSMT" w:cs="TimesNewRomanPSMT"/>
+                <w:sz w:val="20"/>
+              </w:rPr>
+              <w:lastRenderedPageBreak/>
+              <w:t>or significantly less than one page. Figures</w:t>
+            </w:r>
+            <w:r>
+              <w:rPr>
+                <w:rFonts w:ascii="TimesNewRomanPSMT" w:hAnsi="TimesNewRomanPSMT" w:cs="TimesNewRomanPSMT"/>
+                <w:sz w:val="20"/>
+              </w:rPr>
+              <w:t xml:space="preserve"> are too small and/or under-labeled, although they are usually of acceptable quality and focus. </w:t>
+            </w:r>
+            <w:r>
+              <w:rPr>
+                <w:rFonts w:ascii="TimesNewRomanPSMT" w:hAnsi="TimesNewRomanPSMT" w:cs="TimesNewRomanPSMT"/>
+                <w:sz w:val="20"/>
+              </w:rPr>
+              <w:t xml:space="preserve">Tables incoherent or not cohesive. </w:t>
+            </w:r>
+            <w:r>
+              <w:rPr>
+                <w:rFonts w:ascii="TimesNewRomanPSMT" w:hAnsi="TimesNewRomanPSMT" w:cs="TimesNewRomanPSMT"/>
+                <w:sz w:val="20"/>
+              </w:rPr>
+              <w:t xml:space="preserve">Bad font sizes. </w:t>
+            </w:r>
+            <w:r>
+              <w:rPr>
+                <w:rFonts w:ascii="TimesNewRomanPSMT" w:hAnsi="TimesNewRomanPSMT" w:cs="TimesNewRomanPSMT"/>
+                <w:sz w:val="20"/>
+              </w:rPr>
+              <w:t xml:space="preserve">Too much or too little data in appendices. </w:t>
+            </w:r>
+            <w:r>
+              <w:rPr>
+                <w:rFonts w:ascii="TimesNewRomanPSMT" w:hAnsi="TimesNewRomanPSMT" w:cs="TimesNewRomanPSMT"/>
+                <w:sz w:val="20"/>
+              </w:rPr>
+              <w:t>Could be improved by being more meticulous.</w:t>
+            </w:r>
+          </w:p>
+          <w:p>
+            <w:pPr>
+              <w:autoSpaceDE w:val="0"/>
+              <w:autoSpaceDN w:val="0"/>
+              <w:adjustRightInd w:val="0"/>
+              <w:jc w:val="center"/>
+              <w:rPr>
+                <w:rFonts w:ascii="TimesNewRomanPS-BoldMT" w:hAnsi="TimesNewRomanPS-BoldMT" w:cs="TimesNewRomanPS-BoldMT"/>
+                <w:bCs/>
+              </w:rPr>
+            </w:pPr>
+            <w:r>
+              <w:rPr>
+                <w:rFonts w:ascii="TimesNewRomanPSMT" w:hAnsi="TimesNewRomanPSMT" w:cs="TimesNewRomanPSMT"/>
+                <w:sz w:val="20"/>
+                <w:bdr w:val="single" w:sz="4" w:space="0" w:color="auto"/>
+              </w:rPr>
+              <w:t>5</w:t>
+            </w:r>
+          </w:p>
+        </w:tc>
+        <w:tc>
+          <w:tcPr>
+            <w:tcW w:w="1889" w:type="dxa"/>
+          </w:tcPr>
+          <w:p>
+            <w:pPr>
+              <w:autoSpaceDE w:val="0"/>
+              <w:autoSpaceDN w:val="0"/>
+              <w:adjustRightInd w:val="0"/>
+              <w:rPr>
+                <w:rFonts w:ascii="TimesNewRomanPSMT" w:hAnsi="TimesNewRomanPSMT" w:cs="TimesNewRomanPSMT"/>
+                <w:sz w:val="20"/>
+              </w:rPr>
+            </w:pPr>
+            <w:r>
+              <w:rPr>
+                <w:rFonts w:ascii="TimesNewRomanPSMT" w:hAnsi="TimesNewRomanPSMT" w:cs="TimesNewRomanPSMT"/>
+                <w:sz w:val="20"/>
+              </w:rPr>
+              <w:lastRenderedPageBreak/>
+              <w:t xml:space="preserve">Almost no errors in punctuation, capitalization, spelling, sentence </w:t>
+            </w:r>
+            <w:r>
+              <w:rPr>
+                <w:rFonts w:ascii="TimesNewRomanPSMT" w:hAnsi="TimesNewRomanPSMT" w:cs="TimesNewRomanPSMT"/>
+                <w:sz w:val="20"/>
+              </w:rPr>
+              <w:lastRenderedPageBreak/>
+              <w:t xml:space="preserve">structure, </w:t>
+            </w:r>
+            <w:r>
+              <w:rPr>
+                <w:rFonts w:ascii="TimesNewRomanPSMT" w:hAnsi="TimesNewRomanPSMT" w:cs="TimesNewRomanPSMT"/>
+                <w:sz w:val="20"/>
+              </w:rPr>
+              <w:t>word usage</w:t>
+            </w:r>
+            <w:r>
+              <w:rPr>
+                <w:rFonts w:ascii="TimesNewRomanPSMT" w:hAnsi="TimesNewRomanPSMT" w:cs="TimesNewRomanPSMT"/>
+                <w:sz w:val="20"/>
+              </w:rPr>
+              <w:t>, significant figures, and presentation of figures, tables, and appendices</w:t>
+            </w:r>
+            <w:r>
+              <w:rPr>
+                <w:rFonts w:ascii="TimesNewRomanPSMT" w:hAnsi="TimesNewRomanPSMT" w:cs="TimesNewRomanPSMT"/>
+                <w:sz w:val="20"/>
+              </w:rPr>
+              <w:t>.</w:t>
+            </w:r>
+            <w:r>
+              <w:rPr>
+                <w:rFonts w:ascii="TimesNewRomanPSMT" w:hAnsi="TimesNewRomanPSMT" w:cs="TimesNewRomanPSMT"/>
+                <w:sz w:val="20"/>
+              </w:rPr>
+              <w:t xml:space="preserve"> Main body of report is one page or less</w:t>
+            </w:r>
+            <w:r>
+              <w:rPr>
+                <w:rFonts w:ascii="TimesNewRomanPSMT" w:hAnsi="TimesNewRomanPSMT" w:cs="TimesNewRomanPSMT"/>
+                <w:sz w:val="20"/>
+              </w:rPr>
+              <w:t xml:space="preserve"> </w:t>
+            </w:r>
+          </w:p>
+          <w:p>
+            <w:pPr>
+              <w:autoSpaceDE w:val="0"/>
+              <w:autoSpaceDN w:val="0"/>
+              <w:adjustRightInd w:val="0"/>
+              <w:rPr>
+                <w:rFonts w:ascii="TimesNewRomanPSMT" w:hAnsi="TimesNewRomanPSMT" w:cs="TimesNewRomanPSMT"/>
+                <w:sz w:val="20"/>
+              </w:rPr>
+            </w:pPr>
+          </w:p>
+          <w:p>
+            <w:pPr>
+              <w:autoSpaceDE w:val="0"/>
+              <w:autoSpaceDN w:val="0"/>
+              <w:adjustRightInd w:val="0"/>
+              <w:rPr>
+                <w:rFonts w:ascii="TimesNewRomanPSMT" w:hAnsi="TimesNewRomanPSMT" w:cs="TimesNewRomanPSMT"/>
+                <w:sz w:val="20"/>
+              </w:rPr>
+            </w:pPr>
+          </w:p>
+          <w:p>
+            <w:pPr>
+              <w:autoSpaceDE w:val="0"/>
+              <w:autoSpaceDN w:val="0"/>
+              <w:adjustRightInd w:val="0"/>
+              <w:jc w:val="center"/>
+              <w:rPr>
+                <w:rFonts w:ascii="TimesNewRomanPS-BoldMT" w:hAnsi="TimesNewRomanPS-BoldMT" w:cs="TimesNewRomanPS-BoldMT"/>
+                <w:bCs/>
+              </w:rPr>
+            </w:pPr>
+            <w:r>
+              <w:rPr>
+                <w:rFonts w:ascii="TimesNewRomanPSMT" w:hAnsi="TimesNewRomanPSMT" w:cs="TimesNewRomanPSMT"/>
+                <w:sz w:val="20"/>
+                <w:bdr w:val="single" w:sz="4" w:space="0" w:color="auto"/>
+              </w:rPr>
+              <w:t>6</w:t>
+            </w:r>
+          </w:p>
+        </w:tc>
+        <w:tc>
+          <w:tcPr>
+            <w:tcW w:w="2789" w:type="dxa"/>
+          </w:tcPr>
+          <w:p>
+            <w:pPr>
+              <w:autoSpaceDE w:val="0"/>
+              <w:autoSpaceDN w:val="0"/>
+              <w:adjustRightInd w:val="0"/>
+              <w:rPr>
+                <w:rFonts w:ascii="TimesNewRomanPS-BoldMT" w:hAnsi="TimesNewRomanPS-BoldMT" w:cs="TimesNewRomanPS-BoldMT"/>
+                <w:bCs/>
+              </w:rPr>
+            </w:pPr>
+            <w:r>
+              <w:rPr>
+                <w:rFonts w:ascii="TimesNewRomanPSMT" w:hAnsi="TimesNewRomanPSMT" w:cs="TimesNewRomanPSMT"/>
+                <w:sz w:val="20"/>
+              </w:rPr>
+              <w:lastRenderedPageBreak/>
+              <w:t xml:space="preserve">Punctuation, capitalization, spelling, sentence </w:t>
+            </w:r>
+            <w:r>
+              <w:rPr>
+                <w:rFonts w:ascii="TimesNewRomanPSMT" w:hAnsi="TimesNewRomanPSMT" w:cs="TimesNewRomanPSMT"/>
+                <w:sz w:val="20"/>
+              </w:rPr>
+              <w:t xml:space="preserve">structure, </w:t>
+            </w:r>
+            <w:r>
+              <w:rPr>
+                <w:rFonts w:ascii="TimesNewRomanPSMT" w:hAnsi="TimesNewRomanPSMT" w:cs="TimesNewRomanPSMT"/>
+                <w:sz w:val="20"/>
+              </w:rPr>
+              <w:t>word usage</w:t>
+            </w:r>
+            <w:r>
+              <w:rPr>
+                <w:rFonts w:ascii="TimesNewRomanPSMT" w:hAnsi="TimesNewRomanPSMT" w:cs="TimesNewRomanPSMT"/>
+                <w:sz w:val="20"/>
+              </w:rPr>
+              <w:t>, and significant figures</w:t>
+            </w:r>
+            <w:r>
+              <w:rPr>
+                <w:rFonts w:ascii="TimesNewRomanPSMT" w:hAnsi="TimesNewRomanPSMT" w:cs="TimesNewRomanPSMT"/>
+                <w:sz w:val="20"/>
+              </w:rPr>
+              <w:t xml:space="preserve"> all correct. </w:t>
+            </w:r>
+            <w:r>
+              <w:rPr>
+                <w:rFonts w:ascii="TimesNewRomanPSMT" w:hAnsi="TimesNewRomanPSMT" w:cs="TimesNewRomanPSMT"/>
+                <w:sz w:val="20"/>
+              </w:rPr>
+              <w:t xml:space="preserve">Main body </w:t>
+            </w:r>
+            <w:r>
+              <w:rPr>
+                <w:rFonts w:ascii="TimesNewRomanPSMT" w:hAnsi="TimesNewRomanPSMT" w:cs="TimesNewRomanPSMT"/>
+                <w:sz w:val="20"/>
+              </w:rPr>
+              <w:lastRenderedPageBreak/>
+              <w:t xml:space="preserve">of report is one page or less. </w:t>
+            </w:r>
+            <w:r>
+              <w:rPr>
+                <w:rFonts w:ascii="TimesNewRomanPSMT" w:hAnsi="TimesNewRomanPSMT" w:cs="TimesNewRomanPSMT"/>
+                <w:sz w:val="20"/>
+              </w:rPr>
+              <w:t>Clear</w:t>
+            </w:r>
+            <w:r>
+              <w:rPr>
+                <w:rFonts w:ascii="TimesNewRomanPSMT" w:hAnsi="TimesNewRomanPSMT" w:cs="TimesNewRomanPSMT"/>
+                <w:sz w:val="20"/>
+              </w:rPr>
+              <w:t>, consistent</w:t>
+            </w:r>
+            <w:r>
+              <w:rPr>
+                <w:rFonts w:ascii="TimesNewRomanPSMT" w:hAnsi="TimesNewRomanPSMT" w:cs="TimesNewRomanPSMT"/>
+                <w:sz w:val="20"/>
+              </w:rPr>
+              <w:t xml:space="preserve"> fonts. Good word processing skills. </w:t>
+            </w:r>
+            <w:r>
+              <w:rPr>
+                <w:rFonts w:ascii="TimesNewRomanPSMT" w:hAnsi="TimesNewRomanPSMT" w:cs="TimesNewRomanPSMT"/>
+                <w:sz w:val="20"/>
+              </w:rPr>
+              <w:t>Figures</w:t>
+            </w:r>
+            <w:r>
+              <w:rPr>
+                <w:rFonts w:ascii="TimesNewRomanPSMT" w:hAnsi="TimesNewRomanPSMT" w:cs="TimesNewRomanPSMT"/>
+                <w:sz w:val="20"/>
+              </w:rPr>
+              <w:t xml:space="preserve"> have adequate contrast. Informative figure </w:t>
+            </w:r>
+            <w:r>
+              <w:rPr>
+                <w:rFonts w:ascii="TimesNewRomanPSMT" w:hAnsi="TimesNewRomanPSMT" w:cs="TimesNewRomanPSMT"/>
+                <w:sz w:val="20"/>
+              </w:rPr>
+              <w:t>and table titles and legends</w:t>
+            </w:r>
+            <w:r>
+              <w:rPr>
+                <w:rFonts w:ascii="TimesNewRomanPSMT" w:hAnsi="TimesNewRomanPSMT" w:cs="TimesNewRomanPSMT"/>
+                <w:sz w:val="20"/>
+              </w:rPr>
+              <w:t xml:space="preserve">. </w:t>
+            </w:r>
+            <w:r>
+              <w:rPr>
+                <w:rFonts w:ascii="TimesNewRomanPSMT" w:hAnsi="TimesNewRomanPSMT" w:cs="TimesNewRomanPSMT"/>
+                <w:sz w:val="20"/>
+              </w:rPr>
+              <w:t>Figures</w:t>
+            </w:r>
+            <w:r>
+              <w:rPr>
+                <w:rFonts w:ascii="TimesNewRomanPSMT" w:hAnsi="TimesNewRomanPSMT" w:cs="TimesNewRomanPSMT"/>
+                <w:sz w:val="20"/>
+              </w:rPr>
+              <w:t xml:space="preserve"> have appropriate axis tick </w:t>
+            </w:r>
+            <w:r>
+              <w:rPr>
+                <w:rFonts w:ascii="TimesNewRomanPSMT" w:hAnsi="TimesNewRomanPSMT" w:cs="TimesNewRomanPSMT"/>
+                <w:sz w:val="20"/>
+              </w:rPr>
+              <w:t xml:space="preserve">spacing, </w:t>
+            </w:r>
+            <w:r>
+              <w:rPr>
+                <w:rFonts w:ascii="TimesNewRomanPSMT" w:hAnsi="TimesNewRomanPSMT" w:cs="TimesNewRomanPSMT"/>
+                <w:sz w:val="20"/>
+              </w:rPr>
+              <w:t>labels</w:t>
+            </w:r>
+            <w:r>
+              <w:rPr>
+                <w:rFonts w:ascii="TimesNewRomanPSMT" w:hAnsi="TimesNewRomanPSMT" w:cs="TimesNewRomanPSMT"/>
+                <w:sz w:val="20"/>
+              </w:rPr>
+              <w:t>, units, and legends</w:t>
+            </w:r>
+            <w:r>
+              <w:rPr>
+                <w:rFonts w:ascii="TimesNewRomanPSMT" w:hAnsi="TimesNewRomanPSMT" w:cs="TimesNewRomanPSMT"/>
+                <w:sz w:val="20"/>
+              </w:rPr>
+              <w:t xml:space="preserve">. </w:t>
+            </w:r>
+            <w:r>
+              <w:rPr>
+                <w:rFonts w:ascii="TimesNewRomanPSMT" w:hAnsi="TimesNewRomanPSMT" w:cs="TimesNewRomanPSMT"/>
+                <w:sz w:val="20"/>
+              </w:rPr>
+              <w:t xml:space="preserve">Table columns cohesive, labeled, and specify units. </w:t>
+            </w:r>
+            <w:r>
+              <w:rPr>
+                <w:rFonts w:ascii="TimesNewRomanPSMT" w:hAnsi="TimesNewRomanPSMT" w:cs="TimesNewRomanPSMT"/>
+                <w:sz w:val="20"/>
+              </w:rPr>
+              <w:t>Document is stapled</w:t>
+            </w:r>
+            <w:r>
+              <w:rPr>
+                <w:rFonts w:ascii="TimesNewRomanPSMT" w:hAnsi="TimesNewRomanPSMT" w:cs="TimesNewRomanPSMT"/>
+                <w:sz w:val="20"/>
+              </w:rPr>
+              <w:t xml:space="preserve">. Appendices, if provided, are separated by topic, and each have a title, discussion, and proper formatting and display of information    </w:t>
+            </w:r>
+            <w:r>
+              <w:rPr>
+                <w:rFonts w:ascii="TimesNewRomanPSMT" w:hAnsi="TimesNewRomanPSMT" w:cs="TimesNewRomanPSMT"/>
+                <w:sz w:val="20"/>
+                <w:bdr w:val="single" w:sz="4" w:space="0" w:color="auto"/>
+              </w:rPr>
+              <w:t>7</w:t>
+            </w:r>
+          </w:p>
+        </w:tc>
+        <w:tc>
+          <w:tcPr>
+            <w:tcW w:w="901" w:type="dxa"/>
+          </w:tcPr>
+          <w:p>
+            <w:pPr>
+              <w:autoSpaceDE w:val="0"/>
+              <w:autoSpaceDN w:val="0"/>
+              <w:adjustRightInd w:val="0"/>
+              <w:jc w:val="center"/>
+              <w:rPr>
+                <w:rFonts w:ascii="TimesNewRomanPS-BoldMT" w:hAnsi="TimesNewRomanPS-BoldMT" w:cs="TimesNewRomanPS-BoldMT"/>
+                <w:bCs/>
+              </w:rPr>
+            </w:pPr>
+            <w:r>
+              <w:rPr>
+                <w:rFonts w:ascii="TimesNewRomanPS-BoldMT" w:hAnsi="TimesNewRomanPS-BoldMT" w:cs="TimesNewRomanPS-BoldMT"/>
+                <w:bCs/>
+              </w:rPr>
+              <w:lastRenderedPageBreak/>
+              <w:t>7</w:t>
+            </w:r>
+          </w:p>
+        </w:tc>
+        <w:tc>
+          <w:tcPr>
+            <w:tcW w:w="1350" w:type="dxa"/>
+          </w:tcPr>
+          <w:p>
+            <w:pPr>
+              <w:autoSpaceDE w:val="0"/>
+              <w:autoSpaceDN w:val="0"/>
+              <w:adjustRightInd w:val="0"/>
+              <w:jc w:val="center"/>
+              <w:rPr>
+                <w:rFonts w:ascii="TimesNewRomanPS-BoldMT" w:hAnsi="TimesNewRomanPS-BoldMT" w:cs="TimesNewRomanPS-BoldMT"/>
+                <w:bCs/>
+              </w:rPr>
+            </w:pPr>
+          </w:p>
+        </w:tc>
+      </w:tr>
+      <w:tr>
+        <w:tc>
+          <w:tcPr>
+            <w:tcW w:w="1799" w:type="dxa"/>
+          </w:tcPr>
+          <w:p>
+            <w:pPr>
+              <w:autoSpaceDE w:val="0"/>
+              <w:autoSpaceDN w:val="0"/>
+              <w:adjustRightInd w:val="0"/>
+              <w:jc w:val="center"/>
+              <w:rPr>
+                <w:rFonts w:ascii="TimesNewRomanPS-BoldMT" w:hAnsi="TimesNewRomanPS-BoldMT" w:cs="TimesNewRomanPS-BoldMT"/>
+                <w:b/>
+                <w:bCs/>
+              </w:rPr>
+            </w:pPr>
+            <w:r>
+              <w:rPr>
+                <w:rFonts w:ascii="TimesNewRomanPS-BoldMT" w:hAnsi="TimesNewRomanPS-BoldMT" w:cs="TimesNewRomanPS-BoldMT"/>
+                <w:b/>
+                <w:bCs/>
+              </w:rPr>
+              <w:t>Conclusion</w:t>
+            </w:r>
+          </w:p>
+          <w:p>
+            <w:pPr>
+              <w:autoSpaceDE w:val="0"/>
+              <w:autoSpaceDN w:val="0"/>
+              <w:adjustRightInd w:val="0"/>
+              <w:jc w:val="center"/>
+              <w:rPr>
+                <w:rFonts w:ascii="TimesNewRomanPS-BoldMT" w:hAnsi="TimesNewRomanPS-BoldMT" w:cs="TimesNewRomanPS-BoldMT"/>
+                <w:b/>
+                <w:bCs/>
+              </w:rPr>
+            </w:pPr>
+            <w:r>
+              <w:rPr>
+                <w:rFonts w:ascii="TimesNewRomanPS-BoldMT" w:hAnsi="TimesNewRomanPS-BoldMT" w:cs="TimesNewRomanPS-BoldMT"/>
+                <w:b/>
+                <w:bCs/>
+              </w:rPr>
+              <w:t>(4)</w:t>
+            </w:r>
+          </w:p>
+        </w:tc>
+        <w:tc>
+          <w:tcPr>
+            <w:tcW w:w="1261" w:type="dxa"/>
+          </w:tcPr>
+          <w:p>
+            <w:pPr>
+              <w:autoSpaceDE w:val="0"/>
+              <w:autoSpaceDN w:val="0"/>
+              <w:adjustRightInd w:val="0"/>
+              <w:rPr>
+                <w:rFonts w:ascii="TimesNewRomanPSMT" w:hAnsi="TimesNewRomanPSMT" w:cs="TimesNewRomanPSMT"/>
+                <w:sz w:val="20"/>
+              </w:rPr>
+            </w:pPr>
+            <w:r>
+              <w:rPr>
+                <w:rFonts w:ascii="TimesNewRomanPSMT" w:hAnsi="TimesNewRomanPSMT" w:cs="TimesNewRomanPSMT"/>
+                <w:sz w:val="20"/>
+              </w:rPr>
+              <w:t>Absent</w:t>
+            </w:r>
+          </w:p>
+          <w:p>
+            <w:pPr>
+              <w:autoSpaceDE w:val="0"/>
+              <w:autoSpaceDN w:val="0"/>
+              <w:adjustRightInd w:val="0"/>
+              <w:jc w:val="center"/>
+              <w:rPr>
+                <w:rFonts w:ascii="TimesNewRomanPSMT" w:hAnsi="TimesNewRomanPSMT" w:cs="TimesNewRomanPSMT"/>
+                <w:sz w:val="20"/>
+              </w:rPr>
+            </w:pPr>
+          </w:p>
+          <w:p>
+            <w:pPr>
+              <w:pStyle w:val="PointValue"/>
+            </w:pPr>
+            <w:r>
+              <w:t>0</w:t>
+            </w:r>
+          </w:p>
+        </w:tc>
+        <w:tc>
+          <w:tcPr>
+            <w:tcW w:w="1707" w:type="dxa"/>
+          </w:tcPr>
+          <w:p>
+            <w:pPr>
+              <w:autoSpaceDE w:val="0"/>
+              <w:autoSpaceDN w:val="0"/>
+              <w:adjustRightInd w:val="0"/>
+              <w:rPr>
+                <w:rFonts w:ascii="TimesNewRomanPS-BoldMT" w:hAnsi="TimesNewRomanPS-BoldMT" w:cs="TimesNewRomanPS-BoldMT"/>
+              </w:rPr>
+            </w:pPr>
+            <w:r>
+              <w:rPr>
+                <w:rFonts w:ascii="TimesNewRomanPSMT" w:hAnsi="TimesNewRomanPSMT" w:cs="TimesNewRomanPSMT"/>
+                <w:sz w:val="20"/>
+              </w:rPr>
+              <w:t xml:space="preserve">Incomplete and/or </w:t>
+            </w:r>
+            <w:r>
+              <w:rPr>
+                <w:rFonts w:ascii="TimesNewRomanPSMT" w:hAnsi="TimesNewRomanPSMT" w:cs="TimesNewRomanPSMT"/>
+                <w:sz w:val="20"/>
+              </w:rPr>
+              <w:t xml:space="preserve">not </w:t>
+            </w:r>
+            <w:r>
+              <w:rPr>
+                <w:rFonts w:ascii="TimesNewRomanPSMT" w:hAnsi="TimesNewRomanPSMT" w:cs="TimesNewRomanPSMT"/>
+                <w:sz w:val="20"/>
+              </w:rPr>
+              <w:t>focused.</w:t>
+            </w:r>
+            <w:r>
+              <w:rPr>
+                <w:rFonts w:ascii="TimesNewRomanPSMT" w:hAnsi="TimesNewRomanPSMT" w:cs="TimesNewRomanPSMT"/>
+                <w:sz w:val="20"/>
+              </w:rPr>
+              <w:t xml:space="preserve">  </w:t>
+            </w:r>
+            <w:r>
+              <w:rPr>
+                <w:bdr w:val="single" w:sz="4" w:space="0" w:color="auto"/>
+              </w:rPr>
+              <w:t>1</w:t>
+            </w:r>
+            <w:r>
+              <w:t xml:space="preserve"> </w:t>
+            </w:r>
+          </w:p>
+        </w:tc>
+        <w:tc>
+          <w:tcPr>
+            <w:tcW w:w="2255" w:type="dxa"/>
+          </w:tcPr>
+          <w:p>
+            <w:pPr>
+              <w:autoSpaceDE w:val="0"/>
+              <w:autoSpaceDN w:val="0"/>
+              <w:adjustRightInd w:val="0"/>
+            </w:pPr>
+            <w:r>
+              <w:rPr>
+                <w:rFonts w:ascii="TimesNewRomanPSMT" w:hAnsi="TimesNewRomanPSMT" w:cs="TimesNewRomanPSMT"/>
+                <w:sz w:val="20"/>
+              </w:rPr>
+              <w:t xml:space="preserve">The conclusion does not adequately restate the main results. </w:t>
+            </w:r>
+            <w:r>
+              <w:rPr>
+                <w:bdr w:val="single" w:sz="4" w:space="0" w:color="auto"/>
+              </w:rPr>
+              <w:t>2</w:t>
+            </w:r>
+          </w:p>
+        </w:tc>
+        <w:tc>
+          <w:tcPr>
+            <w:tcW w:w="1889" w:type="dxa"/>
+          </w:tcPr>
+          <w:p>
+            <w:pPr>
+              <w:autoSpaceDE w:val="0"/>
+              <w:autoSpaceDN w:val="0"/>
+              <w:adjustRightInd w:val="0"/>
+            </w:pPr>
+            <w:r>
+              <w:rPr>
+                <w:rFonts w:ascii="TimesNewRomanPSMT" w:hAnsi="TimesNewRomanPSMT" w:cs="TimesNewRomanPSMT"/>
+                <w:sz w:val="20"/>
+              </w:rPr>
+              <w:t xml:space="preserve">The conclusion restates the main results. </w:t>
+            </w:r>
+            <w:r>
+              <w:rPr>
+                <w:bdr w:val="single" w:sz="4" w:space="0" w:color="auto"/>
+              </w:rPr>
+              <w:t>3</w:t>
+            </w:r>
+          </w:p>
+        </w:tc>
+        <w:tc>
+          <w:tcPr>
+            <w:tcW w:w="2789" w:type="dxa"/>
+          </w:tcPr>
+          <w:p>
+            <w:pPr>
+              <w:autoSpaceDE w:val="0"/>
+              <w:autoSpaceDN w:val="0"/>
+              <w:adjustRightInd w:val="0"/>
+              <w:rPr>
+                <w:rFonts w:ascii="TimesNewRomanPS-BoldMT" w:hAnsi="TimesNewRomanPS-BoldMT" w:cs="TimesNewRomanPS-BoldMT"/>
+                <w:bCs/>
+              </w:rPr>
+            </w:pPr>
+            <w:r>
+              <w:rPr>
+                <w:rFonts w:ascii="TimesNewRomanPSMT" w:hAnsi="TimesNewRomanPSMT" w:cs="TimesNewRomanPSMT"/>
+                <w:sz w:val="20"/>
+              </w:rPr>
+              <w:t xml:space="preserve">The conclusion restates the main </w:t>
+            </w:r>
+            <w:proofErr w:type="gramStart"/>
+            <w:r>
+              <w:rPr>
+                <w:rFonts w:ascii="TimesNewRomanPSMT" w:hAnsi="TimesNewRomanPSMT" w:cs="TimesNewRomanPSMT"/>
+                <w:sz w:val="20"/>
+              </w:rPr>
+              <w:t>results, and</w:t>
+            </w:r>
+            <w:proofErr w:type="gramEnd"/>
+            <w:r>
+              <w:rPr>
+                <w:rFonts w:ascii="TimesNewRomanPSMT" w:hAnsi="TimesNewRomanPSMT" w:cs="TimesNewRomanPSMT"/>
+                <w:sz w:val="20"/>
+              </w:rPr>
+              <w:t xml:space="preserve"> is an effective summary.</w:t>
+            </w:r>
+            <w:r>
+              <w:rPr>
+                <w:rFonts w:ascii="TimesNewRomanPSMT" w:hAnsi="TimesNewRomanPSMT" w:cs="TimesNewRomanPSMT"/>
+                <w:sz w:val="20"/>
+              </w:rPr>
+              <w:t xml:space="preserve"> </w:t>
+            </w:r>
+            <w:r>
+              <w:rPr>
+                <w:bdr w:val="single" w:sz="4" w:space="0" w:color="auto"/>
+              </w:rPr>
+              <w:t>4</w:t>
+            </w:r>
+            <w:r>
+              <w:t xml:space="preserve"> </w:t>
+            </w:r>
+          </w:p>
+        </w:tc>
+        <w:tc>
+          <w:tcPr>
+            <w:tcW w:w="901" w:type="dxa"/>
+          </w:tcPr>
+          <w:p>
+            <w:pPr>
+              <w:autoSpaceDE w:val="0"/>
+              <w:autoSpaceDN w:val="0"/>
+              <w:adjustRightInd w:val="0"/>
+              <w:jc w:val="center"/>
+              <w:rPr>
+                <w:rFonts w:ascii="TimesNewRomanPS-BoldMT" w:hAnsi="TimesNewRomanPS-BoldMT" w:cs="TimesNewRomanPS-BoldMT"/>
+                <w:bCs/>
+              </w:rPr>
+            </w:pPr>
+            <w:r>
+              <w:rPr>
+                <w:rFonts w:ascii="TimesNewRomanPS-BoldMT" w:hAnsi="TimesNewRomanPS-BoldMT" w:cs="TimesNewRomanPS-BoldMT"/>
+                <w:bCs/>
+              </w:rPr>
+              <w:t>4</w:t>
+            </w:r>
+          </w:p>
+        </w:tc>
+        <w:tc>
+          <w:tcPr>
+            <w:tcW w:w="1350" w:type="dxa"/>
+          </w:tcPr>
+          <w:p>
+            <w:pPr>
+              <w:autoSpaceDE w:val="0"/>
+              <w:autoSpaceDN w:val="0"/>
+              <w:adjustRightInd w:val="0"/>
+              <w:jc w:val="center"/>
+              <w:rPr>
+                <w:rFonts w:ascii="TimesNewRomanPS-BoldMT" w:hAnsi="TimesNewRomanPS-BoldMT" w:cs="TimesNewRomanPS-BoldMT"/>
+                <w:bCs/>
+              </w:rPr>
+            </w:pPr>
+          </w:p>
+        </w:tc>
+      </w:tr>
+      <w:tr>
+        <w:tc>
+          <w:tcPr>
+            <w:tcW w:w="1799" w:type="dxa"/>
+          </w:tcPr>
+          <w:p>
+            <w:pPr>
+              <w:autoSpaceDE w:val="0"/>
+              <w:autoSpaceDN w:val="0"/>
+              <w:adjustRightInd w:val="0"/>
+              <w:jc w:val="center"/>
+              <w:rPr>
+                <w:rFonts w:ascii="TimesNewRomanPS-BoldMT" w:hAnsi="TimesNewRomanPS-BoldMT" w:cs="TimesNewRomanPS-BoldMT"/>
+                <w:b/>
+                <w:bCs/>
+              </w:rPr>
+            </w:pPr>
+            <w:r>
+              <w:rPr>
+                <w:rFonts w:ascii="TimesNewRomanPS-BoldMT" w:hAnsi="TimesNewRomanPS-BoldMT" w:cs="TimesNewRomanPS-BoldMT"/>
+                <w:b/>
+                <w:bCs/>
+              </w:rPr>
+              <w:t>Use of AI</w:t>
+            </w:r>
+          </w:p>
+          <w:p>
+            <w:pPr>
+              <w:autoSpaceDE w:val="0"/>
+              <w:autoSpaceDN w:val="0"/>
+              <w:adjustRightInd w:val="0"/>
+              <w:jc w:val="center"/>
+              <w:rPr>
+                <w:rFonts w:ascii="TimesNewRomanPS-BoldMT" w:hAnsi="TimesNewRomanPS-BoldMT" w:cs="TimesNewRomanPS-BoldMT"/>
+                <w:b/>
+                <w:bCs/>
+              </w:rPr>
+            </w:pPr>
+            <w:r>
+              <w:rPr>
+                <w:rFonts w:ascii="TimesNewRomanPS-BoldMT" w:hAnsi="TimesNewRomanPS-BoldMT" w:cs="TimesNewRomanPS-BoldMT"/>
+                <w:b/>
+                <w:bCs/>
+              </w:rPr>
+              <w:t>(3)</w:t>
+            </w:r>
+          </w:p>
+        </w:tc>
+        <w:tc>
+          <w:tcPr>
+            <w:tcW w:w="2968" w:type="dxa"/>
+            <w:gridSpan w:val="2"/>
+          </w:tcPr>
+          <w:p>
+            <w:pPr>
+              <w:autoSpaceDE w:val="0"/>
+              <w:autoSpaceDN w:val="0"/>
+              <w:adjustRightInd w:val="0"/>
+              <w:jc w:val="center"/>
+              <w:rPr>
+                <w:rFonts w:ascii="TimesNewRomanPSMT" w:hAnsi="TimesNewRomanPSMT" w:cs="TimesNewRomanPSMT"/>
+                <w:sz w:val="20"/>
+              </w:rPr>
+            </w:pPr>
+            <w:r>
+              <w:rPr>
+                <w:rFonts w:ascii="TimesNewRomanPSMT" w:hAnsi="TimesNewRomanPSMT" w:cs="TimesNewRomanPSMT"/>
+                <w:sz w:val="20"/>
+              </w:rPr>
+              <w:t>Absent</w:t>
+            </w:r>
+          </w:p>
+          <w:p>
+            <w:pPr>
+              <w:autoSpaceDE w:val="0"/>
+              <w:autoSpaceDN w:val="0"/>
+              <w:adjustRightInd w:val="0"/>
+              <w:jc w:val="center"/>
+              <w:rPr>
+                <w:rFonts w:ascii="TimesNewRomanPSMT" w:hAnsi="TimesNewRomanPSMT" w:cs="TimesNewRomanPSMT"/>
+                <w:sz w:val="20"/>
+              </w:rPr>
+            </w:pPr>
+            <w:r>
+              <w:rPr>
+                <w:rFonts w:ascii="TimesNewRomanPSMT" w:hAnsi="TimesNewRomanPSMT" w:cs="TimesNewRomanPSMT"/>
+                <w:sz w:val="20"/>
+              </w:rPr>
+              <w:t>(Return without grade)</w:t>
+            </w:r>
+          </w:p>
+        </w:tc>
+        <w:tc>
+          <w:tcPr>
+            <w:tcW w:w="2255" w:type="dxa"/>
+          </w:tcPr>
+          <w:p>
+            <w:pPr>
+              <w:autoSpaceDE w:val="0"/>
+              <w:autoSpaceDN w:val="0"/>
+              <w:adjustRightInd w:val="0"/>
+              <w:rPr>
+                <w:rFonts w:ascii="TimesNewRomanPSMT" w:hAnsi="TimesNewRomanPSMT" w:cs="TimesNewRomanPSMT"/>
+                <w:sz w:val="20"/>
+              </w:rPr>
+            </w:pPr>
+            <w:r>
+              <w:rPr>
+                <w:rFonts w:ascii="TimesNewRomanPSMT" w:hAnsi="TimesNewRomanPSMT" w:cs="TimesNewRomanPSMT"/>
+                <w:sz w:val="20"/>
+                <w:bdr w:val="single" w:sz="4" w:space="0" w:color="auto"/>
+              </w:rPr>
+              <w:t xml:space="preserve"> </w:t>
+            </w:r>
+          </w:p>
+        </w:tc>
+        <w:tc>
+          <w:tcPr>
+            <w:tcW w:w="4678" w:type="dxa"/>
+            <w:gridSpan w:val="2"/>
+          </w:tcPr>
+          <w:p>
+            <w:pPr>
+              <w:autoSpaceDE w:val="0"/>
+              <w:autoSpaceDN w:val="0"/>
+              <w:adjustRightInd w:val="0"/>
+              <w:jc w:val="center"/>
+              <w:rPr>
+                <w:rFonts w:ascii="TimesNewRomanPSMT" w:hAnsi="TimesNewRomanPSMT" w:cs="TimesNewRomanPSMT"/>
+                <w:b/>
+                <w:bCs/>
+                <w:sz w:val="20"/>
+              </w:rPr>
+            </w:pPr>
+            <w:r>
+              <w:rPr>
+                <w:rFonts w:ascii="TimesNewRomanPSMT" w:hAnsi="TimesNewRomanPSMT" w:cs="TimesNewRomanPSMT"/>
+                <w:b/>
+                <w:bCs/>
+                <w:sz w:val="20"/>
+              </w:rPr>
+              <w:t xml:space="preserve">See </w:t>
+            </w:r>
+            <w:r>
+              <w:rPr>
+                <w:rFonts w:ascii="TimesNewRomanPSMT" w:hAnsi="TimesNewRomanPSMT" w:cs="TimesNewRomanPSMT"/>
+                <w:b/>
+                <w:bCs/>
+                <w:sz w:val="20"/>
+              </w:rPr>
+              <w:t xml:space="preserve">Policy on Use </w:t>
+            </w:r>
+            <w:r>
+              <w:rPr>
+                <w:rFonts w:ascii="TimesNewRomanPSMT" w:hAnsi="TimesNewRomanPSMT" w:cs="TimesNewRomanPSMT"/>
+                <w:b/>
+                <w:bCs/>
+                <w:sz w:val="20"/>
+              </w:rPr>
+              <w:t>in Syllabus</w:t>
+            </w:r>
+          </w:p>
+          <w:p>
+            <w:pPr>
+              <w:autoSpaceDE w:val="0"/>
+              <w:autoSpaceDN w:val="0"/>
+              <w:adjustRightInd w:val="0"/>
+              <w:rPr>
+                <w:rFonts w:ascii="TimesNewRomanPSMT" w:hAnsi="TimesNewRomanPSMT" w:cs="TimesNewRomanPSMT"/>
+                <w:sz w:val="20"/>
+              </w:rPr>
+            </w:pPr>
+            <w:r>
+              <w:rPr>
+                <w:rFonts w:ascii="TimesNewRomanPSMT" w:hAnsi="TimesNewRomanPSMT" w:cs="TimesNewRomanPSMT"/>
+                <w:b/>
+                <w:bCs/>
+                <w:sz w:val="20"/>
+              </w:rPr>
+              <w:t>If used</w:t>
+            </w:r>
+            <w:r>
+              <w:rPr>
+                <w:rFonts w:ascii="TimesNewRomanPSMT" w:hAnsi="TimesNewRomanPSMT" w:cs="TimesNewRomanPSMT"/>
+                <w:sz w:val="20"/>
+              </w:rPr>
+              <w:t>, list the AI tool], provide a short description of use, how use is within the course policy, and link to the transcript of student-AI interactions.</w:t>
+            </w:r>
+          </w:p>
+          <w:p>
+            <w:pPr>
+              <w:autoSpaceDE w:val="0"/>
+              <w:autoSpaceDN w:val="0"/>
+              <w:adjustRightInd w:val="0"/>
+              <w:rPr>
+                <w:rFonts w:ascii="TimesNewRomanPSMT" w:hAnsi="TimesNewRomanPSMT" w:cs="TimesNewRomanPSMT"/>
+                <w:sz w:val="20"/>
+              </w:rPr>
+            </w:pPr>
+            <w:r>
+              <w:rPr>
+                <w:rFonts w:ascii="TimesNewRomanPSMT" w:hAnsi="TimesNewRomanPSMT" w:cs="TimesNewRomanPSMT"/>
+                <w:b/>
+                <w:bCs/>
+                <w:sz w:val="20"/>
+              </w:rPr>
+              <w:t>If not used</w:t>
+            </w:r>
+            <w:r>
+              <w:rPr>
+                <w:rFonts w:ascii="TimesNewRomanPSMT" w:hAnsi="TimesNewRomanPSMT" w:cs="TimesNewRomanPSMT"/>
+                <w:sz w:val="20"/>
+              </w:rPr>
+              <w:t xml:space="preserve">, write “No AI was used in the analysis or write-up of this report.”             </w:t>
+            </w:r>
+            <w:r>
+              <w:rPr>
+                <w:rFonts w:ascii="TimesNewRomanPSMT" w:hAnsi="TimesNewRomanPSMT" w:cs="TimesNewRomanPSMT"/>
+                <w:sz w:val="20"/>
+                <w:bdr w:val="single" w:sz="4" w:space="0" w:color="auto"/>
+              </w:rPr>
+              <w:t xml:space="preserve">3  </w:t>
+            </w:r>
+          </w:p>
+        </w:tc>
+        <w:tc>
+          <w:tcPr>
+            <w:tcW w:w="901" w:type="dxa"/>
+          </w:tcPr>
+          <w:p>
+            <w:pPr>
+              <w:autoSpaceDE w:val="0"/>
+              <w:autoSpaceDN w:val="0"/>
+              <w:adjustRightInd w:val="0"/>
+              <w:jc w:val="center"/>
+              <w:rPr>
+                <w:rFonts w:ascii="TimesNewRomanPS-BoldMT" w:hAnsi="TimesNewRomanPS-BoldMT" w:cs="TimesNewRomanPS-BoldMT"/>
+                <w:bCs/>
+              </w:rPr>
+            </w:pPr>
+            <w:r>
+              <w:rPr>
+                <w:rFonts w:ascii="TimesNewRomanPS-BoldMT" w:hAnsi="TimesNewRomanPS-BoldMT" w:cs="TimesNewRomanPS-BoldMT"/>
+                <w:bCs/>
+              </w:rPr>
+              <w:t>3</w:t>
+            </w:r>
+          </w:p>
+        </w:tc>
+        <w:tc>
+          <w:tcPr>
+            <w:tcW w:w="1350" w:type="dxa"/>
+          </w:tcPr>
+          <w:p>
+            <w:pPr>
+              <w:autoSpaceDE w:val="0"/>
+              <w:autoSpaceDN w:val="0"/>
+              <w:adjustRightInd w:val="0"/>
+              <w:jc w:val="center"/>
+              <w:rPr>
+                <w:rFonts w:ascii="TimesNewRomanPS-BoldMT" w:hAnsi="TimesNewRomanPS-BoldMT" w:cs="TimesNewRomanPS-BoldMT"/>
+                <w:bCs/>
+              </w:rPr>
+            </w:pPr>
+          </w:p>
+        </w:tc>
+      </w:tr>
+      <w:tr>
+        <w:tc>
+          <w:tcPr>
+            <w:tcW w:w="1799" w:type="dxa"/>
+          </w:tcPr>
+          <w:p>
+            <w:pPr>
+              <w:autoSpaceDE w:val="0"/>
+              <w:autoSpaceDN w:val="0"/>
+              <w:adjustRightInd w:val="0"/>
+              <w:jc w:val="center"/>
+              <w:rPr>
+                <w:rFonts w:ascii="TimesNewRomanPS-BoldMT" w:hAnsi="TimesNewRomanPS-BoldMT" w:cs="TimesNewRomanPS-BoldMT"/>
+                <w:b/>
+                <w:bCs/>
+              </w:rPr>
+            </w:pPr>
+            <w:r>
+              <w:rPr>
+                <w:rFonts w:ascii="TimesNewRomanPS-BoldMT" w:hAnsi="TimesNewRomanPS-BoldMT" w:cs="TimesNewRomanPS-BoldMT"/>
+                <w:b/>
+                <w:bCs/>
+              </w:rPr>
+              <w:t>References</w:t>
+            </w:r>
+          </w:p>
+          <w:p>
+            <w:pPr>
+              <w:autoSpaceDE w:val="0"/>
+              <w:autoSpaceDN w:val="0"/>
+              <w:adjustRightInd w:val="0"/>
+              <w:jc w:val="center"/>
+              <w:rPr>
+                <w:rFonts w:ascii="TimesNewRomanPS-BoldMT" w:hAnsi="TimesNewRomanPS-BoldMT" w:cs="TimesNewRomanPS-BoldMT"/>
+                <w:b/>
+                <w:bCs/>
+              </w:rPr>
+            </w:pPr>
+            <w:r>
+              <w:rPr>
+                <w:rFonts w:ascii="TimesNewRomanPS-BoldMT" w:hAnsi="TimesNewRomanPS-BoldMT" w:cs="TimesNewRomanPS-BoldMT"/>
+                <w:b/>
+                <w:bCs/>
+              </w:rPr>
+              <w:t>(2)</w:t>
+            </w:r>
+          </w:p>
+        </w:tc>
+        <w:tc>
+          <w:tcPr>
+            <w:tcW w:w="1261" w:type="dxa"/>
+          </w:tcPr>
+          <w:p>
+            <w:pPr>
+              <w:autoSpaceDE w:val="0"/>
+              <w:autoSpaceDN w:val="0"/>
+              <w:adjustRightInd w:val="0"/>
+              <w:rPr>
+                <w:rFonts w:ascii="TimesNewRomanPSMT" w:hAnsi="TimesNewRomanPSMT" w:cs="TimesNewRomanPSMT"/>
+                <w:sz w:val="20"/>
+              </w:rPr>
+            </w:pPr>
+            <w:r>
+              <w:rPr>
+                <w:rFonts w:ascii="TimesNewRomanPSMT" w:hAnsi="TimesNewRomanPSMT" w:cs="TimesNewRomanPSMT"/>
+                <w:sz w:val="20"/>
+              </w:rPr>
+              <w:t>Absent</w:t>
+            </w:r>
+          </w:p>
+          <w:p>
+            <w:pPr>
+              <w:autoSpaceDE w:val="0"/>
+              <w:autoSpaceDN w:val="0"/>
+              <w:adjustRightInd w:val="0"/>
+              <w:rPr>
+                <w:rFonts w:ascii="TimesNewRomanPSMT" w:hAnsi="TimesNewRomanPSMT" w:cs="TimesNewRomanPSMT"/>
+                <w:sz w:val="20"/>
+              </w:rPr>
+            </w:pPr>
+          </w:p>
+          <w:p>
+            <w:pPr>
+              <w:pStyle w:val="PointValue"/>
+            </w:pPr>
+            <w:r>
+              <w:t>0</w:t>
+            </w:r>
+          </w:p>
+        </w:tc>
+        <w:tc>
+          <w:tcPr>
+            <w:tcW w:w="1707" w:type="dxa"/>
+          </w:tcPr>
+          <w:p>
+            <w:pPr>
+              <w:autoSpaceDE w:val="0"/>
+              <w:autoSpaceDN w:val="0"/>
+              <w:adjustRightInd w:val="0"/>
+            </w:pPr>
+            <w:r>
+              <w:rPr>
+                <w:rFonts w:ascii="TimesNewRomanPSMT" w:hAnsi="TimesNewRomanPSMT" w:cs="TimesNewRomanPSMT"/>
+                <w:sz w:val="20"/>
+              </w:rPr>
+              <w:t>Numerous</w:t>
+            </w:r>
+            <w:r>
+              <w:rPr>
+                <w:rFonts w:ascii="TimesNewRomanPSMT" w:hAnsi="TimesNewRomanPSMT" w:cs="TimesNewRomanPSMT"/>
+                <w:sz w:val="20"/>
+              </w:rPr>
+              <w:t xml:space="preserve"> errors, off-the-wall sources used.</w:t>
+            </w:r>
+            <w:r>
+              <w:rPr>
+                <w:rFonts w:ascii="TimesNewRomanPSMT" w:hAnsi="TimesNewRomanPSMT" w:cs="TimesNewRomanPSMT"/>
+                <w:sz w:val="20"/>
+              </w:rPr>
+              <w:t xml:space="preserve"> </w:t>
+            </w:r>
+            <w:r>
+              <w:t xml:space="preserve"> </w:t>
+            </w:r>
+            <w:r>
+              <w:rPr>
+                <w:bdr w:val="single" w:sz="4" w:space="0" w:color="auto"/>
+              </w:rPr>
+              <w:t>0</w:t>
+            </w:r>
+          </w:p>
+        </w:tc>
+        <w:tc>
+          <w:tcPr>
+            <w:tcW w:w="2255" w:type="dxa"/>
+          </w:tcPr>
+          <w:p>
+            <w:pPr>
+              <w:autoSpaceDE w:val="0"/>
+              <w:autoSpaceDN w:val="0"/>
+              <w:adjustRightInd w:val="0"/>
+            </w:pPr>
+            <w:r>
+              <w:rPr>
+                <w:rFonts w:ascii="TimesNewRomanPSMT" w:hAnsi="TimesNewRomanPSMT" w:cs="TimesNewRomanPSMT"/>
+                <w:sz w:val="20"/>
+              </w:rPr>
+              <w:t>S</w:t>
+            </w:r>
+            <w:r>
+              <w:rPr>
+                <w:rFonts w:ascii="TimesNewRomanPSMT" w:hAnsi="TimesNewRomanPSMT" w:cs="TimesNewRomanPSMT"/>
+                <w:sz w:val="20"/>
+              </w:rPr>
+              <w:t>ome errors</w:t>
+            </w:r>
+            <w:r>
+              <w:rPr>
+                <w:rFonts w:ascii="TimesNewRomanPSMT" w:hAnsi="TimesNewRomanPSMT" w:cs="TimesNewRomanPSMT"/>
+                <w:sz w:val="20"/>
+              </w:rPr>
+              <w:t xml:space="preserve"> in citing format; more sources should be cited</w:t>
+            </w:r>
+            <w:r>
+              <w:rPr>
+                <w:rFonts w:ascii="TimesNewRomanPSMT" w:hAnsi="TimesNewRomanPSMT" w:cs="TimesNewRomanPSMT"/>
+                <w:sz w:val="20"/>
+              </w:rPr>
+              <w:t xml:space="preserve">. </w:t>
+            </w:r>
+            <w:r>
+              <w:rPr>
+                <w:bdr w:val="single" w:sz="4" w:space="0" w:color="auto"/>
+              </w:rPr>
+              <w:t>1</w:t>
+            </w:r>
+          </w:p>
+        </w:tc>
+        <w:tc>
+          <w:tcPr>
+            <w:tcW w:w="1889" w:type="dxa"/>
+          </w:tcPr>
+          <w:p>
+            <w:pPr>
+              <w:autoSpaceDE w:val="0"/>
+              <w:autoSpaceDN w:val="0"/>
+              <w:adjustRightInd w:val="0"/>
+              <w:rPr>
+                <w:rFonts w:ascii="TimesNewRomanPSMT" w:hAnsi="TimesNewRomanPSMT" w:cs="TimesNewRomanPSMT"/>
+                <w:sz w:val="20"/>
+              </w:rPr>
+            </w:pPr>
+            <w:r>
+              <w:rPr>
+                <w:rFonts w:ascii="TimesNewRomanPSMT" w:hAnsi="TimesNewRomanPSMT" w:cs="TimesNewRomanPSMT"/>
+                <w:sz w:val="20"/>
+              </w:rPr>
+              <w:t xml:space="preserve">Prior work cited with </w:t>
+            </w:r>
+            <w:r>
+              <w:rPr>
+                <w:rFonts w:ascii="TimesNewRomanPSMT" w:hAnsi="TimesNewRomanPSMT" w:cs="TimesNewRomanPSMT"/>
+                <w:sz w:val="20"/>
+              </w:rPr>
+              <w:t>few errors</w:t>
+            </w:r>
+            <w:r>
+              <w:rPr>
+                <w:rFonts w:ascii="TimesNewRomanPSMT" w:hAnsi="TimesNewRomanPSMT" w:cs="TimesNewRomanPSMT"/>
+                <w:sz w:val="20"/>
+              </w:rPr>
+              <w:t>.</w:t>
+            </w:r>
+          </w:p>
+          <w:p>
+            <w:pPr>
+              <w:pStyle w:val="PointValue"/>
+            </w:pPr>
+            <w:r>
+              <w:t>2</w:t>
+            </w:r>
+          </w:p>
+        </w:tc>
+        <w:tc>
+          <w:tcPr>
+            <w:tcW w:w="2789" w:type="dxa"/>
+            <w:tcBorders>
+              <w:bottom w:val="single" w:sz="4" w:space="0" w:color="auto"/>
+            </w:tcBorders>
+          </w:tcPr>
+          <w:p>
+            <w:pPr>
+              <w:autoSpaceDE w:val="0"/>
+              <w:autoSpaceDN w:val="0"/>
+              <w:adjustRightInd w:val="0"/>
+              <w:rPr>
+                <w:rFonts w:ascii="TimesNewRomanPS-BoldMT" w:hAnsi="TimesNewRomanPS-BoldMT" w:cs="TimesNewRomanPS-BoldMT"/>
+                <w:bCs/>
+              </w:rPr>
+            </w:pPr>
+            <w:r>
+              <w:rPr>
+                <w:rFonts w:ascii="TimesNewRomanPSMT" w:hAnsi="TimesNewRomanPSMT" w:cs="TimesNewRomanPSMT"/>
+                <w:sz w:val="20"/>
+              </w:rPr>
+              <w:t xml:space="preserve">All </w:t>
+            </w:r>
+            <w:r>
+              <w:rPr>
+                <w:rFonts w:ascii="TimesNewRomanPSMT" w:hAnsi="TimesNewRomanPSMT" w:cs="TimesNewRomanPSMT"/>
+                <w:sz w:val="20"/>
+              </w:rPr>
+              <w:t xml:space="preserve">prior </w:t>
+            </w:r>
+            <w:r>
+              <w:rPr>
+                <w:rFonts w:ascii="TimesNewRomanPSMT" w:hAnsi="TimesNewRomanPSMT" w:cs="TimesNewRomanPSMT"/>
+                <w:sz w:val="20"/>
+              </w:rPr>
+              <w:t>work</w:t>
+            </w:r>
+            <w:r>
+              <w:rPr>
+                <w:rFonts w:ascii="TimesNewRomanPSMT" w:hAnsi="TimesNewRomanPSMT" w:cs="TimesNewRomanPSMT"/>
+                <w:sz w:val="20"/>
+              </w:rPr>
+              <w:t xml:space="preserve"> </w:t>
+            </w:r>
+            <w:r>
+              <w:rPr>
+                <w:rFonts w:ascii="TimesNewRomanPSMT" w:hAnsi="TimesNewRomanPSMT" w:cs="TimesNewRomanPSMT"/>
+                <w:sz w:val="20"/>
+              </w:rPr>
+              <w:t xml:space="preserve">and data sources are </w:t>
+            </w:r>
+            <w:r>
+              <w:rPr>
+                <w:rFonts w:ascii="TimesNewRomanPSMT" w:hAnsi="TimesNewRomanPSMT" w:cs="TimesNewRomanPSMT"/>
+                <w:sz w:val="20"/>
+              </w:rPr>
+              <w:t xml:space="preserve">cited in </w:t>
+            </w:r>
+            <w:r>
+              <w:rPr>
+                <w:rFonts w:ascii="TimesNewRomanPSMT" w:hAnsi="TimesNewRomanPSMT" w:cs="TimesNewRomanPSMT"/>
+                <w:sz w:val="20"/>
+              </w:rPr>
+              <w:t>the correct format with no errors.</w:t>
+            </w:r>
+            <w:r>
+              <w:rPr>
+                <w:rFonts w:ascii="TimesNewRomanPSMT" w:hAnsi="TimesNewRomanPSMT" w:cs="TimesNewRomanPSMT"/>
+                <w:sz w:val="20"/>
+              </w:rPr>
+              <w:t xml:space="preserve">     </w:t>
+            </w:r>
+            <w:r>
+              <w:rPr>
+                <w:rFonts w:ascii="TimesNewRomanPSMT" w:hAnsi="TimesNewRomanPSMT" w:cs="TimesNewRomanPSMT"/>
+                <w:sz w:val="20"/>
+                <w:bdr w:val="single" w:sz="4" w:space="0" w:color="auto"/>
+              </w:rPr>
+              <w:t>2</w:t>
+            </w:r>
+          </w:p>
+        </w:tc>
+        <w:tc>
+          <w:tcPr>
+            <w:tcW w:w="901" w:type="dxa"/>
+          </w:tcPr>
+          <w:p>
+            <w:pPr>
+              <w:autoSpaceDE w:val="0"/>
+              <w:autoSpaceDN w:val="0"/>
+              <w:adjustRightInd w:val="0"/>
+              <w:jc w:val="center"/>
+              <w:rPr>
+                <w:rFonts w:ascii="TimesNewRomanPS-BoldMT" w:hAnsi="TimesNewRomanPS-BoldMT" w:cs="TimesNewRomanPS-BoldMT"/>
+                <w:bCs/>
+              </w:rPr>
+            </w:pPr>
+            <w:r>
+              <w:rPr>
+                <w:rFonts w:ascii="TimesNewRomanPS-BoldMT" w:hAnsi="TimesNewRomanPS-BoldMT" w:cs="TimesNewRomanPS-BoldMT"/>
+                <w:bCs/>
+              </w:rPr>
+              <w:t>2</w:t>
+            </w:r>
+          </w:p>
+        </w:tc>
+        <w:tc>
+          <w:tcPr>
+            <w:tcW w:w="1350" w:type="dxa"/>
+          </w:tcPr>
+          <w:p>
+            <w:pPr>
+              <w:autoSpaceDE w:val="0"/>
+              <w:autoSpaceDN w:val="0"/>
+              <w:adjustRightInd w:val="0"/>
+              <w:jc w:val="center"/>
+              <w:rPr>
+                <w:rFonts w:ascii="TimesNewRomanPS-BoldMT" w:hAnsi="TimesNewRomanPS-BoldMT" w:cs="TimesNewRomanPS-BoldMT"/>
+                <w:bCs/>
+              </w:rPr>
+            </w:pPr>
+          </w:p>
+        </w:tc>
+      </w:tr>
+      <w:tr>
+        <w:tc>
+          <w:tcPr>
+            <w:tcW w:w="1799" w:type="dxa"/>
+            <w:tcBorders>
+              <w:right w:val="single" w:sz="4" w:space="0" w:color="auto"/>
+            </w:tcBorders>
+          </w:tcPr>
+          <w:p>
+            <w:pPr>
+              <w:autoSpaceDE w:val="0"/>
+              <w:autoSpaceDN w:val="0"/>
+              <w:adjustRightInd w:val="0"/>
+              <w:jc w:val="center"/>
+              <w:rPr>
+                <w:rFonts w:ascii="Times New Roman" w:hAnsi="Times New Roman"/>
+                <w:bCs/>
+              </w:rPr>
+            </w:pPr>
+            <w:r>
+              <w:rPr>
+                <w:rFonts w:ascii="Times New Roman" w:hAnsi="Times New Roman"/>
+                <w:b/>
+              </w:rPr>
+              <w:t>TOTAL</w:t>
+            </w:r>
+            <w:r>
+              <w:rPr>
+                <w:rFonts w:ascii="Times New Roman" w:hAnsi="Times New Roman"/>
+                <w:bCs/>
+              </w:rPr>
+              <w:t xml:space="preserve"> (</w:t>
+            </w:r>
+            <w:r>
+              <w:rPr>
+                <w:rFonts w:ascii="Times New Roman" w:hAnsi="Times New Roman"/>
+                <w:bCs/>
+              </w:rPr>
+              <w:t>100</w:t>
+            </w:r>
+            <w:r>
+              <w:rPr>
+                <w:rFonts w:ascii="Times New Roman" w:hAnsi="Times New Roman"/>
+                <w:bCs/>
+              </w:rPr>
+              <w:t>)</w:t>
+            </w:r>
+          </w:p>
+        </w:tc>
+        <w:tc>
+          <w:tcPr>
+            <w:tcW w:w="9901" w:type="dxa"/>
+            <w:gridSpan w:val="5"/>
+            <w:tcBorders>
+              <w:right w:val="single" w:sz="4" w:space="0" w:color="auto"/>
+            </w:tcBorders>
+          </w:tcPr>
+          <w:p>
+            <w:pPr>
+              <w:autoSpaceDE w:val="0"/>
+              <w:autoSpaceDN w:val="0"/>
+              <w:adjustRightInd w:val="0"/>
+              <w:jc w:val="center"/>
+              <w:rPr>
+                <w:rFonts w:ascii="TimesNewRomanPSMT" w:hAnsi="TimesNewRomanPSMT" w:cs="TimesNewRomanPSMT"/>
+                <w:sz w:val="20"/>
+              </w:rPr>
+            </w:pPr>
+          </w:p>
+        </w:tc>
+        <w:tc>
+          <w:tcPr>
+            <w:tcW w:w="901" w:type="dxa"/>
+          </w:tcPr>
+          <w:p>
+            <w:pPr>
+              <w:autoSpaceDE w:val="0"/>
+              <w:autoSpaceDN w:val="0"/>
+              <w:adjustRightInd w:val="0"/>
+              <w:jc w:val="center"/>
+              <w:rPr>
+                <w:rFonts w:ascii="TimesNewRomanPS-BoldMT" w:hAnsi="TimesNewRomanPS-BoldMT" w:cs="TimesNewRomanPS-BoldMT"/>
+                <w:bCs/>
+              </w:rPr>
+            </w:pPr>
+            <w:r>
+              <w:rPr>
+                <w:rFonts w:ascii="TimesNewRomanPS-BoldMT" w:hAnsi="TimesNewRomanPS-BoldMT" w:cs="TimesNewRomanPS-BoldMT"/>
+                <w:bCs/>
+              </w:rPr>
+              <w:t>87</w:t>
+            </w:r>
+          </w:p>
+        </w:tc>
+        <w:tc>
+          <w:tcPr>
+            <w:tcW w:w="1350" w:type="dxa"/>
+          </w:tcPr>
+          <w:p>
+            <w:pPr>
+              <w:autoSpaceDE w:val="0"/>
+              <w:autoSpaceDN w:val="0"/>
+              <w:adjustRightInd w:val="0"/>
+              <w:jc w:val="center"/>
+              <w:rPr>
+                <w:rFonts w:ascii="TimesNewRomanPS-BoldMT" w:hAnsi="TimesNewRomanPS-BoldMT" w:cs="TimesNewRomanPS-BoldMT"/>
+                <w:bCs/>
+              </w:rPr>
+            </w:pPr>
+          </w:p>
+        </w:tc>
+      </w:tr>
+    </w:tbl>
+    <w:p>
+      <w:pPr>
+        <w:spacing w:after="0"/>
+        <w:rPr>
+          <w:rFonts w:ascii="Times New Roman" w:hAnsi="Times New Roman" w:cs="Times New Roman"/>
+        </w:rPr>
+      </w:pPr>
+    </w:p>
     <w:sectPr>
-      <w:pgSz w:w="12240" w:h="15840"/>
+      <w:pgSz w:w="15840" w:h="12240" w:orient="landscape"/>
       <w:pgMar w:top="1440" w:right="1440" w:bottom="1440" w:left="1440" w:header="720" w:footer="720" w:gutter="0"/>
       <w:cols w:space="720"/>
       <w:docGrid w:linePitch="360"/>
@@ -1081,6 +6883,92 @@
 <file path=word/numbering.xml><?xml version="1.0" encoding="utf-8"?>
 <w:numbering xmlns:wpc="http://schemas.microsoft.com/office/word/2010/wordprocessingCanvas" xmlns:cx="http://schemas.microsoft.com/office/drawing/2014/chartex" xmlns:cx1="http://schemas.microsoft.com/office/drawing/2015/9/8/chartex" xmlns:cx2="http://schemas.microsoft.com/office/drawing/2015/10/21/chartex" xmlns:cx3="http://schemas.microsoft.com/office/drawing/2016/5/9/chartex" xmlns:cx4="http://schemas.microsoft.com/office/drawing/2016/5/10/chartex" xmlns:cx5="http://schemas.microsoft.com/office/drawing/2016/5/11/chartex" xmlns:cx6="http://schemas.microsoft.com/office/drawing/2016/5/12/chartex" xmlns:cx7="http://schemas.microsoft.com/office/drawing/2016/5/13/chartex" xmlns:cx8="http://schemas.microsoft.com/office/drawing/2016/5/14/chartex" xmlns:mc="http://schemas.openxmlformats.org/markup-compatibility/2006" xmlns:m="http://schemas.openxmlformats.org/officeDocument/2006/math" xmlns:aink="http://schemas.microsoft.com/office/drawing/2016/ink" xmlns:am3d="http://schemas.microsoft.com/office/drawing/2017/model3d" xmlns:oel="http://schemas.microsoft.com/office/2019/extlst" xmlns:r="http://schemas.openxmlformats.org/officeDocument/2006/relationships" xmlns:wp14="http://schemas.microsoft.com/office/word/2010/wordprocessingDrawing" xmlns:wp="http://schemas.openxmlformats.org/drawingml/2006/wordprocessingDrawing" xmlns:wpg="http://schemas.microsoft.com/office/word/2010/wordprocessingGroup" xmlns:wpi="http://schemas.microsoft.com/office/word/2010/wordprocessingInk" xmlns:wps="http://schemas.microsoft.com/office/word/2010/wordprocessingShape" xmlns:o="urn:schemas-microsoft-com:office:office" xmlns:v="urn:schemas-microsoft-com:vml" xmlns:w10="urn:schemas-microsoft-com:office:word" xmlns:w="http://schemas.openxmlformats.org/wordprocessingml/2006/main" xmlns:w14="http://schemas.microsoft.com/office/word/2010/wordml" xmlns:w15="http://schemas.microsoft.com/office/word/2012/wordml" xmlns:w16cex="http://schemas.microsoft.com/office/word/2018/wordml/cex" xmlns:w16cid="http://schemas.microsoft.com/office/word/2016/wordml/cid" xmlns:w16="http://schemas.microsoft.com/office/word/2018/wordml" xmlns:w16sdtdh="http://schemas.microsoft.com/office/word/2020/wordml/sdtdatahash" xmlns:w16sdtfl="http://schemas.microsoft.com/office/word/2024/wordml/sdtformatlock" xmlns:w16se="http://schemas.microsoft.com/office/word/2015/wordml/symex" xmlns:w16du="http://schemas.microsoft.com/office/word/2023/wordml/word16du" xmlns:wne="http://schemas.microsoft.com/office/word/2006/wordml" mc:Ignorable="w14 w15 w16se w16cid w16 w16cex w16sdtdh w16sdtfl w16du wp14">
   <w:abstractNum w:abstractNumId="0" w15:restartNumberingAfterBreak="0">
+    <w:nsid w:val="1E6135AE"/>
+    <w:multiLevelType w:val="hybridMultilevel"/>
+    <w:tmpl w:val="200CDE84"/>
+    <w:lvl w:ilvl="0" w:tplc="0409000F">
+      <w:start w:val="1"/>
+      <w:numFmt w:val="decimal"/>
+      <w:lvlText w:val="%1."/>
+      <w:lvlJc w:val="left"/>
+      <w:pPr>
+        <w:ind w:left="720" w:hanging="360"/>
+      </w:pPr>
+    </w:lvl>
+    <w:lvl w:ilvl="1" w:tplc="04090019" w:tentative="1">
+      <w:start w:val="1"/>
+      <w:numFmt w:val="lowerLetter"/>
+      <w:lvlText w:val="%2."/>
+      <w:lvlJc w:val="left"/>
+      <w:pPr>
+        <w:ind w:left="1440" w:hanging="360"/>
+      </w:pPr>
+    </w:lvl>
+    <w:lvl w:ilvl="2" w:tplc="0409001B" w:tentative="1">
+      <w:start w:val="1"/>
+      <w:numFmt w:val="lowerRoman"/>
+      <w:lvlText w:val="%3."/>
+      <w:lvlJc w:val="right"/>
+      <w:pPr>
+        <w:ind w:left="2160" w:hanging="180"/>
+      </w:pPr>
+    </w:lvl>
+    <w:lvl w:ilvl="3" w:tplc="0409000F" w:tentative="1">
+      <w:start w:val="1"/>
+      <w:numFmt w:val="decimal"/>
+      <w:lvlText w:val="%4."/>
+      <w:lvlJc w:val="left"/>
+      <w:pPr>
+        <w:ind w:left="2880" w:hanging="360"/>
+      </w:pPr>
+    </w:lvl>
+    <w:lvl w:ilvl="4" w:tplc="04090019" w:tentative="1">
+      <w:start w:val="1"/>
+      <w:numFmt w:val="lowerLetter"/>
+      <w:lvlText w:val="%5."/>
+      <w:lvlJc w:val="left"/>
+      <w:pPr>
+        <w:ind w:left="3600" w:hanging="360"/>
+      </w:pPr>
+    </w:lvl>
+    <w:lvl w:ilvl="5" w:tplc="0409001B" w:tentative="1">
+      <w:start w:val="1"/>
+      <w:numFmt w:val="lowerRoman"/>
+      <w:lvlText w:val="%6."/>
+      <w:lvlJc w:val="right"/>
+      <w:pPr>
+        <w:ind w:left="4320" w:hanging="180"/>
+      </w:pPr>
+    </w:lvl>
+    <w:lvl w:ilvl="6" w:tplc="0409000F" w:tentative="1">
+      <w:start w:val="1"/>
+      <w:numFmt w:val="decimal"/>
+      <w:lvlText w:val="%7."/>
+      <w:lvlJc w:val="left"/>
+      <w:pPr>
+        <w:ind w:left="5040" w:hanging="360"/>
+      </w:pPr>
+    </w:lvl>
+    <w:lvl w:ilvl="7" w:tplc="04090019" w:tentative="1">
+      <w:start w:val="1"/>
+      <w:numFmt w:val="lowerLetter"/>
+      <w:lvlText w:val="%8."/>
+      <w:lvlJc w:val="left"/>
+      <w:pPr>
+        <w:ind w:left="5760" w:hanging="360"/>
+      </w:pPr>
+    </w:lvl>
+    <w:lvl w:ilvl="8" w:tplc="0409001B" w:tentative="1">
+      <w:start w:val="1"/>
+      <w:numFmt w:val="lowerRoman"/>
+      <w:lvlText w:val="%9."/>
+      <w:lvlJc w:val="right"/>
+      <w:pPr>
+        <w:ind w:left="6480" w:hanging="180"/>
+      </w:pPr>
+    </w:lvl>
+  </w:abstractNum>
+  <w:abstractNum w:abstractNumId="1" w15:restartNumberingAfterBreak="0">
     <w:nsid w:val="32D310E6"/>
     <w:multiLevelType w:val="hybridMultilevel"/>
     <w:tmpl w:val="830CE1A8"/>
@@ -1193,7 +7081,97 @@
       </w:rPr>
     </w:lvl>
   </w:abstractNum>
-  <w:abstractNum w:abstractNumId="1" w15:restartNumberingAfterBreak="0">
+  <w:abstractNum w:abstractNumId="2" w15:restartNumberingAfterBreak="0">
+    <w:nsid w:val="3C5125C0"/>
+    <w:multiLevelType w:val="hybridMultilevel"/>
+    <w:tmpl w:val="B622C08C"/>
+    <w:lvl w:ilvl="0" w:tplc="04090017">
+      <w:start w:val="1"/>
+      <w:numFmt w:val="lowerLetter"/>
+      <w:lvlText w:val="%1)"/>
+      <w:lvlJc w:val="left"/>
+      <w:pPr>
+        <w:ind w:left="720" w:hanging="360"/>
+      </w:pPr>
+      <w:rPr>
+        <w:rFonts w:hint="default"/>
+        <w:sz w:val="22"/>
+      </w:rPr>
+    </w:lvl>
+    <w:lvl w:ilvl="1" w:tplc="04090019" w:tentative="1">
+      <w:start w:val="1"/>
+      <w:numFmt w:val="lowerLetter"/>
+      <w:lvlText w:val="%2."/>
+      <w:lvlJc w:val="left"/>
+      <w:pPr>
+        <w:ind w:left="1440" w:hanging="360"/>
+      </w:pPr>
+    </w:lvl>
+    <w:lvl w:ilvl="2" w:tplc="0409001B" w:tentative="1">
+      <w:start w:val="1"/>
+      <w:numFmt w:val="lowerRoman"/>
+      <w:lvlText w:val="%3."/>
+      <w:lvlJc w:val="right"/>
+      <w:pPr>
+        <w:ind w:left="2160" w:hanging="180"/>
+      </w:pPr>
+    </w:lvl>
+    <w:lvl w:ilvl="3" w:tplc="0409000F" w:tentative="1">
+      <w:start w:val="1"/>
+      <w:numFmt w:val="decimal"/>
+      <w:lvlText w:val="%4."/>
+      <w:lvlJc w:val="left"/>
+      <w:pPr>
+        <w:ind w:left="2880" w:hanging="360"/>
+      </w:pPr>
+    </w:lvl>
+    <w:lvl w:ilvl="4" w:tplc="04090019" w:tentative="1">
+      <w:start w:val="1"/>
+      <w:numFmt w:val="lowerLetter"/>
+      <w:lvlText w:val="%5."/>
+      <w:lvlJc w:val="left"/>
+      <w:pPr>
+        <w:ind w:left="3600" w:hanging="360"/>
+      </w:pPr>
+    </w:lvl>
+    <w:lvl w:ilvl="5" w:tplc="0409001B" w:tentative="1">
+      <w:start w:val="1"/>
+      <w:numFmt w:val="lowerRoman"/>
+      <w:lvlText w:val="%6."/>
+      <w:lvlJc w:val="right"/>
+      <w:pPr>
+        <w:ind w:left="4320" w:hanging="180"/>
+      </w:pPr>
+    </w:lvl>
+    <w:lvl w:ilvl="6" w:tplc="0409000F" w:tentative="1">
+      <w:start w:val="1"/>
+      <w:numFmt w:val="decimal"/>
+      <w:lvlText w:val="%7."/>
+      <w:lvlJc w:val="left"/>
+      <w:pPr>
+        <w:ind w:left="5040" w:hanging="360"/>
+      </w:pPr>
+    </w:lvl>
+    <w:lvl w:ilvl="7" w:tplc="04090019" w:tentative="1">
+      <w:start w:val="1"/>
+      <w:numFmt w:val="lowerLetter"/>
+      <w:lvlText w:val="%8."/>
+      <w:lvlJc w:val="left"/>
+      <w:pPr>
+        <w:ind w:left="5760" w:hanging="360"/>
+      </w:pPr>
+    </w:lvl>
+    <w:lvl w:ilvl="8" w:tplc="0409001B" w:tentative="1">
+      <w:start w:val="1"/>
+      <w:numFmt w:val="lowerRoman"/>
+      <w:lvlText w:val="%9."/>
+      <w:lvlJc w:val="right"/>
+      <w:pPr>
+        <w:ind w:left="6480" w:hanging="180"/>
+      </w:pPr>
+    </w:lvl>
+  </w:abstractNum>
+  <w:abstractNum w:abstractNumId="3" w15:restartNumberingAfterBreak="0">
     <w:nsid w:val="56F115F3"/>
     <w:multiLevelType w:val="hybridMultilevel"/>
     <w:tmpl w:val="A21ED818"/>
@@ -1307,10 +7285,16 @@
     </w:lvl>
   </w:abstractNum>
   <w:num w:numId="1" w16cid:durableId="1314137128">
+    <w:abstractNumId w:val="3"/>
+  </w:num>
+  <w:num w:numId="2" w16cid:durableId="1824732588">
     <w:abstractNumId w:val="1"/>
   </w:num>
-  <w:num w:numId="2" w16cid:durableId="1824732588">
+  <w:num w:numId="3" w16cid:durableId="1546795341">
     <w:abstractNumId w:val="0"/>
+  </w:num>
+  <w:num w:numId="4" w16cid:durableId="221142027">
+    <w:abstractNumId w:val="2"/>
   </w:num>
 </w:numbering>
 </file>
@@ -2242,6 +8226,103 @@
       <w:color w:val="666666"/>
     </w:rPr>
   </w:style>
+  <w:style w:type="table" w:styleId="TableGrid">
+    <w:name w:val="Table Grid"/>
+    <w:basedOn w:val="TableNormal"/>
+    <w:uiPriority w:val="39"/>
+    <w:rsid w:val="005C672A"/>
+    <w:pPr>
+      <w:spacing w:after="0" w:line="240" w:lineRule="auto"/>
+    </w:pPr>
+    <w:tblPr>
+      <w:tblBorders>
+        <w:top w:val="single" w:sz="4" w:space="0" w:color="auto"/>
+        <w:left w:val="single" w:sz="4" w:space="0" w:color="auto"/>
+        <w:bottom w:val="single" w:sz="4" w:space="0" w:color="auto"/>
+        <w:right w:val="single" w:sz="4" w:space="0" w:color="auto"/>
+        <w:insideH w:val="single" w:sz="4" w:space="0" w:color="auto"/>
+        <w:insideV w:val="single" w:sz="4" w:space="0" w:color="auto"/>
+      </w:tblBorders>
+    </w:tblPr>
+  </w:style>
+  <w:style w:type="paragraph" w:styleId="Caption">
+    <w:name w:val="caption"/>
+    <w:basedOn w:val="Normal"/>
+    <w:next w:val="Normal"/>
+    <w:uiPriority w:val="35"/>
+    <w:unhideWhenUsed/>
+    <w:qFormat/>
+    <w:rsid w:val="00824FA7"/>
+    <w:pPr>
+      <w:spacing w:after="200" w:line="240" w:lineRule="auto"/>
+    </w:pPr>
+    <w:rPr>
+      <w:i/>
+      <w:iCs/>
+      <w:color w:val="0E2841" w:themeColor="text2"/>
+      <w:sz w:val="18"/>
+      <w:szCs w:val="18"/>
+    </w:rPr>
+  </w:style>
+  <w:style w:type="character" w:styleId="Hyperlink">
+    <w:name w:val="Hyperlink"/>
+    <w:basedOn w:val="DefaultParagraphFont"/>
+    <w:uiPriority w:val="99"/>
+    <w:unhideWhenUsed/>
+    <w:rsid w:val="00C45196"/>
+    <w:rPr>
+      <w:color w:val="467886" w:themeColor="hyperlink"/>
+      <w:u w:val="single"/>
+    </w:rPr>
+  </w:style>
+  <w:style w:type="character" w:styleId="UnresolvedMention">
+    <w:name w:val="Unresolved Mention"/>
+    <w:basedOn w:val="DefaultParagraphFont"/>
+    <w:uiPriority w:val="99"/>
+    <w:semiHidden/>
+    <w:unhideWhenUsed/>
+    <w:rsid w:val="00C45196"/>
+    <w:rPr>
+      <w:color w:val="605E5C"/>
+      <w:shd w:val="clear" w:color="auto" w:fill="E1DFDD"/>
+    </w:rPr>
+  </w:style>
+  <w:style w:type="paragraph" w:styleId="NormalWeb">
+    <w:name w:val="Normal (Web)"/>
+    <w:basedOn w:val="Normal"/>
+    <w:uiPriority w:val="99"/>
+    <w:unhideWhenUsed/>
+    <w:rsid w:val="009D6FE9"/>
+    <w:pPr>
+      <w:spacing w:before="100" w:beforeAutospacing="1" w:after="100" w:afterAutospacing="1" w:line="240" w:lineRule="auto"/>
+    </w:pPr>
+    <w:rPr>
+      <w:rFonts w:ascii="Times New Roman" w:eastAsia="Times New Roman" w:hAnsi="Times New Roman" w:cs="Times New Roman"/>
+      <w:kern w:val="0"/>
+      <w14:ligatures w14:val="none"/>
+    </w:rPr>
+  </w:style>
+  <w:style w:type="paragraph" w:customStyle="1" w:styleId="PointValue">
+    <w:name w:val="PointValue"/>
+    <w:basedOn w:val="Normal"/>
+    <w:qFormat/>
+    <w:rsid w:val="00A6155B"/>
+    <w:pPr>
+      <w:autoSpaceDE w:val="0"/>
+      <w:autoSpaceDN w:val="0"/>
+      <w:adjustRightInd w:val="0"/>
+      <w:spacing w:after="0" w:line="240" w:lineRule="auto"/>
+      <w:jc w:val="center"/>
+    </w:pPr>
+    <w:rPr>
+      <w:rFonts w:ascii="TimesNewRomanPSMT" w:eastAsia="Calibri" w:hAnsi="TimesNewRomanPSMT" w:cs="TimesNewRomanPSMT"/>
+      <w:kern w:val="0"/>
+      <w:sz w:val="20"/>
+      <w:szCs w:val="20"/>
+      <w:bdr w:val="single" w:sz="4" w:space="0" w:color="auto"/>
+      <w14:ligatures w14:val="none"/>
+    </w:rPr>
+  </w:style>
 </w:styles>
 </file>
 
@@ -2538,4 +8619,16 @@
     </a:ext>
   </a:extLst>
 </a:theme>
+</file>
+
+<file path=customXml/item1.xml><?xml version="1.0" encoding="utf-8"?>
+<b:Sources xmlns:b="http://schemas.openxmlformats.org/officeDocument/2006/bibliography" xmlns="http://schemas.openxmlformats.org/officeDocument/2006/bibliography" SelectedStyle="/APASixthEditionOfficeOnline.xsl" StyleName="APA" Version="6"/>
+</file>
+
+<file path=customXml/itemProps1.xml><?xml version="1.0" encoding="utf-8"?>
+<ds:datastoreItem xmlns:ds="http://schemas.openxmlformats.org/officeDocument/2006/customXml" ds:itemID="{B7A240F3-A166-7F47-B216-CB787E553B4C}">
+  <ds:schemaRefs>
+    <ds:schemaRef ds:uri="http://schemas.openxmlformats.org/officeDocument/2006/bibliography"/>
+  </ds:schemaRefs>
+</ds:datastoreItem>
 </file>